--- a/教材/前端網頁設計與網站開發筆記.docx
+++ b/教材/前端網頁設計與網站開發筆記.docx
@@ -273,7 +273,7 @@
     <w:p>
       <w:pPr>
         <w:rPr>
-          <w:rFonts w:ascii="微軟正黑體" w:eastAsia="微軟正黑體" w:hAnsi="微軟正黑體" w:hint="eastAsia"/>
+          <w:rFonts w:ascii="微軟正黑體" w:eastAsia="微軟正黑體" w:hAnsi="微軟正黑體"/>
           <w:b/>
           <w:color w:val="000000" w:themeColor="text1"/>
           <w:sz w:val="20"/>
@@ -400,7 +400,7 @@
     <w:p>
       <w:pPr>
         <w:rPr>
-          <w:rFonts w:ascii="微軟正黑體" w:eastAsia="微軟正黑體" w:hAnsi="微軟正黑體" w:hint="eastAsia"/>
+          <w:rFonts w:ascii="微軟正黑體" w:eastAsia="微軟正黑體" w:hAnsi="微軟正黑體"/>
           <w:b/>
           <w:color w:val="000000" w:themeColor="text1"/>
           <w:sz w:val="32"/>
@@ -462,6 +462,7 @@
         <w:rPr>
           <w:rFonts w:ascii="微軟正黑體" w:eastAsia="微軟正黑體" w:hAnsi="微軟正黑體"/>
           <w:b/>
+          <w:noProof/>
           <w:color w:val="000000" w:themeColor="text1"/>
           <w:sz w:val="20"/>
           <w:szCs w:val="20"/>
@@ -549,6 +550,7 @@
         <w:rPr>
           <w:rFonts w:ascii="微軟正黑體" w:eastAsia="微軟正黑體" w:hAnsi="微軟正黑體"/>
           <w:b/>
+          <w:noProof/>
           <w:color w:val="000000" w:themeColor="text1"/>
           <w:sz w:val="20"/>
           <w:szCs w:val="20"/>
@@ -988,6 +990,7 @@
         <w:rPr>
           <w:rFonts w:ascii="微軟正黑體" w:eastAsia="微軟正黑體" w:hAnsi="微軟正黑體"/>
           <w:b/>
+          <w:noProof/>
           <w:color w:val="000000" w:themeColor="text1"/>
           <w:sz w:val="20"/>
           <w:szCs w:val="20"/>
@@ -1097,7 +1100,6 @@
                           <w:p>
                             <w:pPr>
                               <w:rPr>
-                                <w:rFonts w:hint="eastAsia"/>
                                 <w:b/>
                                 <w:color w:val="44546A" w:themeColor="text2"/>
                                 <w:sz w:val="36"/>
@@ -1507,7 +1509,7 @@
     <w:p>
       <w:pPr>
         <w:rPr>
-          <w:rFonts w:ascii="微軟正黑體" w:eastAsia="微軟正黑體" w:hAnsi="微軟正黑體" w:hint="eastAsia"/>
+          <w:rFonts w:ascii="微軟正黑體" w:eastAsia="微軟正黑體" w:hAnsi="微軟正黑體"/>
           <w:b/>
           <w:color w:val="000000" w:themeColor="text1"/>
           <w:sz w:val="20"/>
@@ -2118,14 +2120,13 @@
     <w:p>
       <w:pPr>
         <w:rPr>
-          <w:rFonts w:ascii="微軟正黑體" w:eastAsia="微軟正黑體" w:hAnsi="微軟正黑體" w:hint="eastAsia"/>
-          <w:b/>
-          <w:color w:val="000000" w:themeColor="text1"/>
-          <w:sz w:val="20"/>
-          <w:szCs w:val="20"/>
-        </w:rPr>
-      </w:pPr>
-      <w:bookmarkStart w:id="0" w:name="_GoBack"/>
+          <w:rFonts w:ascii="微軟正黑體" w:eastAsia="微軟正黑體" w:hAnsi="微軟正黑體"/>
+          <w:b/>
+          <w:color w:val="000000" w:themeColor="text1"/>
+          <w:sz w:val="20"/>
+          <w:szCs w:val="20"/>
+        </w:rPr>
+      </w:pPr>
       <w:r>
         <w:rPr>
           <w:rFonts w:ascii="微軟正黑體" w:eastAsia="微軟正黑體" w:hAnsi="微軟正黑體" w:hint="eastAsia"/>
@@ -2177,6 +2178,91 @@
           </wp:inline>
         </w:drawing>
       </w:r>
+    </w:p>
+    <w:p>
+      <w:pPr>
+        <w:rPr>
+          <w:rFonts w:ascii="微軟正黑體" w:eastAsia="微軟正黑體" w:hAnsi="微軟正黑體"/>
+          <w:b/>
+          <w:color w:val="000000" w:themeColor="text1"/>
+          <w:sz w:val="20"/>
+          <w:szCs w:val="20"/>
+        </w:rPr>
+      </w:pPr>
+    </w:p>
+    <w:p>
+      <w:pPr>
+        <w:rPr>
+          <w:rFonts w:ascii="微軟正黑體" w:eastAsia="微軟正黑體" w:hAnsi="微軟正黑體" w:hint="eastAsia"/>
+          <w:b/>
+          <w:color w:val="000000" w:themeColor="text1"/>
+          <w:sz w:val="20"/>
+          <w:szCs w:val="20"/>
+        </w:rPr>
+      </w:pPr>
+      <w:proofErr w:type="spellStart"/>
+      <w:r>
+        <w:rPr>
+          <w:rFonts w:ascii="微軟正黑體" w:eastAsia="微軟正黑體" w:hAnsi="微軟正黑體"/>
+          <w:b/>
+          <w:color w:val="000000" w:themeColor="text1"/>
+          <w:sz w:val="20"/>
+          <w:szCs w:val="20"/>
+        </w:rPr>
+        <w:t>S</w:t>
+      </w:r>
+      <w:r>
+        <w:rPr>
+          <w:rFonts w:ascii="微軟正黑體" w:eastAsia="微軟正黑體" w:hAnsi="微軟正黑體" w:hint="eastAsia"/>
+          <w:b/>
+          <w:color w:val="000000" w:themeColor="text1"/>
+          <w:sz w:val="20"/>
+          <w:szCs w:val="20"/>
+        </w:rPr>
+        <w:t>h</w:t>
+      </w:r>
+      <w:r>
+        <w:rPr>
+          <w:rFonts w:ascii="微軟正黑體" w:eastAsia="微軟正黑體" w:hAnsi="微軟正黑體"/>
+          <w:b/>
+          <w:color w:val="000000" w:themeColor="text1"/>
+          <w:sz w:val="20"/>
+          <w:szCs w:val="20"/>
+        </w:rPr>
+        <w:t>ift+Alt+F</w:t>
+      </w:r>
+      <w:proofErr w:type="spellEnd"/>
+      <w:r>
+        <w:rPr>
+          <w:rFonts w:ascii="微軟正黑體" w:eastAsia="微軟正黑體" w:hAnsi="微軟正黑體"/>
+          <w:b/>
+          <w:color w:val="000000" w:themeColor="text1"/>
+          <w:sz w:val="20"/>
+          <w:szCs w:val="20"/>
+        </w:rPr>
+        <w:t xml:space="preserve"> </w:t>
+      </w:r>
+      <w:r>
+        <w:rPr>
+          <w:rFonts w:ascii="微軟正黑體" w:eastAsia="微軟正黑體" w:hAnsi="微軟正黑體"/>
+          <w:b/>
+          <w:color w:val="000000" w:themeColor="text1"/>
+          <w:sz w:val="20"/>
+          <w:szCs w:val="20"/>
+        </w:rPr>
+        <w:sym w:font="Wingdings" w:char="F0E8"/>
+      </w:r>
+      <w:r>
+        <w:rPr>
+          <w:rFonts w:ascii="微軟正黑體" w:eastAsia="微軟正黑體" w:hAnsi="微軟正黑體"/>
+          <w:b/>
+          <w:color w:val="000000" w:themeColor="text1"/>
+          <w:sz w:val="20"/>
+          <w:szCs w:val="20"/>
+        </w:rPr>
+        <w:t>可以自動排版</w:t>
+      </w:r>
+      <w:bookmarkStart w:id="0" w:name="_GoBack"/>
       <w:bookmarkEnd w:id="0"/>
     </w:p>
     <w:sectPr>

--- a/教材/前端網頁設計與網站開發筆記.docx
+++ b/教材/前端網頁設計與網站開發筆記.docx
@@ -483,7 +483,7 @@
                     <pic:cNvPicPr/>
                   </pic:nvPicPr>
                   <pic:blipFill>
-                    <a:blip r:embed="rId4"/>
+                    <a:blip r:embed="rId5"/>
                     <a:stretch>
                       <a:fillRect/>
                     </a:stretch>
@@ -571,7 +571,7 @@
                     <pic:cNvPicPr/>
                   </pic:nvPicPr>
                   <pic:blipFill>
-                    <a:blip r:embed="rId5"/>
+                    <a:blip r:embed="rId6"/>
                     <a:stretch>
                       <a:fillRect/>
                     </a:stretch>
@@ -1011,7 +1011,7 @@
                     <pic:cNvPicPr/>
                   </pic:nvPicPr>
                   <pic:blipFill>
-                    <a:blip r:embed="rId6"/>
+                    <a:blip r:embed="rId7"/>
                     <a:stretch>
                       <a:fillRect/>
                     </a:stretch>
@@ -1146,7 +1146,6 @@
                     <w:p>
                       <w:pPr>
                         <w:rPr>
-                          <w:rFonts w:hint="eastAsia"/>
                           <w:b/>
                           <w:color w:val="44546A" w:themeColor="text2"/>
                           <w:sz w:val="36"/>
@@ -1351,7 +1350,7 @@
                     <pic:cNvPicPr/>
                   </pic:nvPicPr>
                   <pic:blipFill>
-                    <a:blip r:embed="rId7"/>
+                    <a:blip r:embed="rId8"/>
                     <a:stretch>
                       <a:fillRect/>
                     </a:stretch>
@@ -1403,7 +1402,7 @@
                     <pic:cNvPicPr/>
                   </pic:nvPicPr>
                   <pic:blipFill>
-                    <a:blip r:embed="rId8"/>
+                    <a:blip r:embed="rId9"/>
                     <a:stretch>
                       <a:fillRect/>
                     </a:stretch>
@@ -1475,7 +1474,7 @@
                     <pic:cNvPicPr/>
                   </pic:nvPicPr>
                   <pic:blipFill>
-                    <a:blip r:embed="rId9"/>
+                    <a:blip r:embed="rId10"/>
                     <a:stretch>
                       <a:fillRect/>
                     </a:stretch>
@@ -1567,7 +1566,7 @@
                     <pic:cNvPicPr/>
                   </pic:nvPicPr>
                   <pic:blipFill>
-                    <a:blip r:embed="rId10"/>
+                    <a:blip r:embed="rId11"/>
                     <a:stretch>
                       <a:fillRect/>
                     </a:stretch>
@@ -1886,7 +1885,7 @@
                     <pic:cNvPicPr/>
                   </pic:nvPicPr>
                   <pic:blipFill>
-                    <a:blip r:embed="rId11"/>
+                    <a:blip r:embed="rId12"/>
                     <a:stretch>
                       <a:fillRect/>
                     </a:stretch>
@@ -2152,7 +2151,7 @@
                     <pic:cNvPicPr/>
                   </pic:nvPicPr>
                   <pic:blipFill>
-                    <a:blip r:embed="rId12" cstate="print">
+                    <a:blip r:embed="rId13" cstate="print">
                       <a:extLst>
                         <a:ext uri="{28A0092B-C50C-407E-A947-70E740481C1C}">
                           <a14:useLocalDpi xmlns:a14="http://schemas.microsoft.com/office/drawing/2010/main" val="0"/>
@@ -2193,25 +2192,1125 @@
     <w:p>
       <w:pPr>
         <w:rPr>
+          <w:rFonts w:ascii="微軟正黑體" w:eastAsia="微軟正黑體" w:hAnsi="微軟正黑體"/>
+          <w:b/>
+          <w:color w:val="000000" w:themeColor="text1"/>
+          <w:sz w:val="20"/>
+          <w:szCs w:val="20"/>
+        </w:rPr>
+      </w:pPr>
+      <w:proofErr w:type="spellStart"/>
+      <w:r>
+        <w:rPr>
+          <w:rFonts w:ascii="微軟正黑體" w:eastAsia="微軟正黑體" w:hAnsi="微軟正黑體"/>
+          <w:b/>
+          <w:color w:val="000000" w:themeColor="text1"/>
+          <w:sz w:val="20"/>
+          <w:szCs w:val="20"/>
+        </w:rPr>
+        <w:t>S</w:t>
+      </w:r>
+      <w:r>
+        <w:rPr>
           <w:rFonts w:ascii="微軟正黑體" w:eastAsia="微軟正黑體" w:hAnsi="微軟正黑體" w:hint="eastAsia"/>
           <w:b/>
           <w:color w:val="000000" w:themeColor="text1"/>
           <w:sz w:val="20"/>
           <w:szCs w:val="20"/>
         </w:rPr>
-      </w:pPr>
+        <w:t>h</w:t>
+      </w:r>
+      <w:r>
+        <w:rPr>
+          <w:rFonts w:ascii="微軟正黑體" w:eastAsia="微軟正黑體" w:hAnsi="微軟正黑體"/>
+          <w:b/>
+          <w:color w:val="000000" w:themeColor="text1"/>
+          <w:sz w:val="20"/>
+          <w:szCs w:val="20"/>
+        </w:rPr>
+        <w:t>ift+Alt+F</w:t>
+      </w:r>
+      <w:proofErr w:type="spellEnd"/>
+      <w:r>
+        <w:rPr>
+          <w:rFonts w:ascii="微軟正黑體" w:eastAsia="微軟正黑體" w:hAnsi="微軟正黑體"/>
+          <w:b/>
+          <w:color w:val="000000" w:themeColor="text1"/>
+          <w:sz w:val="20"/>
+          <w:szCs w:val="20"/>
+        </w:rPr>
+        <w:t xml:space="preserve"> </w:t>
+      </w:r>
+      <w:r>
+        <w:rPr>
+          <w:rFonts w:ascii="微軟正黑體" w:eastAsia="微軟正黑體" w:hAnsi="微軟正黑體"/>
+          <w:b/>
+          <w:color w:val="000000" w:themeColor="text1"/>
+          <w:sz w:val="20"/>
+          <w:szCs w:val="20"/>
+        </w:rPr>
+        <w:sym w:font="Wingdings" w:char="F0E8"/>
+      </w:r>
+      <w:r>
+        <w:rPr>
+          <w:rFonts w:ascii="微軟正黑體" w:eastAsia="微軟正黑體" w:hAnsi="微軟正黑體"/>
+          <w:b/>
+          <w:color w:val="000000" w:themeColor="text1"/>
+          <w:sz w:val="20"/>
+          <w:szCs w:val="20"/>
+        </w:rPr>
+        <w:t>可以自動排版</w:t>
+      </w:r>
+    </w:p>
+    <w:p>
+      <w:pPr>
+        <w:rPr>
+          <w:rFonts w:ascii="微軟正黑體" w:eastAsia="微軟正黑體" w:hAnsi="微軟正黑體"/>
+          <w:b/>
+          <w:color w:val="000000" w:themeColor="text1"/>
+          <w:sz w:val="20"/>
+          <w:szCs w:val="20"/>
+        </w:rPr>
+      </w:pPr>
+    </w:p>
+    <w:p>
+      <w:pPr>
+        <w:rPr>
+          <w:rFonts w:ascii="微軟正黑體" w:eastAsia="微軟正黑體" w:hAnsi="微軟正黑體"/>
+          <w:b/>
+          <w:color w:val="000000" w:themeColor="text1"/>
+          <w:sz w:val="20"/>
+          <w:szCs w:val="20"/>
+        </w:rPr>
+      </w:pPr>
+    </w:p>
+    <w:p>
+      <w:pPr>
+        <w:rPr>
+          <w:rFonts w:ascii="微軟正黑體" w:eastAsia="微軟正黑體" w:hAnsi="微軟正黑體"/>
+          <w:b/>
+          <w:color w:val="000000" w:themeColor="text1"/>
+          <w:sz w:val="20"/>
+          <w:szCs w:val="20"/>
+        </w:rPr>
+      </w:pPr>
+      <w:r>
+        <w:rPr>
+          <w:rFonts w:ascii="微軟正黑體" w:eastAsia="微軟正黑體" w:hAnsi="微軟正黑體"/>
+          <w:b/>
+          <w:color w:val="000000" w:themeColor="text1"/>
+          <w:sz w:val="20"/>
+          <w:szCs w:val="20"/>
+        </w:rPr>
+        <w:t>CSS的顏色優先順序</w:t>
+      </w:r>
+    </w:p>
+    <w:p>
+      <w:pPr>
+        <w:rPr>
+          <w:rFonts w:ascii="微軟正黑體" w:eastAsia="微軟正黑體" w:hAnsi="微軟正黑體"/>
+          <w:b/>
+          <w:color w:val="000000" w:themeColor="text1"/>
+          <w:sz w:val="20"/>
+          <w:szCs w:val="20"/>
+        </w:rPr>
+      </w:pPr>
+      <w:r>
+        <w:rPr>
+          <w:rFonts w:ascii="微軟正黑體" w:eastAsia="微軟正黑體" w:hAnsi="微軟正黑體"/>
+          <w:b/>
+          <w:color w:val="000000" w:themeColor="text1"/>
+          <w:sz w:val="20"/>
+          <w:szCs w:val="20"/>
+        </w:rPr>
+        <w:t>範例：</w:t>
+      </w:r>
+    </w:p>
+    <w:p>
+      <w:pPr>
+        <w:widowControl/>
+        <w:shd w:val="clear" w:color="auto" w:fill="121314"/>
+        <w:spacing w:line="330" w:lineRule="atLeast"/>
+        <w:rPr>
+          <w:rFonts w:ascii="Consolas" w:eastAsia="新細明體" w:hAnsi="Consolas" w:cs="新細明體"/>
+          <w:color w:val="BBBEBF"/>
+          <w:kern w:val="0"/>
+          <w:szCs w:val="24"/>
+        </w:rPr>
+      </w:pPr>
+      <w:r>
+        <w:rPr>
+          <w:rFonts w:ascii="Consolas" w:eastAsia="新細明體" w:hAnsi="Consolas" w:cs="新細明體"/>
+          <w:color w:val="808080"/>
+          <w:kern w:val="0"/>
+          <w:szCs w:val="24"/>
+        </w:rPr>
+        <w:t>&lt;</w:t>
+      </w:r>
+      <w:proofErr w:type="gramStart"/>
+      <w:r>
+        <w:rPr>
+          <w:rFonts w:ascii="Consolas" w:eastAsia="新細明體" w:hAnsi="Consolas" w:cs="新細明體"/>
+          <w:color w:val="7EE787"/>
+          <w:kern w:val="0"/>
+          <w:szCs w:val="24"/>
+        </w:rPr>
+        <w:t>style</w:t>
+      </w:r>
+      <w:proofErr w:type="gramEnd"/>
+      <w:r>
+        <w:rPr>
+          <w:rFonts w:ascii="Consolas" w:eastAsia="新細明體" w:hAnsi="Consolas" w:cs="新細明體"/>
+          <w:color w:val="808080"/>
+          <w:kern w:val="0"/>
+          <w:szCs w:val="24"/>
+        </w:rPr>
+        <w:t>&gt;</w:t>
+      </w:r>
+    </w:p>
+    <w:p>
+      <w:pPr>
+        <w:widowControl/>
+        <w:shd w:val="clear" w:color="auto" w:fill="121314"/>
+        <w:spacing w:line="330" w:lineRule="atLeast"/>
+        <w:rPr>
+          <w:rFonts w:ascii="Consolas" w:eastAsia="新細明體" w:hAnsi="Consolas" w:cs="新細明體"/>
+          <w:color w:val="BBBEBF"/>
+          <w:kern w:val="0"/>
+          <w:szCs w:val="24"/>
+        </w:rPr>
+      </w:pPr>
+      <w:r>
+        <w:rPr>
+          <w:rFonts w:ascii="Consolas" w:eastAsia="新細明體" w:hAnsi="Consolas" w:cs="新細明體"/>
+          <w:color w:val="D4D4D4"/>
+          <w:kern w:val="0"/>
+          <w:szCs w:val="24"/>
+        </w:rPr>
+        <w:t xml:space="preserve">        </w:t>
+      </w:r>
+      <w:r>
+        <w:rPr>
+          <w:rFonts w:ascii="Consolas" w:eastAsia="新細明體" w:hAnsi="Consolas" w:cs="新細明體"/>
+          <w:color w:val="7EE787"/>
+          <w:kern w:val="0"/>
+          <w:szCs w:val="24"/>
+        </w:rPr>
+        <w:t>*</w:t>
+      </w:r>
+      <w:r>
+        <w:rPr>
+          <w:rFonts w:ascii="Consolas" w:eastAsia="新細明體" w:hAnsi="Consolas" w:cs="新細明體"/>
+          <w:color w:val="D4D4D4"/>
+          <w:kern w:val="0"/>
+          <w:szCs w:val="24"/>
+        </w:rPr>
+        <w:t xml:space="preserve"> {</w:t>
+      </w:r>
+    </w:p>
+    <w:p>
+      <w:pPr>
+        <w:widowControl/>
+        <w:shd w:val="clear" w:color="auto" w:fill="121314"/>
+        <w:spacing w:line="330" w:lineRule="atLeast"/>
+        <w:rPr>
+          <w:rFonts w:ascii="Consolas" w:eastAsia="新細明體" w:hAnsi="Consolas" w:cs="新細明體"/>
+          <w:color w:val="BBBEBF"/>
+          <w:kern w:val="0"/>
+          <w:szCs w:val="24"/>
+        </w:rPr>
+      </w:pPr>
+      <w:r>
+        <w:rPr>
+          <w:rFonts w:ascii="Consolas" w:eastAsia="新細明體" w:hAnsi="Consolas" w:cs="新細明體"/>
+          <w:color w:val="D4D4D4"/>
+          <w:kern w:val="0"/>
+          <w:szCs w:val="24"/>
+        </w:rPr>
+        <w:t xml:space="preserve">            </w:t>
+      </w:r>
       <w:proofErr w:type="spellStart"/>
-      <w:r>
-        <w:rPr>
-          <w:rFonts w:ascii="微軟正黑體" w:eastAsia="微軟正黑體" w:hAnsi="微軟正黑體"/>
-          <w:b/>
-          <w:color w:val="000000" w:themeColor="text1"/>
-          <w:sz w:val="20"/>
-          <w:szCs w:val="20"/>
-        </w:rPr>
-        <w:t>S</w:t>
-      </w:r>
-      <w:r>
+      <w:proofErr w:type="gramStart"/>
+      <w:r>
+        <w:rPr>
+          <w:rFonts w:ascii="Consolas" w:eastAsia="新細明體" w:hAnsi="Consolas" w:cs="新細明體"/>
+          <w:color w:val="9CDCFE"/>
+          <w:kern w:val="0"/>
+          <w:szCs w:val="24"/>
+        </w:rPr>
+        <w:t>color</w:t>
+      </w:r>
+      <w:r>
+        <w:rPr>
+          <w:rFonts w:ascii="Consolas" w:eastAsia="新細明體" w:hAnsi="Consolas" w:cs="新細明體"/>
+          <w:color w:val="D4D4D4"/>
+          <w:kern w:val="0"/>
+          <w:szCs w:val="24"/>
+        </w:rPr>
+        <w:t>:</w:t>
+      </w:r>
+      <w:proofErr w:type="gramEnd"/>
+      <w:r>
+        <w:rPr>
+          <w:rFonts w:ascii="Consolas" w:eastAsia="新細明體" w:hAnsi="Consolas" w:cs="新細明體"/>
+          <w:color w:val="CE9178"/>
+          <w:kern w:val="0"/>
+          <w:szCs w:val="24"/>
+        </w:rPr>
+        <w:t>brown</w:t>
+      </w:r>
+      <w:proofErr w:type="spellEnd"/>
+    </w:p>
+    <w:p>
+      <w:pPr>
+        <w:widowControl/>
+        <w:shd w:val="clear" w:color="auto" w:fill="121314"/>
+        <w:spacing w:line="330" w:lineRule="atLeast"/>
+        <w:rPr>
+          <w:rFonts w:ascii="Consolas" w:eastAsia="新細明體" w:hAnsi="Consolas" w:cs="新細明體"/>
+          <w:color w:val="BBBEBF"/>
+          <w:kern w:val="0"/>
+          <w:szCs w:val="24"/>
+        </w:rPr>
+      </w:pPr>
+      <w:r>
+        <w:rPr>
+          <w:rFonts w:ascii="Consolas" w:eastAsia="新細明體" w:hAnsi="Consolas" w:cs="新細明體"/>
+          <w:color w:val="D4D4D4"/>
+          <w:kern w:val="0"/>
+          <w:szCs w:val="24"/>
+        </w:rPr>
+        <w:t>        }</w:t>
+      </w:r>
+    </w:p>
+    <w:p>
+      <w:pPr>
+        <w:widowControl/>
+        <w:shd w:val="clear" w:color="auto" w:fill="121314"/>
+        <w:spacing w:line="330" w:lineRule="atLeast"/>
+        <w:rPr>
+          <w:rFonts w:ascii="Consolas" w:eastAsia="新細明體" w:hAnsi="Consolas" w:cs="新細明體"/>
+          <w:color w:val="BBBEBF"/>
+          <w:kern w:val="0"/>
+          <w:szCs w:val="24"/>
+        </w:rPr>
+      </w:pPr>
+    </w:p>
+    <w:p>
+      <w:pPr>
+        <w:widowControl/>
+        <w:shd w:val="clear" w:color="auto" w:fill="121314"/>
+        <w:spacing w:line="330" w:lineRule="atLeast"/>
+        <w:rPr>
+          <w:rFonts w:ascii="Consolas" w:eastAsia="新細明體" w:hAnsi="Consolas" w:cs="新細明體"/>
+          <w:color w:val="BBBEBF"/>
+          <w:kern w:val="0"/>
+          <w:szCs w:val="24"/>
+        </w:rPr>
+      </w:pPr>
+      <w:r>
+        <w:rPr>
+          <w:rFonts w:ascii="Consolas" w:eastAsia="新細明體" w:hAnsi="Consolas" w:cs="新細明體"/>
+          <w:color w:val="D4D4D4"/>
+          <w:kern w:val="0"/>
+          <w:szCs w:val="24"/>
+        </w:rPr>
+        <w:t xml:space="preserve">        </w:t>
+      </w:r>
+      <w:r>
+        <w:rPr>
+          <w:rFonts w:ascii="Consolas" w:eastAsia="新細明體" w:hAnsi="Consolas" w:cs="新細明體"/>
+          <w:color w:val="D7BA7D"/>
+          <w:kern w:val="0"/>
+          <w:szCs w:val="24"/>
+        </w:rPr>
+        <w:t>h2</w:t>
+      </w:r>
+      <w:r>
+        <w:rPr>
+          <w:rFonts w:ascii="Consolas" w:eastAsia="新細明體" w:hAnsi="Consolas" w:cs="新細明體"/>
+          <w:color w:val="D4D4D4"/>
+          <w:kern w:val="0"/>
+          <w:szCs w:val="24"/>
+        </w:rPr>
+        <w:t xml:space="preserve"> {</w:t>
+      </w:r>
+    </w:p>
+    <w:p>
+      <w:pPr>
+        <w:widowControl/>
+        <w:shd w:val="clear" w:color="auto" w:fill="121314"/>
+        <w:spacing w:line="330" w:lineRule="atLeast"/>
+        <w:rPr>
+          <w:rFonts w:ascii="Consolas" w:eastAsia="新細明體" w:hAnsi="Consolas" w:cs="新細明體"/>
+          <w:color w:val="BBBEBF"/>
+          <w:kern w:val="0"/>
+          <w:szCs w:val="24"/>
+        </w:rPr>
+      </w:pPr>
+      <w:r>
+        <w:rPr>
+          <w:rFonts w:ascii="Consolas" w:eastAsia="新細明體" w:hAnsi="Consolas" w:cs="新細明體"/>
+          <w:color w:val="D4D4D4"/>
+          <w:kern w:val="0"/>
+          <w:szCs w:val="24"/>
+        </w:rPr>
+        <w:t xml:space="preserve">            </w:t>
+      </w:r>
+      <w:proofErr w:type="gramStart"/>
+      <w:r>
+        <w:rPr>
+          <w:rFonts w:ascii="Consolas" w:eastAsia="新細明體" w:hAnsi="Consolas" w:cs="新細明體"/>
+          <w:color w:val="9CDCFE"/>
+          <w:kern w:val="0"/>
+          <w:szCs w:val="24"/>
+        </w:rPr>
+        <w:t>color</w:t>
+      </w:r>
+      <w:proofErr w:type="gramEnd"/>
+      <w:r>
+        <w:rPr>
+          <w:rFonts w:ascii="Consolas" w:eastAsia="新細明體" w:hAnsi="Consolas" w:cs="新細明體"/>
+          <w:color w:val="D4D4D4"/>
+          <w:kern w:val="0"/>
+          <w:szCs w:val="24"/>
+        </w:rPr>
+        <w:t xml:space="preserve">: </w:t>
+      </w:r>
+      <w:r>
+        <w:rPr>
+          <w:rFonts w:ascii="Consolas" w:eastAsia="新細明體" w:hAnsi="Consolas" w:cs="新細明體"/>
+          <w:color w:val="CE9178"/>
+          <w:kern w:val="0"/>
+          <w:szCs w:val="24"/>
+        </w:rPr>
+        <w:t>aqua</w:t>
+      </w:r>
+      <w:r>
+        <w:rPr>
+          <w:rFonts w:ascii="Consolas" w:eastAsia="新細明體" w:hAnsi="Consolas" w:cs="新細明體"/>
+          <w:color w:val="D4D4D4"/>
+          <w:kern w:val="0"/>
+          <w:szCs w:val="24"/>
+        </w:rPr>
+        <w:t>;</w:t>
+      </w:r>
+    </w:p>
+    <w:p>
+      <w:pPr>
+        <w:widowControl/>
+        <w:shd w:val="clear" w:color="auto" w:fill="121314"/>
+        <w:spacing w:line="330" w:lineRule="atLeast"/>
+        <w:rPr>
+          <w:rFonts w:ascii="Consolas" w:eastAsia="新細明體" w:hAnsi="Consolas" w:cs="新細明體"/>
+          <w:color w:val="BBBEBF"/>
+          <w:kern w:val="0"/>
+          <w:szCs w:val="24"/>
+        </w:rPr>
+      </w:pPr>
+      <w:r>
+        <w:rPr>
+          <w:rFonts w:ascii="Consolas" w:eastAsia="新細明體" w:hAnsi="Consolas" w:cs="新細明體"/>
+          <w:color w:val="D4D4D4"/>
+          <w:kern w:val="0"/>
+          <w:szCs w:val="24"/>
+        </w:rPr>
+        <w:t>        }</w:t>
+      </w:r>
+    </w:p>
+    <w:p>
+      <w:pPr>
+        <w:widowControl/>
+        <w:shd w:val="clear" w:color="auto" w:fill="121314"/>
+        <w:spacing w:line="330" w:lineRule="atLeast"/>
+        <w:rPr>
+          <w:rFonts w:ascii="Consolas" w:eastAsia="新細明體" w:hAnsi="Consolas" w:cs="新細明體"/>
+          <w:color w:val="BBBEBF"/>
+          <w:kern w:val="0"/>
+          <w:szCs w:val="24"/>
+        </w:rPr>
+      </w:pPr>
+    </w:p>
+    <w:p>
+      <w:pPr>
+        <w:widowControl/>
+        <w:shd w:val="clear" w:color="auto" w:fill="121314"/>
+        <w:spacing w:line="330" w:lineRule="atLeast"/>
+        <w:rPr>
+          <w:rFonts w:ascii="Consolas" w:eastAsia="新細明體" w:hAnsi="Consolas" w:cs="新細明體"/>
+          <w:color w:val="BBBEBF"/>
+          <w:kern w:val="0"/>
+          <w:szCs w:val="24"/>
+        </w:rPr>
+      </w:pPr>
+      <w:r>
+        <w:rPr>
+          <w:rFonts w:ascii="Consolas" w:eastAsia="新細明體" w:hAnsi="Consolas" w:cs="新細明體"/>
+          <w:color w:val="D4D4D4"/>
+          <w:kern w:val="0"/>
+          <w:szCs w:val="24"/>
+        </w:rPr>
+        <w:lastRenderedPageBreak/>
+        <w:t xml:space="preserve">        </w:t>
+      </w:r>
+      <w:r>
+        <w:rPr>
+          <w:rFonts w:ascii="Consolas" w:eastAsia="新細明體" w:hAnsi="Consolas" w:cs="新細明體"/>
+          <w:color w:val="D7BA7D"/>
+          <w:kern w:val="0"/>
+          <w:szCs w:val="24"/>
+        </w:rPr>
+        <w:t>.second</w:t>
+      </w:r>
+      <w:r>
+        <w:rPr>
+          <w:rFonts w:ascii="Consolas" w:eastAsia="新細明體" w:hAnsi="Consolas" w:cs="新細明體"/>
+          <w:color w:val="D4D4D4"/>
+          <w:kern w:val="0"/>
+          <w:szCs w:val="24"/>
+        </w:rPr>
+        <w:t xml:space="preserve"> {</w:t>
+      </w:r>
+    </w:p>
+    <w:p>
+      <w:pPr>
+        <w:widowControl/>
+        <w:shd w:val="clear" w:color="auto" w:fill="121314"/>
+        <w:spacing w:line="330" w:lineRule="atLeast"/>
+        <w:rPr>
+          <w:rFonts w:ascii="Consolas" w:eastAsia="新細明體" w:hAnsi="Consolas" w:cs="新細明體"/>
+          <w:color w:val="BBBEBF"/>
+          <w:kern w:val="0"/>
+          <w:szCs w:val="24"/>
+        </w:rPr>
+      </w:pPr>
+      <w:r>
+        <w:rPr>
+          <w:rFonts w:ascii="Consolas" w:eastAsia="新細明體" w:hAnsi="Consolas" w:cs="新細明體"/>
+          <w:color w:val="D4D4D4"/>
+          <w:kern w:val="0"/>
+          <w:szCs w:val="24"/>
+        </w:rPr>
+        <w:t xml:space="preserve">            </w:t>
+      </w:r>
+      <w:proofErr w:type="gramStart"/>
+      <w:r>
+        <w:rPr>
+          <w:rFonts w:ascii="Consolas" w:eastAsia="新細明體" w:hAnsi="Consolas" w:cs="新細明體"/>
+          <w:color w:val="9CDCFE"/>
+          <w:kern w:val="0"/>
+          <w:szCs w:val="24"/>
+        </w:rPr>
+        <w:t>color</w:t>
+      </w:r>
+      <w:proofErr w:type="gramEnd"/>
+      <w:r>
+        <w:rPr>
+          <w:rFonts w:ascii="Consolas" w:eastAsia="新細明體" w:hAnsi="Consolas" w:cs="新細明體"/>
+          <w:color w:val="D4D4D4"/>
+          <w:kern w:val="0"/>
+          <w:szCs w:val="24"/>
+        </w:rPr>
+        <w:t xml:space="preserve">: </w:t>
+      </w:r>
+      <w:r>
+        <w:rPr>
+          <w:rFonts w:ascii="Consolas" w:eastAsia="新細明體" w:hAnsi="Consolas" w:cs="新細明體"/>
+          <w:color w:val="CE9178"/>
+          <w:kern w:val="0"/>
+          <w:szCs w:val="24"/>
+        </w:rPr>
+        <w:t>blue</w:t>
+      </w:r>
+      <w:r>
+        <w:rPr>
+          <w:rFonts w:ascii="Consolas" w:eastAsia="新細明體" w:hAnsi="Consolas" w:cs="新細明體"/>
+          <w:color w:val="D4D4D4"/>
+          <w:kern w:val="0"/>
+          <w:szCs w:val="24"/>
+        </w:rPr>
+        <w:t>;</w:t>
+      </w:r>
+    </w:p>
+    <w:p>
+      <w:pPr>
+        <w:widowControl/>
+        <w:shd w:val="clear" w:color="auto" w:fill="121314"/>
+        <w:spacing w:line="330" w:lineRule="atLeast"/>
+        <w:rPr>
+          <w:rFonts w:ascii="Consolas" w:eastAsia="新細明體" w:hAnsi="Consolas" w:cs="新細明體"/>
+          <w:color w:val="BBBEBF"/>
+          <w:kern w:val="0"/>
+          <w:szCs w:val="24"/>
+        </w:rPr>
+      </w:pPr>
+      <w:r>
+        <w:rPr>
+          <w:rFonts w:ascii="Consolas" w:eastAsia="新細明體" w:hAnsi="Consolas" w:cs="新細明體"/>
+          <w:color w:val="D4D4D4"/>
+          <w:kern w:val="0"/>
+          <w:szCs w:val="24"/>
+        </w:rPr>
+        <w:t>        }</w:t>
+      </w:r>
+    </w:p>
+    <w:p>
+      <w:pPr>
+        <w:widowControl/>
+        <w:shd w:val="clear" w:color="auto" w:fill="121314"/>
+        <w:spacing w:line="330" w:lineRule="atLeast"/>
+        <w:rPr>
+          <w:rFonts w:ascii="Consolas" w:eastAsia="新細明體" w:hAnsi="Consolas" w:cs="新細明體"/>
+          <w:color w:val="BBBEBF"/>
+          <w:kern w:val="0"/>
+          <w:szCs w:val="24"/>
+        </w:rPr>
+      </w:pPr>
+    </w:p>
+    <w:p>
+      <w:pPr>
+        <w:widowControl/>
+        <w:shd w:val="clear" w:color="auto" w:fill="121314"/>
+        <w:spacing w:line="330" w:lineRule="atLeast"/>
+        <w:rPr>
+          <w:rFonts w:ascii="Consolas" w:eastAsia="新細明體" w:hAnsi="Consolas" w:cs="新細明體"/>
+          <w:color w:val="BBBEBF"/>
+          <w:kern w:val="0"/>
+          <w:szCs w:val="24"/>
+        </w:rPr>
+      </w:pPr>
+      <w:r>
+        <w:rPr>
+          <w:rFonts w:ascii="Consolas" w:eastAsia="新細明體" w:hAnsi="Consolas" w:cs="新細明體"/>
+          <w:color w:val="D4D4D4"/>
+          <w:kern w:val="0"/>
+          <w:szCs w:val="24"/>
+        </w:rPr>
+        <w:t xml:space="preserve">        </w:t>
+      </w:r>
+      <w:r>
+        <w:rPr>
+          <w:rFonts w:ascii="Consolas" w:eastAsia="新細明體" w:hAnsi="Consolas" w:cs="新細明體"/>
+          <w:color w:val="D7BA7D"/>
+          <w:kern w:val="0"/>
+          <w:szCs w:val="24"/>
+        </w:rPr>
+        <w:t>#first</w:t>
+      </w:r>
+      <w:r>
+        <w:rPr>
+          <w:rFonts w:ascii="Consolas" w:eastAsia="新細明體" w:hAnsi="Consolas" w:cs="新細明體"/>
+          <w:color w:val="D4D4D4"/>
+          <w:kern w:val="0"/>
+          <w:szCs w:val="24"/>
+        </w:rPr>
+        <w:t xml:space="preserve"> {</w:t>
+      </w:r>
+    </w:p>
+    <w:p>
+      <w:pPr>
+        <w:widowControl/>
+        <w:shd w:val="clear" w:color="auto" w:fill="121314"/>
+        <w:spacing w:line="330" w:lineRule="atLeast"/>
+        <w:rPr>
+          <w:rFonts w:ascii="Consolas" w:eastAsia="新細明體" w:hAnsi="Consolas" w:cs="新細明體"/>
+          <w:color w:val="BBBEBF"/>
+          <w:kern w:val="0"/>
+          <w:szCs w:val="24"/>
+        </w:rPr>
+      </w:pPr>
+      <w:r>
+        <w:rPr>
+          <w:rFonts w:ascii="Consolas" w:eastAsia="新細明體" w:hAnsi="Consolas" w:cs="新細明體"/>
+          <w:color w:val="D4D4D4"/>
+          <w:kern w:val="0"/>
+          <w:szCs w:val="24"/>
+        </w:rPr>
+        <w:t xml:space="preserve">            </w:t>
+      </w:r>
+      <w:proofErr w:type="gramStart"/>
+      <w:r>
+        <w:rPr>
+          <w:rFonts w:ascii="Consolas" w:eastAsia="新細明體" w:hAnsi="Consolas" w:cs="新細明體"/>
+          <w:color w:val="9CDCFE"/>
+          <w:kern w:val="0"/>
+          <w:szCs w:val="24"/>
+        </w:rPr>
+        <w:t>color</w:t>
+      </w:r>
+      <w:proofErr w:type="gramEnd"/>
+      <w:r>
+        <w:rPr>
+          <w:rFonts w:ascii="Consolas" w:eastAsia="新細明體" w:hAnsi="Consolas" w:cs="新細明體"/>
+          <w:color w:val="D4D4D4"/>
+          <w:kern w:val="0"/>
+          <w:szCs w:val="24"/>
+        </w:rPr>
+        <w:t xml:space="preserve">: </w:t>
+      </w:r>
+      <w:proofErr w:type="spellStart"/>
+      <w:r>
+        <w:rPr>
+          <w:rFonts w:ascii="Consolas" w:eastAsia="新細明體" w:hAnsi="Consolas" w:cs="新細明體"/>
+          <w:color w:val="CE9178"/>
+          <w:kern w:val="0"/>
+          <w:szCs w:val="24"/>
+        </w:rPr>
+        <w:t>blueviolet</w:t>
+      </w:r>
+      <w:proofErr w:type="spellEnd"/>
+      <w:r>
+        <w:rPr>
+          <w:rFonts w:ascii="Consolas" w:eastAsia="新細明體" w:hAnsi="Consolas" w:cs="新細明體"/>
+          <w:color w:val="D4D4D4"/>
+          <w:kern w:val="0"/>
+          <w:szCs w:val="24"/>
+        </w:rPr>
+        <w:t>;</w:t>
+      </w:r>
+    </w:p>
+    <w:p>
+      <w:pPr>
+        <w:widowControl/>
+        <w:shd w:val="clear" w:color="auto" w:fill="121314"/>
+        <w:spacing w:line="330" w:lineRule="atLeast"/>
+        <w:rPr>
+          <w:rFonts w:ascii="Consolas" w:eastAsia="新細明體" w:hAnsi="Consolas" w:cs="新細明體"/>
+          <w:color w:val="BBBEBF"/>
+          <w:kern w:val="0"/>
+          <w:szCs w:val="24"/>
+        </w:rPr>
+      </w:pPr>
+      <w:r>
+        <w:rPr>
+          <w:rFonts w:ascii="Consolas" w:eastAsia="新細明體" w:hAnsi="Consolas" w:cs="新細明體"/>
+          <w:color w:val="D4D4D4"/>
+          <w:kern w:val="0"/>
+          <w:szCs w:val="24"/>
+        </w:rPr>
+        <w:t>        }</w:t>
+      </w:r>
+    </w:p>
+    <w:p>
+      <w:pPr>
+        <w:widowControl/>
+        <w:shd w:val="clear" w:color="auto" w:fill="121314"/>
+        <w:spacing w:line="330" w:lineRule="atLeast"/>
+        <w:rPr>
+          <w:rFonts w:ascii="Consolas" w:eastAsia="新細明體" w:hAnsi="Consolas" w:cs="新細明體"/>
+          <w:color w:val="BBBEBF"/>
+          <w:kern w:val="0"/>
+          <w:szCs w:val="24"/>
+        </w:rPr>
+      </w:pPr>
+      <w:r>
+        <w:rPr>
+          <w:rFonts w:ascii="Consolas" w:eastAsia="新細明體" w:hAnsi="Consolas" w:cs="新細明體"/>
+          <w:color w:val="D4D4D4"/>
+          <w:kern w:val="0"/>
+          <w:szCs w:val="24"/>
+        </w:rPr>
+        <w:t xml:space="preserve">    </w:t>
+      </w:r>
+      <w:r>
+        <w:rPr>
+          <w:rFonts w:ascii="Consolas" w:eastAsia="新細明體" w:hAnsi="Consolas" w:cs="新細明體"/>
+          <w:color w:val="808080"/>
+          <w:kern w:val="0"/>
+          <w:szCs w:val="24"/>
+        </w:rPr>
+        <w:t>&lt;/</w:t>
+      </w:r>
+      <w:r>
+        <w:rPr>
+          <w:rFonts w:ascii="Consolas" w:eastAsia="新細明體" w:hAnsi="Consolas" w:cs="新細明體"/>
+          <w:color w:val="7EE787"/>
+          <w:kern w:val="0"/>
+          <w:szCs w:val="24"/>
+        </w:rPr>
+        <w:t>style</w:t>
+      </w:r>
+      <w:r>
+        <w:rPr>
+          <w:rFonts w:ascii="Consolas" w:eastAsia="新細明體" w:hAnsi="Consolas" w:cs="新細明體"/>
+          <w:color w:val="808080"/>
+          <w:kern w:val="0"/>
+          <w:szCs w:val="24"/>
+        </w:rPr>
+        <w:t>&gt;</w:t>
+      </w:r>
+    </w:p>
+    <w:p>
+      <w:pPr>
+        <w:widowControl/>
+        <w:shd w:val="clear" w:color="auto" w:fill="121314"/>
+        <w:spacing w:line="330" w:lineRule="atLeast"/>
+        <w:rPr>
+          <w:rFonts w:ascii="Consolas" w:eastAsia="新細明體" w:hAnsi="Consolas" w:cs="新細明體"/>
+          <w:color w:val="BBBEBF"/>
+          <w:kern w:val="0"/>
+          <w:szCs w:val="24"/>
+        </w:rPr>
+      </w:pPr>
+      <w:r>
+        <w:rPr>
+          <w:rFonts w:ascii="Consolas" w:eastAsia="新細明體" w:hAnsi="Consolas" w:cs="新細明體"/>
+          <w:color w:val="BBBEBF"/>
+          <w:kern w:val="0"/>
+          <w:szCs w:val="24"/>
+        </w:rPr>
+        <w:t xml:space="preserve">    </w:t>
+      </w:r>
+      <w:r>
+        <w:rPr>
+          <w:rFonts w:ascii="Consolas" w:eastAsia="新細明體" w:hAnsi="Consolas" w:cs="新細明體"/>
+          <w:color w:val="808080"/>
+          <w:kern w:val="0"/>
+          <w:szCs w:val="24"/>
+        </w:rPr>
+        <w:t>&lt;/</w:t>
+      </w:r>
+      <w:r>
+        <w:rPr>
+          <w:rFonts w:ascii="Consolas" w:eastAsia="新細明體" w:hAnsi="Consolas" w:cs="新細明體"/>
+          <w:color w:val="7EE787"/>
+          <w:kern w:val="0"/>
+          <w:szCs w:val="24"/>
+        </w:rPr>
+        <w:t>head</w:t>
+      </w:r>
+      <w:r>
+        <w:rPr>
+          <w:rFonts w:ascii="Consolas" w:eastAsia="新細明體" w:hAnsi="Consolas" w:cs="新細明體"/>
+          <w:color w:val="808080"/>
+          <w:kern w:val="0"/>
+          <w:szCs w:val="24"/>
+        </w:rPr>
+        <w:t>&gt;</w:t>
+      </w:r>
+    </w:p>
+    <w:p>
+      <w:pPr>
+        <w:widowControl/>
+        <w:shd w:val="clear" w:color="auto" w:fill="121314"/>
+        <w:spacing w:line="330" w:lineRule="atLeast"/>
+        <w:rPr>
+          <w:rFonts w:ascii="Consolas" w:eastAsia="新細明體" w:hAnsi="Consolas" w:cs="新細明體"/>
+          <w:color w:val="BBBEBF"/>
+          <w:kern w:val="0"/>
+          <w:szCs w:val="24"/>
+        </w:rPr>
+      </w:pPr>
+      <w:r>
+        <w:rPr>
+          <w:rFonts w:ascii="Consolas" w:eastAsia="新細明體" w:hAnsi="Consolas" w:cs="新細明體"/>
+          <w:color w:val="808080"/>
+          <w:kern w:val="0"/>
+          <w:szCs w:val="24"/>
+        </w:rPr>
+        <w:t>&lt;</w:t>
+      </w:r>
+      <w:proofErr w:type="gramStart"/>
+      <w:r>
+        <w:rPr>
+          <w:rFonts w:ascii="Consolas" w:eastAsia="新細明體" w:hAnsi="Consolas" w:cs="新細明體"/>
+          <w:color w:val="7EE787"/>
+          <w:kern w:val="0"/>
+          <w:szCs w:val="24"/>
+        </w:rPr>
+        <w:t>body</w:t>
+      </w:r>
+      <w:proofErr w:type="gramEnd"/>
+      <w:r>
+        <w:rPr>
+          <w:rFonts w:ascii="Consolas" w:eastAsia="新細明體" w:hAnsi="Consolas" w:cs="新細明體"/>
+          <w:color w:val="808080"/>
+          <w:kern w:val="0"/>
+          <w:szCs w:val="24"/>
+        </w:rPr>
+        <w:t>&gt;</w:t>
+      </w:r>
+    </w:p>
+    <w:p>
+      <w:pPr>
+        <w:widowControl/>
+        <w:shd w:val="clear" w:color="auto" w:fill="121314"/>
+        <w:spacing w:line="330" w:lineRule="atLeast"/>
+        <w:rPr>
+          <w:rFonts w:ascii="Consolas" w:eastAsia="新細明體" w:hAnsi="Consolas" w:cs="新細明體"/>
+          <w:color w:val="BBBEBF"/>
+          <w:kern w:val="0"/>
+          <w:szCs w:val="24"/>
+        </w:rPr>
+      </w:pPr>
+      <w:r>
+        <w:rPr>
+          <w:rFonts w:ascii="Consolas" w:eastAsia="新細明體" w:hAnsi="Consolas" w:cs="新細明體"/>
+          <w:color w:val="BBBEBF"/>
+          <w:kern w:val="0"/>
+          <w:szCs w:val="24"/>
+        </w:rPr>
+        <w:t xml:space="preserve">    </w:t>
+      </w:r>
+      <w:r>
+        <w:rPr>
+          <w:rFonts w:ascii="Consolas" w:eastAsia="新細明體" w:hAnsi="Consolas" w:cs="新細明體"/>
+          <w:color w:val="808080"/>
+          <w:kern w:val="0"/>
+          <w:szCs w:val="24"/>
+        </w:rPr>
+        <w:t>&lt;</w:t>
+      </w:r>
+      <w:r>
+        <w:rPr>
+          <w:rFonts w:ascii="Consolas" w:eastAsia="新細明體" w:hAnsi="Consolas" w:cs="新細明體"/>
+          <w:color w:val="7EE787"/>
+          <w:kern w:val="0"/>
+          <w:szCs w:val="24"/>
+        </w:rPr>
+        <w:t>h1</w:t>
+      </w:r>
+      <w:r>
+        <w:rPr>
+          <w:rFonts w:ascii="Consolas" w:eastAsia="新細明體" w:hAnsi="Consolas" w:cs="新細明體"/>
+          <w:color w:val="BBBEBF"/>
+          <w:kern w:val="0"/>
+          <w:szCs w:val="24"/>
+        </w:rPr>
+        <w:t xml:space="preserve"> </w:t>
+      </w:r>
+      <w:r>
+        <w:rPr>
+          <w:rFonts w:ascii="Consolas" w:eastAsia="新細明體" w:hAnsi="Consolas" w:cs="新細明體"/>
+          <w:color w:val="9CDCFE"/>
+          <w:kern w:val="0"/>
+          <w:szCs w:val="24"/>
+        </w:rPr>
+        <w:t>id</w:t>
+      </w:r>
+      <w:r>
+        <w:rPr>
+          <w:rFonts w:ascii="Consolas" w:eastAsia="新細明體" w:hAnsi="Consolas" w:cs="新細明體"/>
+          <w:color w:val="BBBEBF"/>
+          <w:kern w:val="0"/>
+          <w:szCs w:val="24"/>
+        </w:rPr>
+        <w:t>=</w:t>
+      </w:r>
+      <w:r>
+        <w:rPr>
+          <w:rFonts w:ascii="Consolas" w:eastAsia="新細明體" w:hAnsi="Consolas" w:cs="新細明體"/>
+          <w:color w:val="A5D6FF"/>
+          <w:kern w:val="0"/>
+          <w:szCs w:val="24"/>
+        </w:rPr>
+        <w:t>"first"</w:t>
+      </w:r>
+      <w:r>
+        <w:rPr>
+          <w:rFonts w:ascii="Consolas" w:eastAsia="新細明體" w:hAnsi="Consolas" w:cs="新細明體"/>
+          <w:color w:val="BBBEBF"/>
+          <w:kern w:val="0"/>
+          <w:szCs w:val="24"/>
+        </w:rPr>
+        <w:t xml:space="preserve"> </w:t>
+      </w:r>
+      <w:r>
+        <w:rPr>
+          <w:rFonts w:ascii="Consolas" w:eastAsia="新細明體" w:hAnsi="Consolas" w:cs="新細明體"/>
+          <w:color w:val="9CDCFE"/>
+          <w:kern w:val="0"/>
+          <w:szCs w:val="24"/>
+        </w:rPr>
+        <w:t>class</w:t>
+      </w:r>
+      <w:r>
+        <w:rPr>
+          <w:rFonts w:ascii="Consolas" w:eastAsia="新細明體" w:hAnsi="Consolas" w:cs="新細明體"/>
+          <w:color w:val="BBBEBF"/>
+          <w:kern w:val="0"/>
+          <w:szCs w:val="24"/>
+        </w:rPr>
+        <w:t>=</w:t>
+      </w:r>
+      <w:r>
+        <w:rPr>
+          <w:rFonts w:ascii="Consolas" w:eastAsia="新細明體" w:hAnsi="Consolas" w:cs="新細明體"/>
+          <w:color w:val="A5D6FF"/>
+          <w:kern w:val="0"/>
+          <w:szCs w:val="24"/>
+        </w:rPr>
+        <w:t>"second"</w:t>
+      </w:r>
+      <w:r>
+        <w:rPr>
+          <w:rFonts w:ascii="Consolas" w:eastAsia="新細明體" w:hAnsi="Consolas" w:cs="新細明體"/>
+          <w:color w:val="808080"/>
+          <w:kern w:val="0"/>
+          <w:szCs w:val="24"/>
+        </w:rPr>
+        <w:t>&gt;</w:t>
+      </w:r>
+      <w:r>
+        <w:rPr>
+          <w:rFonts w:ascii="Consolas" w:eastAsia="新細明體" w:hAnsi="Consolas" w:cs="新細明體"/>
+          <w:color w:val="BBBEBF"/>
+          <w:kern w:val="0"/>
+          <w:szCs w:val="24"/>
+        </w:rPr>
+        <w:t>TEST</w:t>
+      </w:r>
+      <w:r>
+        <w:rPr>
+          <w:rFonts w:ascii="Consolas" w:eastAsia="新細明體" w:hAnsi="Consolas" w:cs="新細明體"/>
+          <w:color w:val="808080"/>
+          <w:kern w:val="0"/>
+          <w:szCs w:val="24"/>
+        </w:rPr>
+        <w:t>&lt;/</w:t>
+      </w:r>
+      <w:r>
+        <w:rPr>
+          <w:rFonts w:ascii="Consolas" w:eastAsia="新細明體" w:hAnsi="Consolas" w:cs="新細明體"/>
+          <w:color w:val="7EE787"/>
+          <w:kern w:val="0"/>
+          <w:szCs w:val="24"/>
+        </w:rPr>
+        <w:t>h1</w:t>
+      </w:r>
+      <w:r>
+        <w:rPr>
+          <w:rFonts w:ascii="Consolas" w:eastAsia="新細明體" w:hAnsi="Consolas" w:cs="新細明體"/>
+          <w:color w:val="808080"/>
+          <w:kern w:val="0"/>
+          <w:szCs w:val="24"/>
+        </w:rPr>
+        <w:t>&gt;</w:t>
+      </w:r>
+    </w:p>
+    <w:p>
+      <w:pPr>
+        <w:widowControl/>
+        <w:shd w:val="clear" w:color="auto" w:fill="121314"/>
+        <w:spacing w:line="330" w:lineRule="atLeast"/>
+        <w:rPr>
+          <w:rFonts w:ascii="Consolas" w:eastAsia="新細明體" w:hAnsi="Consolas" w:cs="新細明體"/>
+          <w:color w:val="BBBEBF"/>
+          <w:kern w:val="0"/>
+          <w:szCs w:val="24"/>
+        </w:rPr>
+      </w:pPr>
+      <w:r>
+        <w:rPr>
+          <w:rFonts w:ascii="Consolas" w:eastAsia="新細明體" w:hAnsi="Consolas" w:cs="新細明體"/>
+          <w:color w:val="BBBEBF"/>
+          <w:kern w:val="0"/>
+          <w:szCs w:val="24"/>
+        </w:rPr>
+        <w:t xml:space="preserve">    </w:t>
+      </w:r>
+      <w:r>
+        <w:rPr>
+          <w:rFonts w:ascii="Consolas" w:eastAsia="新細明體" w:hAnsi="Consolas" w:cs="新細明體"/>
+          <w:color w:val="808080"/>
+          <w:kern w:val="0"/>
+          <w:szCs w:val="24"/>
+        </w:rPr>
+        <w:t>&lt;</w:t>
+      </w:r>
+      <w:r>
+        <w:rPr>
+          <w:rFonts w:ascii="Consolas" w:eastAsia="新細明體" w:hAnsi="Consolas" w:cs="新細明體"/>
+          <w:color w:val="7EE787"/>
+          <w:kern w:val="0"/>
+          <w:szCs w:val="24"/>
+        </w:rPr>
+        <w:t>h2</w:t>
+      </w:r>
+      <w:r>
+        <w:rPr>
+          <w:rFonts w:ascii="Consolas" w:eastAsia="新細明體" w:hAnsi="Consolas" w:cs="新細明體"/>
+          <w:color w:val="BBBEBF"/>
+          <w:kern w:val="0"/>
+          <w:szCs w:val="24"/>
+        </w:rPr>
+        <w:t xml:space="preserve"> </w:t>
+      </w:r>
+      <w:r>
+        <w:rPr>
+          <w:rFonts w:ascii="Consolas" w:eastAsia="新細明體" w:hAnsi="Consolas" w:cs="新細明體"/>
+          <w:color w:val="9CDCFE"/>
+          <w:kern w:val="0"/>
+          <w:szCs w:val="24"/>
+        </w:rPr>
+        <w:t>class</w:t>
+      </w:r>
+      <w:r>
+        <w:rPr>
+          <w:rFonts w:ascii="Consolas" w:eastAsia="新細明體" w:hAnsi="Consolas" w:cs="新細明體"/>
+          <w:color w:val="BBBEBF"/>
+          <w:kern w:val="0"/>
+          <w:szCs w:val="24"/>
+        </w:rPr>
+        <w:t>=</w:t>
+      </w:r>
+      <w:r>
+        <w:rPr>
+          <w:rFonts w:ascii="Consolas" w:eastAsia="新細明體" w:hAnsi="Consolas" w:cs="新細明體"/>
+          <w:color w:val="A5D6FF"/>
+          <w:kern w:val="0"/>
+          <w:szCs w:val="24"/>
+        </w:rPr>
+        <w:t>"second"</w:t>
+      </w:r>
+      <w:r>
+        <w:rPr>
+          <w:rFonts w:ascii="Consolas" w:eastAsia="新細明體" w:hAnsi="Consolas" w:cs="新細明體"/>
+          <w:color w:val="808080"/>
+          <w:kern w:val="0"/>
+          <w:szCs w:val="24"/>
+        </w:rPr>
+        <w:t>&gt;</w:t>
+      </w:r>
+      <w:r>
+        <w:rPr>
+          <w:rFonts w:ascii="Consolas" w:eastAsia="新細明體" w:hAnsi="Consolas" w:cs="新細明體"/>
+          <w:color w:val="BBBEBF"/>
+          <w:kern w:val="0"/>
+          <w:szCs w:val="24"/>
+        </w:rPr>
+        <w:t>test</w:t>
+      </w:r>
+      <w:r>
+        <w:rPr>
+          <w:rFonts w:ascii="Consolas" w:eastAsia="新細明體" w:hAnsi="Consolas" w:cs="新細明體"/>
+          <w:color w:val="808080"/>
+          <w:kern w:val="0"/>
+          <w:szCs w:val="24"/>
+        </w:rPr>
+        <w:t>&lt;/</w:t>
+      </w:r>
+      <w:r>
+        <w:rPr>
+          <w:rFonts w:ascii="Consolas" w:eastAsia="新細明體" w:hAnsi="Consolas" w:cs="新細明體"/>
+          <w:color w:val="7EE787"/>
+          <w:kern w:val="0"/>
+          <w:szCs w:val="24"/>
+        </w:rPr>
+        <w:t>h2</w:t>
+      </w:r>
+      <w:r>
+        <w:rPr>
+          <w:rFonts w:ascii="Consolas" w:eastAsia="新細明體" w:hAnsi="Consolas" w:cs="新細明體"/>
+          <w:color w:val="808080"/>
+          <w:kern w:val="0"/>
+          <w:szCs w:val="24"/>
+        </w:rPr>
+        <w:t>&gt;</w:t>
+      </w:r>
+    </w:p>
+    <w:p>
+      <w:pPr>
         <w:rPr>
           <w:rFonts w:ascii="微軟正黑體" w:eastAsia="微軟正黑體" w:hAnsi="微軟正黑體" w:hint="eastAsia"/>
           <w:b/>
@@ -2219,51 +3318,2736 @@
           <w:sz w:val="20"/>
           <w:szCs w:val="20"/>
         </w:rPr>
-        <w:t>h</w:t>
-      </w:r>
-      <w:r>
-        <w:rPr>
-          <w:rFonts w:ascii="微軟正黑體" w:eastAsia="微軟正黑體" w:hAnsi="微軟正黑體"/>
-          <w:b/>
-          <w:color w:val="000000" w:themeColor="text1"/>
-          <w:sz w:val="20"/>
-          <w:szCs w:val="20"/>
-        </w:rPr>
-        <w:t>ift+Alt+F</w:t>
+      </w:pPr>
+    </w:p>
+    <w:p>
+      <w:pPr>
+        <w:widowControl/>
+        <w:rPr>
+          <w:rFonts w:ascii="Arial" w:eastAsia="新細明體" w:hAnsi="Arial" w:cs="Arial"/>
+          <w:b/>
+          <w:bCs/>
+          <w:kern w:val="0"/>
+          <w:sz w:val="30"/>
+          <w:szCs w:val="30"/>
+        </w:rPr>
+      </w:pPr>
+      <w:r>
+        <w:rPr>
+          <w:rFonts w:ascii="Arial" w:eastAsia="新細明體" w:hAnsi="Arial" w:cs="Arial"/>
+          <w:b/>
+          <w:bCs/>
+          <w:kern w:val="0"/>
+          <w:sz w:val="30"/>
+          <w:szCs w:val="30"/>
+        </w:rPr>
+        <w:t xml:space="preserve">1. </w:t>
+      </w:r>
+      <w:r>
+        <w:rPr>
+          <w:rFonts w:ascii="Courier New" w:eastAsia="細明體" w:hAnsi="Courier New" w:cs="細明體"/>
+          <w:b/>
+          <w:bCs/>
+          <w:kern w:val="0"/>
+          <w:sz w:val="21"/>
+          <w:szCs w:val="21"/>
+        </w:rPr>
+        <w:t>&lt;h1&gt;</w:t>
+      </w:r>
+      <w:r>
+        <w:rPr>
+          <w:rFonts w:ascii="Arial" w:eastAsia="新細明體" w:hAnsi="Arial" w:cs="Arial"/>
+          <w:b/>
+          <w:bCs/>
+          <w:kern w:val="0"/>
+          <w:sz w:val="30"/>
+          <w:szCs w:val="30"/>
+        </w:rPr>
+        <w:t xml:space="preserve"> </w:t>
+      </w:r>
+      <w:r>
+        <w:rPr>
+          <w:rFonts w:ascii="Arial" w:eastAsia="新細明體" w:hAnsi="Arial" w:cs="Arial"/>
+          <w:b/>
+          <w:bCs/>
+          <w:kern w:val="0"/>
+          <w:sz w:val="30"/>
+          <w:szCs w:val="30"/>
+        </w:rPr>
+        <w:t>的顏色套用順序</w:t>
+      </w:r>
+      <w:proofErr w:type="gramStart"/>
+      <w:r>
+        <w:rPr>
+          <w:rFonts w:ascii="Arial" w:eastAsia="新細明體" w:hAnsi="Arial" w:cs="Arial"/>
+          <w:b/>
+          <w:bCs/>
+          <w:kern w:val="0"/>
+          <w:sz w:val="30"/>
+          <w:szCs w:val="30"/>
+        </w:rPr>
+        <w:t>（</w:t>
+      </w:r>
+      <w:proofErr w:type="gramEnd"/>
+      <w:r>
+        <w:rPr>
+          <w:rFonts w:ascii="Arial" w:eastAsia="新細明體" w:hAnsi="Arial" w:cs="Arial"/>
+          <w:b/>
+          <w:bCs/>
+          <w:kern w:val="0"/>
+          <w:sz w:val="30"/>
+          <w:szCs w:val="30"/>
+        </w:rPr>
+        <w:t>最終呈現：藍紫色</w:t>
+      </w:r>
+      <w:r>
+        <w:rPr>
+          <w:rFonts w:ascii="Arial" w:eastAsia="新細明體" w:hAnsi="Arial" w:cs="Arial"/>
+          <w:b/>
+          <w:bCs/>
+          <w:kern w:val="0"/>
+          <w:sz w:val="30"/>
+          <w:szCs w:val="30"/>
+        </w:rPr>
+        <w:t xml:space="preserve"> </w:t>
+      </w:r>
+      <w:proofErr w:type="spellStart"/>
+      <w:r>
+        <w:rPr>
+          <w:rFonts w:ascii="Courier New" w:eastAsia="細明體" w:hAnsi="Courier New" w:cs="細明體"/>
+          <w:b/>
+          <w:bCs/>
+          <w:kern w:val="0"/>
+          <w:sz w:val="21"/>
+          <w:szCs w:val="21"/>
+        </w:rPr>
+        <w:t>blueviolet</w:t>
       </w:r>
       <w:proofErr w:type="spellEnd"/>
-      <w:r>
-        <w:rPr>
-          <w:rFonts w:ascii="微軟正黑體" w:eastAsia="微軟正黑體" w:hAnsi="微軟正黑體"/>
-          <w:b/>
-          <w:color w:val="000000" w:themeColor="text1"/>
-          <w:sz w:val="20"/>
-          <w:szCs w:val="20"/>
+      <w:proofErr w:type="gramStart"/>
+      <w:r>
+        <w:rPr>
+          <w:rFonts w:ascii="Arial" w:eastAsia="新細明體" w:hAnsi="Arial" w:cs="Arial"/>
+          <w:b/>
+          <w:bCs/>
+          <w:kern w:val="0"/>
+          <w:sz w:val="30"/>
+          <w:szCs w:val="30"/>
+        </w:rPr>
+        <w:t>）</w:t>
+      </w:r>
+      <w:proofErr w:type="gramEnd"/>
+    </w:p>
+    <w:p>
+      <w:pPr>
+        <w:widowControl/>
+        <w:rPr>
+          <w:rFonts w:ascii="Arial" w:eastAsia="新細明體" w:hAnsi="Arial" w:cs="Arial"/>
+          <w:kern w:val="0"/>
+          <w:szCs w:val="24"/>
+        </w:rPr>
+      </w:pPr>
+      <w:r>
+        <w:rPr>
+          <w:rFonts w:ascii="Arial" w:eastAsia="新細明體" w:hAnsi="Arial" w:cs="Arial"/>
+          <w:kern w:val="0"/>
+          <w:szCs w:val="24"/>
+        </w:rPr>
+        <w:t>對於</w:t>
+      </w:r>
+      <w:r>
+        <w:rPr>
+          <w:rFonts w:ascii="Arial" w:eastAsia="新細明體" w:hAnsi="Arial" w:cs="Arial"/>
+          <w:kern w:val="0"/>
+          <w:szCs w:val="24"/>
         </w:rPr>
         <w:t xml:space="preserve"> </w:t>
       </w:r>
       <w:r>
         <w:rPr>
-          <w:rFonts w:ascii="微軟正黑體" w:eastAsia="微軟正黑體" w:hAnsi="微軟正黑體"/>
-          <w:b/>
-          <w:color w:val="000000" w:themeColor="text1"/>
-          <w:sz w:val="20"/>
-          <w:szCs w:val="20"/>
-        </w:rPr>
-        <w:sym w:font="Wingdings" w:char="F0E8"/>
-      </w:r>
-      <w:r>
-        <w:rPr>
-          <w:rFonts w:ascii="微軟正黑體" w:eastAsia="微軟正黑體" w:hAnsi="微軟正黑體"/>
-          <w:b/>
-          <w:color w:val="000000" w:themeColor="text1"/>
-          <w:sz w:val="20"/>
-          <w:szCs w:val="20"/>
-        </w:rPr>
-        <w:t>可以自動排版</w:t>
+          <w:rFonts w:ascii="Courier New" w:eastAsia="細明體" w:hAnsi="Courier New" w:cs="細明體"/>
+          <w:kern w:val="0"/>
+          <w:sz w:val="21"/>
+          <w:szCs w:val="21"/>
+        </w:rPr>
+        <w:t>&lt;h1 id="first" class="second"&gt;TEST&lt;/h1&gt;</w:t>
+      </w:r>
+      <w:r>
+        <w:rPr>
+          <w:rFonts w:ascii="Arial" w:eastAsia="新細明體" w:hAnsi="Arial" w:cs="Arial"/>
+          <w:kern w:val="0"/>
+          <w:szCs w:val="24"/>
+        </w:rPr>
+        <w:t>，共有三個設定符合它，套用順序由低到高如下：</w:t>
+      </w:r>
+    </w:p>
+    <w:p>
+      <w:pPr>
+        <w:widowControl/>
+        <w:numPr>
+          <w:ilvl w:val="0"/>
+          <w:numId w:val="1"/>
+        </w:numPr>
+        <w:ind w:left="0"/>
+        <w:rPr>
+          <w:rFonts w:ascii="Arial" w:eastAsia="新細明體" w:hAnsi="Arial" w:cs="Arial"/>
+          <w:kern w:val="0"/>
+          <w:szCs w:val="24"/>
+        </w:rPr>
+      </w:pPr>
+      <w:r>
+        <w:rPr>
+          <w:rFonts w:ascii="Arial" w:eastAsia="新細明體" w:hAnsi="Arial" w:cs="Arial"/>
+          <w:b/>
+          <w:bCs/>
+          <w:kern w:val="0"/>
+          <w:szCs w:val="24"/>
+        </w:rPr>
+        <w:t>最低優先（先被讀取，但隨後被覆蓋）</w:t>
+      </w:r>
+      <w:r>
+        <w:rPr>
+          <w:rFonts w:ascii="Arial" w:eastAsia="新細明體" w:hAnsi="Arial" w:cs="Arial"/>
+          <w:kern w:val="0"/>
+          <w:szCs w:val="24"/>
+        </w:rPr>
+        <w:t>：</w:t>
+      </w:r>
+      <w:r>
+        <w:rPr>
+          <w:rFonts w:ascii="Courier New" w:eastAsia="細明體" w:hAnsi="Courier New" w:cs="Courier New"/>
+          <w:kern w:val="0"/>
+          <w:sz w:val="21"/>
+          <w:szCs w:val="21"/>
+        </w:rPr>
+        <w:t>* { color: brown; }</w:t>
+      </w:r>
+    </w:p>
+    <w:p>
+      <w:pPr>
+        <w:widowControl/>
+        <w:numPr>
+          <w:ilvl w:val="1"/>
+          <w:numId w:val="1"/>
+        </w:numPr>
+        <w:ind w:left="0"/>
+        <w:rPr>
+          <w:rFonts w:ascii="Arial" w:eastAsia="新細明體" w:hAnsi="Arial" w:cs="Arial"/>
+          <w:kern w:val="0"/>
+          <w:szCs w:val="24"/>
+        </w:rPr>
+      </w:pPr>
+      <w:r>
+        <w:rPr>
+          <w:rFonts w:ascii="Arial" w:eastAsia="新細明體" w:hAnsi="Arial" w:cs="Arial"/>
+          <w:kern w:val="0"/>
+          <w:szCs w:val="24"/>
+        </w:rPr>
+        <w:t>全域選擇器，權重為</w:t>
+      </w:r>
+      <w:r>
+        <w:rPr>
+          <w:rFonts w:ascii="Arial" w:eastAsia="新細明體" w:hAnsi="Arial" w:cs="Arial"/>
+          <w:kern w:val="0"/>
+          <w:szCs w:val="24"/>
+        </w:rPr>
+        <w:t xml:space="preserve"> 0</w:t>
+      </w:r>
+      <w:r>
+        <w:rPr>
+          <w:rFonts w:ascii="Arial" w:eastAsia="新細明體" w:hAnsi="Arial" w:cs="Arial"/>
+          <w:kern w:val="0"/>
+          <w:szCs w:val="24"/>
+        </w:rPr>
+        <w:t>。</w:t>
+      </w:r>
+    </w:p>
+    <w:p>
+      <w:pPr>
+        <w:widowControl/>
+        <w:numPr>
+          <w:ilvl w:val="0"/>
+          <w:numId w:val="1"/>
+        </w:numPr>
+        <w:ind w:left="0"/>
+        <w:rPr>
+          <w:rFonts w:ascii="Arial" w:eastAsia="新細明體" w:hAnsi="Arial" w:cs="Arial"/>
+          <w:kern w:val="0"/>
+          <w:szCs w:val="24"/>
+        </w:rPr>
+      </w:pPr>
+      <w:r>
+        <w:rPr>
+          <w:rFonts w:ascii="Arial" w:eastAsia="新細明體" w:hAnsi="Arial" w:cs="Arial"/>
+          <w:b/>
+          <w:bCs/>
+          <w:kern w:val="0"/>
+          <w:szCs w:val="24"/>
+        </w:rPr>
+        <w:t>中等優先（覆蓋全域）</w:t>
+      </w:r>
+      <w:r>
+        <w:rPr>
+          <w:rFonts w:ascii="Arial" w:eastAsia="新細明體" w:hAnsi="Arial" w:cs="Arial"/>
+          <w:kern w:val="0"/>
+          <w:szCs w:val="24"/>
+        </w:rPr>
+        <w:t>：</w:t>
+      </w:r>
+      <w:r>
+        <w:rPr>
+          <w:rFonts w:ascii="Courier New" w:eastAsia="細明體" w:hAnsi="Courier New" w:cs="Courier New"/>
+          <w:kern w:val="0"/>
+          <w:sz w:val="21"/>
+          <w:szCs w:val="21"/>
+        </w:rPr>
+        <w:t>.second { color: blue; }</w:t>
+      </w:r>
+    </w:p>
+    <w:p>
+      <w:pPr>
+        <w:widowControl/>
+        <w:numPr>
+          <w:ilvl w:val="1"/>
+          <w:numId w:val="1"/>
+        </w:numPr>
+        <w:ind w:left="0"/>
+        <w:rPr>
+          <w:rFonts w:ascii="Arial" w:eastAsia="新細明體" w:hAnsi="Arial" w:cs="Arial"/>
+          <w:kern w:val="0"/>
+          <w:szCs w:val="24"/>
+        </w:rPr>
+      </w:pPr>
+      <w:r>
+        <w:rPr>
+          <w:rFonts w:ascii="Arial" w:eastAsia="新細明體" w:hAnsi="Arial" w:cs="Arial"/>
+          <w:kern w:val="0"/>
+          <w:szCs w:val="24"/>
+        </w:rPr>
+        <w:t>Class</w:t>
+      </w:r>
+      <w:r>
+        <w:rPr>
+          <w:rFonts w:ascii="Arial" w:eastAsia="新細明體" w:hAnsi="Arial" w:cs="Arial"/>
+          <w:kern w:val="0"/>
+          <w:szCs w:val="24"/>
+        </w:rPr>
+        <w:t>（類別）選擇器，權重高於全域。</w:t>
+      </w:r>
+    </w:p>
+    <w:p>
+      <w:pPr>
+        <w:widowControl/>
+        <w:numPr>
+          <w:ilvl w:val="0"/>
+          <w:numId w:val="1"/>
+        </w:numPr>
+        <w:ind w:left="0"/>
+        <w:rPr>
+          <w:rFonts w:ascii="Arial" w:eastAsia="新細明體" w:hAnsi="Arial" w:cs="Arial"/>
+          <w:kern w:val="0"/>
+          <w:szCs w:val="24"/>
+        </w:rPr>
+      </w:pPr>
+      <w:r>
+        <w:rPr>
+          <w:rFonts w:ascii="Arial" w:eastAsia="新細明體" w:hAnsi="Arial" w:cs="Arial"/>
+          <w:b/>
+          <w:bCs/>
+          <w:kern w:val="0"/>
+          <w:szCs w:val="24"/>
+        </w:rPr>
+        <w:t>最高優先（最終勝出）</w:t>
+      </w:r>
+      <w:r>
+        <w:rPr>
+          <w:rFonts w:ascii="Arial" w:eastAsia="新細明體" w:hAnsi="Arial" w:cs="Arial"/>
+          <w:kern w:val="0"/>
+          <w:szCs w:val="24"/>
+        </w:rPr>
+        <w:t>：</w:t>
+      </w:r>
+      <w:r>
+        <w:rPr>
+          <w:rFonts w:ascii="Courier New" w:eastAsia="細明體" w:hAnsi="Courier New" w:cs="Courier New"/>
+          <w:kern w:val="0"/>
+          <w:sz w:val="21"/>
+          <w:szCs w:val="21"/>
+        </w:rPr>
+        <w:t xml:space="preserve">#first { color: </w:t>
+      </w:r>
+      <w:proofErr w:type="spellStart"/>
+      <w:r>
+        <w:rPr>
+          <w:rFonts w:ascii="Courier New" w:eastAsia="細明體" w:hAnsi="Courier New" w:cs="Courier New"/>
+          <w:kern w:val="0"/>
+          <w:sz w:val="21"/>
+          <w:szCs w:val="21"/>
+        </w:rPr>
+        <w:t>blueviolet</w:t>
+      </w:r>
+      <w:proofErr w:type="spellEnd"/>
+      <w:r>
+        <w:rPr>
+          <w:rFonts w:ascii="Courier New" w:eastAsia="細明體" w:hAnsi="Courier New" w:cs="Courier New"/>
+          <w:kern w:val="0"/>
+          <w:sz w:val="21"/>
+          <w:szCs w:val="21"/>
+        </w:rPr>
+        <w:t>; }</w:t>
+      </w:r>
+    </w:p>
+    <w:p>
+      <w:pPr>
+        <w:widowControl/>
+        <w:numPr>
+          <w:ilvl w:val="1"/>
+          <w:numId w:val="1"/>
+        </w:numPr>
+        <w:ind w:left="0"/>
+        <w:rPr>
+          <w:rFonts w:ascii="Arial" w:eastAsia="新細明體" w:hAnsi="Arial" w:cs="Arial"/>
+          <w:kern w:val="0"/>
+          <w:szCs w:val="24"/>
+        </w:rPr>
+      </w:pPr>
+      <w:r>
+        <w:rPr>
+          <w:rFonts w:ascii="Arial" w:eastAsia="新細明體" w:hAnsi="Arial" w:cs="Arial"/>
+          <w:kern w:val="0"/>
+          <w:szCs w:val="24"/>
+        </w:rPr>
+        <w:t xml:space="preserve">ID </w:t>
+      </w:r>
+      <w:r>
+        <w:rPr>
+          <w:rFonts w:ascii="Arial" w:eastAsia="新細明體" w:hAnsi="Arial" w:cs="Arial"/>
+          <w:kern w:val="0"/>
+          <w:szCs w:val="24"/>
+        </w:rPr>
+        <w:t>選擇器，在</w:t>
+      </w:r>
+      <w:r>
+        <w:rPr>
+          <w:rFonts w:ascii="Arial" w:eastAsia="新細明體" w:hAnsi="Arial" w:cs="Arial"/>
+          <w:kern w:val="0"/>
+          <w:szCs w:val="24"/>
+        </w:rPr>
+        <w:t xml:space="preserve"> CSS </w:t>
+      </w:r>
+      <w:r>
+        <w:rPr>
+          <w:rFonts w:ascii="Arial" w:eastAsia="新細明體" w:hAnsi="Arial" w:cs="Arial"/>
+          <w:kern w:val="0"/>
+          <w:szCs w:val="24"/>
+        </w:rPr>
+        <w:t>中</w:t>
+      </w:r>
+      <w:proofErr w:type="gramStart"/>
+      <w:r>
+        <w:rPr>
+          <w:rFonts w:ascii="Arial" w:eastAsia="新細明體" w:hAnsi="Arial" w:cs="Arial"/>
+          <w:b/>
+          <w:bCs/>
+          <w:kern w:val="0"/>
+          <w:szCs w:val="24"/>
+        </w:rPr>
+        <w:t>權重極高</w:t>
+      </w:r>
+      <w:proofErr w:type="gramEnd"/>
+      <w:r>
+        <w:rPr>
+          <w:rFonts w:ascii="Arial" w:eastAsia="新細明體" w:hAnsi="Arial" w:cs="Arial"/>
+          <w:kern w:val="0"/>
+          <w:szCs w:val="24"/>
+        </w:rPr>
+        <w:t>，直接壓過</w:t>
+      </w:r>
+      <w:r>
+        <w:rPr>
+          <w:rFonts w:ascii="Arial" w:eastAsia="新細明體" w:hAnsi="Arial" w:cs="Arial"/>
+          <w:kern w:val="0"/>
+          <w:szCs w:val="24"/>
+        </w:rPr>
+        <w:t xml:space="preserve"> Class </w:t>
+      </w:r>
+      <w:r>
+        <w:rPr>
+          <w:rFonts w:ascii="Arial" w:eastAsia="新細明體" w:hAnsi="Arial" w:cs="Arial"/>
+          <w:kern w:val="0"/>
+          <w:szCs w:val="24"/>
+        </w:rPr>
+        <w:t>和全域。</w:t>
+      </w:r>
+    </w:p>
+    <w:p>
+      <w:pPr>
+        <w:widowControl/>
+        <w:spacing w:before="480" w:after="480"/>
+        <w:rPr>
+          <w:rFonts w:ascii="新細明體" w:eastAsia="新細明體" w:hAnsi="新細明體" w:cs="新細明體"/>
+          <w:kern w:val="0"/>
+          <w:szCs w:val="24"/>
+        </w:rPr>
+      </w:pPr>
+      <w:r>
+        <w:rPr>
+          <w:rFonts w:ascii="新細明體" w:eastAsia="新細明體" w:hAnsi="新細明體" w:cs="新細明體"/>
+          <w:kern w:val="0"/>
+          <w:szCs w:val="24"/>
+        </w:rPr>
+        <w:pict>
+          <v:rect id="_x0000_i1025" style="width:0;height:1.5pt" o:hralign="center" o:hrstd="t" o:hr="t" fillcolor="#a0a0a0" stroked="f"/>
+        </w:pict>
+      </w:r>
+    </w:p>
+    <w:p>
+      <w:pPr>
+        <w:widowControl/>
+        <w:rPr>
+          <w:rFonts w:ascii="Arial" w:eastAsia="新細明體" w:hAnsi="Arial" w:cs="Arial"/>
+          <w:b/>
+          <w:bCs/>
+          <w:kern w:val="0"/>
+          <w:sz w:val="30"/>
+          <w:szCs w:val="30"/>
+        </w:rPr>
+      </w:pPr>
+      <w:r>
+        <w:rPr>
+          <w:rFonts w:ascii="Arial" w:eastAsia="新細明體" w:hAnsi="Arial" w:cs="Arial"/>
+          <w:b/>
+          <w:bCs/>
+          <w:kern w:val="0"/>
+          <w:sz w:val="30"/>
+          <w:szCs w:val="30"/>
+        </w:rPr>
+        <w:t xml:space="preserve">2. </w:t>
+      </w:r>
+      <w:r>
+        <w:rPr>
+          <w:rFonts w:ascii="Courier New" w:eastAsia="細明體" w:hAnsi="Courier New" w:cs="Courier New"/>
+          <w:b/>
+          <w:bCs/>
+          <w:kern w:val="0"/>
+          <w:sz w:val="21"/>
+          <w:szCs w:val="21"/>
+        </w:rPr>
+        <w:t>&lt;h2&gt;</w:t>
+      </w:r>
+      <w:r>
+        <w:rPr>
+          <w:rFonts w:ascii="Arial" w:eastAsia="新細明體" w:hAnsi="Arial" w:cs="Arial"/>
+          <w:b/>
+          <w:bCs/>
+          <w:kern w:val="0"/>
+          <w:sz w:val="30"/>
+          <w:szCs w:val="30"/>
+        </w:rPr>
+        <w:t xml:space="preserve"> </w:t>
+      </w:r>
+      <w:r>
+        <w:rPr>
+          <w:rFonts w:ascii="Arial" w:eastAsia="新細明體" w:hAnsi="Arial" w:cs="Arial"/>
+          <w:b/>
+          <w:bCs/>
+          <w:kern w:val="0"/>
+          <w:sz w:val="30"/>
+          <w:szCs w:val="30"/>
+        </w:rPr>
+        <w:t>的顏色套用順序</w:t>
+      </w:r>
+      <w:proofErr w:type="gramStart"/>
+      <w:r>
+        <w:rPr>
+          <w:rFonts w:ascii="Arial" w:eastAsia="新細明體" w:hAnsi="Arial" w:cs="Arial"/>
+          <w:b/>
+          <w:bCs/>
+          <w:kern w:val="0"/>
+          <w:sz w:val="30"/>
+          <w:szCs w:val="30"/>
+        </w:rPr>
+        <w:t>（</w:t>
+      </w:r>
+      <w:proofErr w:type="gramEnd"/>
+      <w:r>
+        <w:rPr>
+          <w:rFonts w:ascii="Arial" w:eastAsia="新細明體" w:hAnsi="Arial" w:cs="Arial"/>
+          <w:b/>
+          <w:bCs/>
+          <w:kern w:val="0"/>
+          <w:sz w:val="30"/>
+          <w:szCs w:val="30"/>
+        </w:rPr>
+        <w:t>最終呈現：藍色</w:t>
+      </w:r>
+      <w:r>
+        <w:rPr>
+          <w:rFonts w:ascii="Arial" w:eastAsia="新細明體" w:hAnsi="Arial" w:cs="Arial"/>
+          <w:b/>
+          <w:bCs/>
+          <w:kern w:val="0"/>
+          <w:sz w:val="30"/>
+          <w:szCs w:val="30"/>
+        </w:rPr>
+        <w:t xml:space="preserve"> </w:t>
+      </w:r>
+      <w:r>
+        <w:rPr>
+          <w:rFonts w:ascii="Courier New" w:eastAsia="細明體" w:hAnsi="Courier New" w:cs="Courier New"/>
+          <w:b/>
+          <w:bCs/>
+          <w:kern w:val="0"/>
+          <w:sz w:val="21"/>
+          <w:szCs w:val="21"/>
+        </w:rPr>
+        <w:t>blue</w:t>
+      </w:r>
+      <w:proofErr w:type="gramStart"/>
+      <w:r>
+        <w:rPr>
+          <w:rFonts w:ascii="Arial" w:eastAsia="新細明體" w:hAnsi="Arial" w:cs="Arial"/>
+          <w:b/>
+          <w:bCs/>
+          <w:kern w:val="0"/>
+          <w:sz w:val="30"/>
+          <w:szCs w:val="30"/>
+        </w:rPr>
+        <w:t>）</w:t>
+      </w:r>
+      <w:proofErr w:type="gramEnd"/>
+    </w:p>
+    <w:p>
+      <w:pPr>
+        <w:widowControl/>
+        <w:rPr>
+          <w:rFonts w:ascii="Arial" w:eastAsia="新細明體" w:hAnsi="Arial" w:cs="Arial"/>
+          <w:kern w:val="0"/>
+          <w:szCs w:val="24"/>
+        </w:rPr>
+      </w:pPr>
+      <w:r>
+        <w:rPr>
+          <w:rFonts w:ascii="Arial" w:eastAsia="新細明體" w:hAnsi="Arial" w:cs="Arial"/>
+          <w:kern w:val="0"/>
+          <w:szCs w:val="24"/>
+        </w:rPr>
+        <w:t>對於</w:t>
+      </w:r>
+      <w:r>
+        <w:rPr>
+          <w:rFonts w:ascii="Arial" w:eastAsia="新細明體" w:hAnsi="Arial" w:cs="Arial"/>
+          <w:kern w:val="0"/>
+          <w:szCs w:val="24"/>
+        </w:rPr>
+        <w:t xml:space="preserve"> </w:t>
+      </w:r>
+      <w:r>
+        <w:rPr>
+          <w:rFonts w:ascii="Courier New" w:eastAsia="細明體" w:hAnsi="Courier New" w:cs="Courier New"/>
+          <w:kern w:val="0"/>
+          <w:sz w:val="21"/>
+          <w:szCs w:val="21"/>
+        </w:rPr>
+        <w:t>&lt;h2 class="second"&gt;test&lt;/h2&gt;</w:t>
+      </w:r>
+      <w:r>
+        <w:rPr>
+          <w:rFonts w:ascii="Arial" w:eastAsia="新細明體" w:hAnsi="Arial" w:cs="Arial"/>
+          <w:kern w:val="0"/>
+          <w:szCs w:val="24"/>
+        </w:rPr>
+        <w:t>，同樣有三個設定符合它，套用順序由低到高如下：</w:t>
+      </w:r>
+    </w:p>
+    <w:p>
+      <w:pPr>
+        <w:widowControl/>
+        <w:numPr>
+          <w:ilvl w:val="0"/>
+          <w:numId w:val="2"/>
+        </w:numPr>
+        <w:ind w:left="0"/>
+        <w:rPr>
+          <w:rFonts w:ascii="Arial" w:eastAsia="新細明體" w:hAnsi="Arial" w:cs="Arial"/>
+          <w:kern w:val="0"/>
+          <w:szCs w:val="24"/>
+        </w:rPr>
+      </w:pPr>
+      <w:r>
+        <w:rPr>
+          <w:rFonts w:ascii="Arial" w:eastAsia="新細明體" w:hAnsi="Arial" w:cs="Arial"/>
+          <w:b/>
+          <w:bCs/>
+          <w:kern w:val="0"/>
+          <w:szCs w:val="24"/>
+        </w:rPr>
+        <w:t>最低優先</w:t>
+      </w:r>
+      <w:r>
+        <w:rPr>
+          <w:rFonts w:ascii="Arial" w:eastAsia="新細明體" w:hAnsi="Arial" w:cs="Arial"/>
+          <w:kern w:val="0"/>
+          <w:szCs w:val="24"/>
+        </w:rPr>
+        <w:t>：</w:t>
+      </w:r>
+      <w:r>
+        <w:rPr>
+          <w:rFonts w:ascii="Courier New" w:eastAsia="細明體" w:hAnsi="Courier New" w:cs="Courier New"/>
+          <w:kern w:val="0"/>
+          <w:sz w:val="21"/>
+          <w:szCs w:val="21"/>
+        </w:rPr>
+        <w:t>* { color: brown; }</w:t>
+      </w:r>
+    </w:p>
+    <w:p>
+      <w:pPr>
+        <w:widowControl/>
+        <w:numPr>
+          <w:ilvl w:val="1"/>
+          <w:numId w:val="2"/>
+        </w:numPr>
+        <w:ind w:left="0"/>
+        <w:rPr>
+          <w:rFonts w:ascii="Arial" w:eastAsia="新細明體" w:hAnsi="Arial" w:cs="Arial"/>
+          <w:kern w:val="0"/>
+          <w:szCs w:val="24"/>
+        </w:rPr>
+      </w:pPr>
+      <w:r>
+        <w:rPr>
+          <w:rFonts w:ascii="Arial" w:eastAsia="新細明體" w:hAnsi="Arial" w:cs="Arial"/>
+          <w:kern w:val="0"/>
+          <w:szCs w:val="24"/>
+        </w:rPr>
+        <w:t>全域選擇器，權重最低。</w:t>
+      </w:r>
+    </w:p>
+    <w:p>
+      <w:pPr>
+        <w:widowControl/>
+        <w:numPr>
+          <w:ilvl w:val="0"/>
+          <w:numId w:val="2"/>
+        </w:numPr>
+        <w:ind w:left="0"/>
+        <w:rPr>
+          <w:rFonts w:ascii="Arial" w:eastAsia="新細明體" w:hAnsi="Arial" w:cs="Arial"/>
+          <w:kern w:val="0"/>
+          <w:szCs w:val="24"/>
+        </w:rPr>
+      </w:pPr>
+      <w:r>
+        <w:rPr>
+          <w:rFonts w:ascii="Arial" w:eastAsia="新細明體" w:hAnsi="Arial" w:cs="Arial"/>
+          <w:b/>
+          <w:bCs/>
+          <w:kern w:val="0"/>
+          <w:szCs w:val="24"/>
+        </w:rPr>
+        <w:t>次低優先</w:t>
+      </w:r>
+      <w:r>
+        <w:rPr>
+          <w:rFonts w:ascii="Arial" w:eastAsia="新細明體" w:hAnsi="Arial" w:cs="Arial"/>
+          <w:kern w:val="0"/>
+          <w:szCs w:val="24"/>
+        </w:rPr>
+        <w:t>：</w:t>
+      </w:r>
+      <w:r>
+        <w:rPr>
+          <w:rFonts w:ascii="Courier New" w:eastAsia="細明體" w:hAnsi="Courier New" w:cs="Courier New"/>
+          <w:kern w:val="0"/>
+          <w:sz w:val="21"/>
+          <w:szCs w:val="21"/>
+        </w:rPr>
+        <w:t>h2 { color: aqua; }</w:t>
+      </w:r>
+    </w:p>
+    <w:p>
+      <w:pPr>
+        <w:widowControl/>
+        <w:numPr>
+          <w:ilvl w:val="1"/>
+          <w:numId w:val="2"/>
+        </w:numPr>
+        <w:ind w:left="0"/>
+        <w:rPr>
+          <w:rFonts w:ascii="Arial" w:eastAsia="新細明體" w:hAnsi="Arial" w:cs="Arial"/>
+          <w:kern w:val="0"/>
+          <w:szCs w:val="24"/>
+        </w:rPr>
+      </w:pPr>
+      <w:r>
+        <w:rPr>
+          <w:rFonts w:ascii="Arial" w:eastAsia="新細明體" w:hAnsi="Arial" w:cs="Arial"/>
+          <w:kern w:val="0"/>
+          <w:szCs w:val="24"/>
+        </w:rPr>
+        <w:t>標籤選擇器（</w:t>
+      </w:r>
+      <w:r>
+        <w:rPr>
+          <w:rFonts w:ascii="Arial" w:eastAsia="新細明體" w:hAnsi="Arial" w:cs="Arial"/>
+          <w:kern w:val="0"/>
+          <w:szCs w:val="24"/>
+        </w:rPr>
+        <w:t>Element Selector</w:t>
+      </w:r>
+      <w:r>
+        <w:rPr>
+          <w:rFonts w:ascii="Arial" w:eastAsia="新細明體" w:hAnsi="Arial" w:cs="Arial"/>
+          <w:kern w:val="0"/>
+          <w:szCs w:val="24"/>
+        </w:rPr>
+        <w:t>），權重高於全域，但低於</w:t>
+      </w:r>
+      <w:r>
+        <w:rPr>
+          <w:rFonts w:ascii="Arial" w:eastAsia="新細明體" w:hAnsi="Arial" w:cs="Arial"/>
+          <w:kern w:val="0"/>
+          <w:szCs w:val="24"/>
+        </w:rPr>
+        <w:t xml:space="preserve"> Class</w:t>
+      </w:r>
+      <w:r>
+        <w:rPr>
+          <w:rFonts w:ascii="Arial" w:eastAsia="新細明體" w:hAnsi="Arial" w:cs="Arial"/>
+          <w:kern w:val="0"/>
+          <w:szCs w:val="24"/>
+        </w:rPr>
+        <w:t>。</w:t>
+      </w:r>
+    </w:p>
+    <w:p>
+      <w:pPr>
+        <w:rPr>
+          <w:rFonts w:ascii="微軟正黑體" w:eastAsia="微軟正黑體" w:hAnsi="微軟正黑體"/>
+          <w:b/>
+          <w:color w:val="000000" w:themeColor="text1"/>
+          <w:sz w:val="20"/>
+          <w:szCs w:val="20"/>
+        </w:rPr>
+      </w:pPr>
+      <w:r>
+        <w:rPr>
+          <w:rFonts w:ascii="微軟正黑體" w:eastAsia="微軟正黑體" w:hAnsi="微軟正黑體" w:hint="eastAsia"/>
+          <w:b/>
+          <w:color w:val="000000" w:themeColor="text1"/>
+          <w:sz w:val="20"/>
+          <w:szCs w:val="20"/>
+        </w:rPr>
+        <w:lastRenderedPageBreak/>
+        <w:pict>
+          <v:shapetype id="_x0000_t75" coordsize="21600,21600" o:spt="75" o:preferrelative="t" path="m@4@5l@4@11@9@11@9@5xe" filled="f" stroked="f">
+            <v:stroke joinstyle="miter"/>
+            <v:formulas>
+              <v:f eqn="if lineDrawn pixelLineWidth 0"/>
+              <v:f eqn="sum @0 1 0"/>
+              <v:f eqn="sum 0 0 @1"/>
+              <v:f eqn="prod @2 1 2"/>
+              <v:f eqn="prod @3 21600 pixelWidth"/>
+              <v:f eqn="prod @3 21600 pixelHeight"/>
+              <v:f eqn="sum @0 0 1"/>
+              <v:f eqn="prod @6 1 2"/>
+              <v:f eqn="prod @7 21600 pixelWidth"/>
+              <v:f eqn="sum @8 21600 0"/>
+              <v:f eqn="prod @7 21600 pixelHeight"/>
+              <v:f eqn="sum @10 21600 0"/>
+            </v:formulas>
+            <v:path o:extrusionok="f" gradientshapeok="t" o:connecttype="rect"/>
+            <o:lock v:ext="edit" aspectratio="t"/>
+          </v:shapetype>
+          <v:shape id="_x0000_i1026" type="#_x0000_t75" style="width:415pt;height:226.35pt">
+            <v:imagedata r:id="rId14" o:title="image_9cb04d6e"/>
+          </v:shape>
+        </w:pict>
+      </w:r>
+    </w:p>
+    <w:p>
+      <w:pPr>
+        <w:widowControl/>
+        <w:rPr>
+          <w:rFonts w:ascii="Arial" w:eastAsia="新細明體" w:hAnsi="Arial" w:cs="Arial"/>
+          <w:kern w:val="0"/>
+          <w:szCs w:val="24"/>
+        </w:rPr>
+      </w:pPr>
+      <w:r>
+        <w:rPr>
+          <w:rFonts w:ascii="Arial" w:eastAsia="新細明體" w:hAnsi="Arial" w:cs="Arial"/>
+          <w:kern w:val="0"/>
+          <w:szCs w:val="24"/>
+        </w:rPr>
+        <w:t>在</w:t>
+      </w:r>
+      <w:r>
+        <w:rPr>
+          <w:rFonts w:ascii="Arial" w:eastAsia="新細明體" w:hAnsi="Arial" w:cs="Arial"/>
+          <w:kern w:val="0"/>
+          <w:szCs w:val="24"/>
+        </w:rPr>
+        <w:t xml:space="preserve"> CSS </w:t>
+      </w:r>
+      <w:r>
+        <w:rPr>
+          <w:rFonts w:ascii="Arial" w:eastAsia="新細明體" w:hAnsi="Arial" w:cs="Arial"/>
+          <w:kern w:val="0"/>
+          <w:szCs w:val="24"/>
+        </w:rPr>
+        <w:t>中，</w:t>
+      </w:r>
+      <w:r>
+        <w:rPr>
+          <w:rFonts w:ascii="Courier New" w:eastAsia="細明體" w:hAnsi="Courier New" w:cs="Courier New"/>
+          <w:kern w:val="0"/>
+          <w:sz w:val="21"/>
+          <w:szCs w:val="21"/>
+        </w:rPr>
+        <w:t>!important</w:t>
+      </w:r>
+      <w:r>
+        <w:rPr>
+          <w:rFonts w:ascii="Arial" w:eastAsia="新細明體" w:hAnsi="Arial" w:cs="Arial"/>
+          <w:kern w:val="0"/>
+          <w:szCs w:val="24"/>
+        </w:rPr>
+        <w:t xml:space="preserve"> </w:t>
+      </w:r>
+      <w:r>
+        <w:rPr>
+          <w:rFonts w:ascii="Arial" w:eastAsia="新細明體" w:hAnsi="Arial" w:cs="Arial"/>
+          <w:kern w:val="0"/>
+          <w:szCs w:val="24"/>
+        </w:rPr>
+        <w:t>是一個</w:t>
+      </w:r>
+      <w:r>
+        <w:rPr>
+          <w:rFonts w:ascii="Arial" w:eastAsia="新細明體" w:hAnsi="Arial" w:cs="Arial"/>
+          <w:b/>
+          <w:bCs/>
+          <w:kern w:val="0"/>
+          <w:szCs w:val="24"/>
+        </w:rPr>
+        <w:t>「特殊的外掛規則」</w:t>
+      </w:r>
+      <w:r>
+        <w:rPr>
+          <w:rFonts w:ascii="Arial" w:eastAsia="新細明體" w:hAnsi="Arial" w:cs="Arial"/>
+          <w:kern w:val="0"/>
+          <w:szCs w:val="24"/>
+        </w:rPr>
+        <w:t>。</w:t>
+      </w:r>
+    </w:p>
+    <w:p>
+      <w:pPr>
+        <w:widowControl/>
+        <w:numPr>
+          <w:ilvl w:val="0"/>
+          <w:numId w:val="3"/>
+        </w:numPr>
+        <w:ind w:left="0"/>
+        <w:rPr>
+          <w:rFonts w:ascii="Arial" w:eastAsia="新細明體" w:hAnsi="Arial" w:cs="Arial"/>
+          <w:kern w:val="0"/>
+          <w:szCs w:val="24"/>
+        </w:rPr>
+      </w:pPr>
+      <w:r>
+        <w:rPr>
+          <w:rFonts w:ascii="Arial" w:eastAsia="新細明體" w:hAnsi="Arial" w:cs="Arial"/>
+          <w:b/>
+          <w:bCs/>
+          <w:kern w:val="0"/>
+          <w:szCs w:val="24"/>
+        </w:rPr>
+        <w:t>打破金字塔</w:t>
+      </w:r>
+      <w:r>
+        <w:rPr>
+          <w:rFonts w:ascii="Arial" w:eastAsia="新細明體" w:hAnsi="Arial" w:cs="Arial"/>
+          <w:kern w:val="0"/>
+          <w:szCs w:val="24"/>
+        </w:rPr>
+        <w:t>：不論選擇器原本的權重有多低（即使是全域選擇器</w:t>
+      </w:r>
+      <w:r>
+        <w:rPr>
+          <w:rFonts w:ascii="Arial" w:eastAsia="新細明體" w:hAnsi="Arial" w:cs="Arial"/>
+          <w:kern w:val="0"/>
+          <w:szCs w:val="24"/>
+        </w:rPr>
+        <w:t xml:space="preserve"> </w:t>
+      </w:r>
+      <w:r>
+        <w:rPr>
+          <w:rFonts w:ascii="Courier New" w:eastAsia="細明體" w:hAnsi="Courier New" w:cs="Courier New"/>
+          <w:kern w:val="0"/>
+          <w:sz w:val="21"/>
+          <w:szCs w:val="21"/>
+        </w:rPr>
+        <w:t>*</w:t>
+      </w:r>
+      <w:r>
+        <w:rPr>
+          <w:rFonts w:ascii="Arial" w:eastAsia="新細明體" w:hAnsi="Arial" w:cs="Arial"/>
+          <w:kern w:val="0"/>
+          <w:szCs w:val="24"/>
+        </w:rPr>
+        <w:t>），只要在屬性值後面加上</w:t>
+      </w:r>
+      <w:r>
+        <w:rPr>
+          <w:rFonts w:ascii="Arial" w:eastAsia="新細明體" w:hAnsi="Arial" w:cs="Arial"/>
+          <w:kern w:val="0"/>
+          <w:szCs w:val="24"/>
+        </w:rPr>
+        <w:t xml:space="preserve"> </w:t>
+      </w:r>
+      <w:r>
+        <w:rPr>
+          <w:rFonts w:ascii="Courier New" w:eastAsia="細明體" w:hAnsi="Courier New" w:cs="Courier New"/>
+          <w:kern w:val="0"/>
+          <w:sz w:val="21"/>
+          <w:szCs w:val="21"/>
+        </w:rPr>
+        <w:t>!important;</w:t>
+      </w:r>
+      <w:r>
+        <w:rPr>
+          <w:rFonts w:ascii="Arial" w:eastAsia="新細明體" w:hAnsi="Arial" w:cs="Arial"/>
+          <w:kern w:val="0"/>
+          <w:szCs w:val="24"/>
+        </w:rPr>
+        <w:t>，它就會</w:t>
+      </w:r>
+      <w:r>
+        <w:rPr>
+          <w:rFonts w:ascii="Arial" w:eastAsia="新細明體" w:hAnsi="Arial" w:cs="Arial"/>
+          <w:b/>
+          <w:bCs/>
+          <w:kern w:val="0"/>
+          <w:szCs w:val="24"/>
+        </w:rPr>
+        <w:t>直接無視所有權重規則，強制勝出</w:t>
+      </w:r>
+      <w:r>
+        <w:rPr>
+          <w:rFonts w:ascii="Arial" w:eastAsia="新細明體" w:hAnsi="Arial" w:cs="Arial"/>
+          <w:kern w:val="0"/>
+          <w:szCs w:val="24"/>
+        </w:rPr>
+        <w:t>。</w:t>
+      </w:r>
+    </w:p>
+    <w:p>
+      <w:pPr>
+        <w:widowControl/>
+        <w:numPr>
+          <w:ilvl w:val="0"/>
+          <w:numId w:val="3"/>
+        </w:numPr>
+        <w:ind w:left="0"/>
+        <w:rPr>
+          <w:rFonts w:ascii="Arial" w:eastAsia="新細明體" w:hAnsi="Arial" w:cs="Arial"/>
+          <w:kern w:val="0"/>
+          <w:szCs w:val="24"/>
+        </w:rPr>
+      </w:pPr>
+      <w:r>
+        <w:rPr>
+          <w:rFonts w:ascii="Arial" w:eastAsia="新細明體" w:hAnsi="Arial" w:cs="Arial"/>
+          <w:b/>
+          <w:bCs/>
+          <w:kern w:val="0"/>
+          <w:szCs w:val="24"/>
+        </w:rPr>
+        <w:t>範例</w:t>
+      </w:r>
+      <w:r>
+        <w:rPr>
+          <w:rFonts w:ascii="Arial" w:eastAsia="新細明體" w:hAnsi="Arial" w:cs="Arial"/>
+          <w:kern w:val="0"/>
+          <w:szCs w:val="24"/>
+        </w:rPr>
+        <w:t>：如果我們在最低權重的全域選擇器加上它：</w:t>
+      </w:r>
+    </w:p>
+    <w:p>
+      <w:pPr>
+        <w:widowControl/>
+        <w:rPr>
+          <w:rFonts w:ascii="Arial" w:eastAsia="新細明體" w:hAnsi="Arial" w:cs="Arial"/>
+          <w:kern w:val="0"/>
+          <w:sz w:val="30"/>
+          <w:szCs w:val="30"/>
+        </w:rPr>
+      </w:pPr>
+      <w:proofErr w:type="spellStart"/>
+      <w:proofErr w:type="gramStart"/>
+      <w:r>
+        <w:rPr>
+          <w:rFonts w:ascii="Arial" w:eastAsia="新細明體" w:hAnsi="Arial" w:cs="Arial"/>
+          <w:kern w:val="0"/>
+          <w:sz w:val="30"/>
+          <w:szCs w:val="30"/>
+        </w:rPr>
+        <w:t>css</w:t>
+      </w:r>
+      <w:proofErr w:type="spellEnd"/>
+      <w:proofErr w:type="gramEnd"/>
+    </w:p>
+    <w:p>
+      <w:pPr>
+        <w:widowControl/>
+        <w:shd w:val="clear" w:color="auto" w:fill="121314"/>
+        <w:spacing w:line="330" w:lineRule="atLeast"/>
+        <w:rPr>
+          <w:rFonts w:ascii="Consolas" w:eastAsia="新細明體" w:hAnsi="Consolas" w:cs="新細明體"/>
+          <w:color w:val="9CDCFE"/>
+          <w:kern w:val="0"/>
+          <w:szCs w:val="24"/>
+        </w:rPr>
+      </w:pPr>
+      <w:r>
+        <w:rPr>
+          <w:rFonts w:ascii="Consolas" w:eastAsia="新細明體" w:hAnsi="Consolas" w:cs="新細明體"/>
+          <w:color w:val="9CDCFE"/>
+          <w:kern w:val="0"/>
+          <w:szCs w:val="24"/>
+        </w:rPr>
+        <w:t>* {</w:t>
+      </w:r>
+    </w:p>
+    <w:p>
+      <w:pPr>
+        <w:widowControl/>
+        <w:shd w:val="clear" w:color="auto" w:fill="121314"/>
+        <w:spacing w:line="330" w:lineRule="atLeast"/>
+        <w:rPr>
+          <w:rFonts w:ascii="Consolas" w:eastAsia="新細明體" w:hAnsi="Consolas" w:cs="新細明體"/>
+          <w:color w:val="9CDCFE"/>
+          <w:kern w:val="0"/>
+          <w:szCs w:val="24"/>
+        </w:rPr>
+      </w:pPr>
+      <w:r>
+        <w:rPr>
+          <w:rFonts w:ascii="Consolas" w:eastAsia="新細明體" w:hAnsi="Consolas" w:cs="新細明體"/>
+          <w:color w:val="9CDCFE"/>
+          <w:kern w:val="0"/>
+          <w:szCs w:val="24"/>
+        </w:rPr>
+        <w:t xml:space="preserve">    </w:t>
+      </w:r>
+      <w:proofErr w:type="gramStart"/>
+      <w:r>
+        <w:rPr>
+          <w:rFonts w:ascii="Consolas" w:eastAsia="新細明體" w:hAnsi="Consolas" w:cs="新細明體"/>
+          <w:color w:val="9CDCFE"/>
+          <w:kern w:val="0"/>
+          <w:szCs w:val="24"/>
+        </w:rPr>
+        <w:t>color</w:t>
+      </w:r>
+      <w:proofErr w:type="gramEnd"/>
+      <w:r>
+        <w:rPr>
+          <w:rFonts w:ascii="Consolas" w:eastAsia="新細明體" w:hAnsi="Consolas" w:cs="新細明體"/>
+          <w:color w:val="9CDCFE"/>
+          <w:kern w:val="0"/>
+          <w:szCs w:val="24"/>
+        </w:rPr>
+        <w:t xml:space="preserve">: brown !important; /* </w:t>
+      </w:r>
+      <w:r>
+        <w:rPr>
+          <w:rFonts w:ascii="Consolas" w:eastAsia="新細明體" w:hAnsi="Consolas" w:cs="新細明體"/>
+          <w:color w:val="9CDCFE"/>
+          <w:kern w:val="0"/>
+          <w:szCs w:val="24"/>
+        </w:rPr>
+        <w:t>強制覆蓋所有設定</w:t>
+      </w:r>
+      <w:r>
+        <w:rPr>
+          <w:rFonts w:ascii="Consolas" w:eastAsia="新細明體" w:hAnsi="Consolas" w:cs="新細明體"/>
+          <w:color w:val="9CDCFE"/>
+          <w:kern w:val="0"/>
+          <w:szCs w:val="24"/>
+        </w:rPr>
+        <w:t xml:space="preserve"> */</w:t>
+      </w:r>
+    </w:p>
+    <w:p>
+      <w:pPr>
+        <w:widowControl/>
+        <w:shd w:val="clear" w:color="auto" w:fill="121314"/>
+        <w:spacing w:line="330" w:lineRule="atLeast"/>
+        <w:rPr>
+          <w:rFonts w:ascii="Consolas" w:eastAsia="新細明體" w:hAnsi="Consolas" w:cs="新細明體"/>
+          <w:color w:val="9CDCFE"/>
+          <w:kern w:val="0"/>
+          <w:szCs w:val="24"/>
+        </w:rPr>
+      </w:pPr>
+      <w:r>
+        <w:rPr>
+          <w:rFonts w:ascii="Consolas" w:eastAsia="新細明體" w:hAnsi="Consolas" w:cs="新細明體"/>
+          <w:color w:val="9CDCFE"/>
+          <w:kern w:val="0"/>
+          <w:szCs w:val="24"/>
+        </w:rPr>
+        <w:t>}</w:t>
+      </w:r>
+    </w:p>
+    <w:p>
+      <w:pPr>
+        <w:rPr>
+          <w:rFonts w:ascii="微軟正黑體" w:eastAsia="微軟正黑體" w:hAnsi="微軟正黑體"/>
+          <w:b/>
+          <w:color w:val="000000" w:themeColor="text1"/>
+          <w:sz w:val="20"/>
+          <w:szCs w:val="20"/>
+        </w:rPr>
+      </w:pPr>
+      <w:r>
+        <w:rPr>
+          <w:rFonts w:ascii="微軟正黑體" w:eastAsia="微軟正黑體" w:hAnsi="微軟正黑體"/>
+          <w:b/>
+          <w:noProof/>
+          <w:color w:val="000000" w:themeColor="text1"/>
+          <w:sz w:val="20"/>
+          <w:szCs w:val="20"/>
+        </w:rPr>
+        <w:drawing>
+          <wp:inline distT="0" distB="0" distL="0" distR="0">
+            <wp:extent cx="5274310" cy="1463675"/>
+            <wp:effectExtent l="0" t="0" r="0" b="3175"/>
+            <wp:docPr id="6" name="圖片 6"/>
+            <wp:cNvGraphicFramePr>
+              <a:graphicFrameLocks xmlns:a="http://schemas.openxmlformats.org/drawingml/2006/main" noChangeAspect="1"/>
+            </wp:cNvGraphicFramePr>
+            <a:graphic xmlns:a="http://schemas.openxmlformats.org/drawingml/2006/main">
+              <a:graphicData uri="http://schemas.openxmlformats.org/drawingml/2006/picture">
+                <pic:pic xmlns:pic="http://schemas.openxmlformats.org/drawingml/2006/picture">
+                  <pic:nvPicPr>
+                    <pic:cNvPr id="6" name="圖片1.png"/>
+                    <pic:cNvPicPr/>
+                  </pic:nvPicPr>
+                  <pic:blipFill rotWithShape="1">
+                    <a:blip r:embed="rId15" cstate="print">
+                      <a:extLst>
+                        <a:ext uri="{28A0092B-C50C-407E-A947-70E740481C1C}">
+                          <a14:useLocalDpi xmlns:a14="http://schemas.microsoft.com/office/drawing/2010/main" val="0"/>
+                        </a:ext>
+                      </a:extLst>
+                    </a:blip>
+                    <a:srcRect t="32799"/>
+                    <a:stretch/>
+                  </pic:blipFill>
+                  <pic:spPr bwMode="auto">
+                    <a:xfrm>
+                      <a:off x="0" y="0"/>
+                      <a:ext cx="5274310" cy="1463675"/>
+                    </a:xfrm>
+                    <a:prstGeom prst="rect">
+                      <a:avLst/>
+                    </a:prstGeom>
+                    <a:ln>
+                      <a:noFill/>
+                    </a:ln>
+                    <a:extLst>
+                      <a:ext uri="{53640926-AAD7-44D8-BBD7-CCE9431645EC}">
+                        <a14:shadowObscured xmlns:a14="http://schemas.microsoft.com/office/drawing/2010/main"/>
+                      </a:ext>
+                    </a:extLst>
+                  </pic:spPr>
+                </pic:pic>
+              </a:graphicData>
+            </a:graphic>
+          </wp:inline>
+        </w:drawing>
       </w:r>
       <w:bookmarkStart w:id="0" w:name="_GoBack"/>
       <w:bookmarkEnd w:id="0"/>
+    </w:p>
+    <w:p>
+      <w:pPr>
+        <w:widowControl/>
+        <w:rPr>
+          <w:rFonts w:ascii="Arial" w:eastAsia="新細明體" w:hAnsi="Arial" w:cs="Arial"/>
+          <w:b/>
+          <w:bCs/>
+          <w:kern w:val="0"/>
+          <w:sz w:val="30"/>
+          <w:szCs w:val="30"/>
+        </w:rPr>
+      </w:pPr>
+      <w:r>
+        <w:rPr>
+          <w:rFonts w:ascii="Segoe UI Symbol" w:eastAsia="新細明體" w:hAnsi="Segoe UI Symbol" w:cs="Segoe UI Symbol"/>
+          <w:b/>
+          <w:bCs/>
+          <w:kern w:val="0"/>
+          <w:sz w:val="30"/>
+          <w:szCs w:val="30"/>
+        </w:rPr>
+        <w:t>📌</w:t>
+      </w:r>
+      <w:r>
+        <w:rPr>
+          <w:rFonts w:ascii="Arial" w:eastAsia="新細明體" w:hAnsi="Arial" w:cs="Arial"/>
+          <w:b/>
+          <w:bCs/>
+          <w:kern w:val="0"/>
+          <w:sz w:val="30"/>
+          <w:szCs w:val="30"/>
+        </w:rPr>
+        <w:t xml:space="preserve"> </w:t>
+      </w:r>
+      <w:r>
+        <w:rPr>
+          <w:rFonts w:ascii="Arial" w:eastAsia="新細明體" w:hAnsi="Arial" w:cs="Arial"/>
+          <w:b/>
+          <w:bCs/>
+          <w:kern w:val="0"/>
+          <w:sz w:val="30"/>
+          <w:szCs w:val="30"/>
+        </w:rPr>
+        <w:t>盒子模型四大核心層級（由內到外）</w:t>
+      </w:r>
+    </w:p>
+    <w:p>
+      <w:pPr>
+        <w:widowControl/>
+        <w:numPr>
+          <w:ilvl w:val="0"/>
+          <w:numId w:val="4"/>
+        </w:numPr>
+        <w:ind w:left="0"/>
+        <w:rPr>
+          <w:rFonts w:ascii="Arial" w:eastAsia="新細明體" w:hAnsi="Arial" w:cs="Arial"/>
+          <w:kern w:val="0"/>
+          <w:szCs w:val="24"/>
+        </w:rPr>
+      </w:pPr>
+      <w:r>
+        <w:rPr>
+          <w:rFonts w:ascii="Arial" w:eastAsia="新細明體" w:hAnsi="Arial" w:cs="Arial"/>
+          <w:b/>
+          <w:bCs/>
+          <w:kern w:val="0"/>
+          <w:szCs w:val="24"/>
+        </w:rPr>
+        <w:t>內容區</w:t>
+      </w:r>
+      <w:r>
+        <w:rPr>
+          <w:rFonts w:ascii="Arial" w:eastAsia="新細明體" w:hAnsi="Arial" w:cs="Arial"/>
+          <w:b/>
+          <w:bCs/>
+          <w:kern w:val="0"/>
+          <w:szCs w:val="24"/>
+        </w:rPr>
+        <w:t xml:space="preserve"> (Content)</w:t>
+      </w:r>
+      <w:r>
+        <w:rPr>
+          <w:rFonts w:ascii="Arial" w:eastAsia="新細明體" w:hAnsi="Arial" w:cs="Arial"/>
+          <w:kern w:val="0"/>
+          <w:szCs w:val="24"/>
+        </w:rPr>
+        <w:t>：</w:t>
+      </w:r>
+    </w:p>
+    <w:p>
+      <w:pPr>
+        <w:widowControl/>
+        <w:numPr>
+          <w:ilvl w:val="1"/>
+          <w:numId w:val="4"/>
+        </w:numPr>
+        <w:ind w:left="0"/>
+        <w:rPr>
+          <w:rFonts w:ascii="Arial" w:eastAsia="新細明體" w:hAnsi="Arial" w:cs="Arial"/>
+          <w:kern w:val="0"/>
+          <w:szCs w:val="24"/>
+        </w:rPr>
+      </w:pPr>
+      <w:r>
+        <w:rPr>
+          <w:rFonts w:ascii="Arial" w:eastAsia="新細明體" w:hAnsi="Arial" w:cs="Arial"/>
+          <w:kern w:val="0"/>
+          <w:szCs w:val="24"/>
+        </w:rPr>
+        <w:t>負責存放實際的文字、圖片或影音元素。</w:t>
+      </w:r>
+    </w:p>
+    <w:p>
+      <w:pPr>
+        <w:widowControl/>
+        <w:numPr>
+          <w:ilvl w:val="1"/>
+          <w:numId w:val="4"/>
+        </w:numPr>
+        <w:ind w:left="0"/>
+        <w:rPr>
+          <w:rFonts w:ascii="Arial" w:eastAsia="新細明體" w:hAnsi="Arial" w:cs="Arial"/>
+          <w:kern w:val="0"/>
+          <w:szCs w:val="24"/>
+        </w:rPr>
+      </w:pPr>
+      <w:r>
+        <w:rPr>
+          <w:rFonts w:ascii="Arial" w:eastAsia="新細明體" w:hAnsi="Arial" w:cs="Arial"/>
+          <w:kern w:val="0"/>
+          <w:szCs w:val="24"/>
+        </w:rPr>
+        <w:t>在預設狀態下，你設定的</w:t>
+      </w:r>
+      <w:r>
+        <w:rPr>
+          <w:rFonts w:ascii="Arial" w:eastAsia="新細明體" w:hAnsi="Arial" w:cs="Arial"/>
+          <w:kern w:val="0"/>
+          <w:szCs w:val="24"/>
+        </w:rPr>
+        <w:t xml:space="preserve"> </w:t>
+      </w:r>
+      <w:r>
+        <w:rPr>
+          <w:rFonts w:ascii="Courier New" w:eastAsia="細明體" w:hAnsi="Courier New" w:cs="Courier New"/>
+          <w:kern w:val="0"/>
+          <w:sz w:val="21"/>
+          <w:szCs w:val="21"/>
+        </w:rPr>
+        <w:t>width</w:t>
+      </w:r>
+      <w:r>
+        <w:rPr>
+          <w:rFonts w:ascii="Arial" w:eastAsia="新細明體" w:hAnsi="Arial" w:cs="Arial"/>
+          <w:kern w:val="0"/>
+          <w:szCs w:val="24"/>
+        </w:rPr>
+        <w:t xml:space="preserve"> </w:t>
+      </w:r>
+      <w:r>
+        <w:rPr>
+          <w:rFonts w:ascii="Arial" w:eastAsia="新細明體" w:hAnsi="Arial" w:cs="Arial"/>
+          <w:kern w:val="0"/>
+          <w:szCs w:val="24"/>
+        </w:rPr>
+        <w:t>與</w:t>
+      </w:r>
+      <w:r>
+        <w:rPr>
+          <w:rFonts w:ascii="Arial" w:eastAsia="新細明體" w:hAnsi="Arial" w:cs="Arial"/>
+          <w:kern w:val="0"/>
+          <w:szCs w:val="24"/>
+        </w:rPr>
+        <w:t xml:space="preserve"> </w:t>
+      </w:r>
+      <w:r>
+        <w:rPr>
+          <w:rFonts w:ascii="Courier New" w:eastAsia="細明體" w:hAnsi="Courier New" w:cs="Courier New"/>
+          <w:kern w:val="0"/>
+          <w:sz w:val="21"/>
+          <w:szCs w:val="21"/>
+        </w:rPr>
+        <w:t>height</w:t>
+      </w:r>
+      <w:r>
+        <w:rPr>
+          <w:rFonts w:ascii="Arial" w:eastAsia="新細明體" w:hAnsi="Arial" w:cs="Arial"/>
+          <w:kern w:val="0"/>
+          <w:szCs w:val="24"/>
+        </w:rPr>
+        <w:t xml:space="preserve"> </w:t>
+      </w:r>
+      <w:r>
+        <w:rPr>
+          <w:rFonts w:ascii="Arial" w:eastAsia="新細明體" w:hAnsi="Arial" w:cs="Arial"/>
+          <w:kern w:val="0"/>
+          <w:szCs w:val="24"/>
+        </w:rPr>
+        <w:t>就是在控制這塊區域。</w:t>
+      </w:r>
+    </w:p>
+    <w:p>
+      <w:pPr>
+        <w:widowControl/>
+        <w:numPr>
+          <w:ilvl w:val="0"/>
+          <w:numId w:val="4"/>
+        </w:numPr>
+        <w:ind w:left="0"/>
+        <w:rPr>
+          <w:rFonts w:ascii="Arial" w:eastAsia="新細明體" w:hAnsi="Arial" w:cs="Arial"/>
+          <w:kern w:val="0"/>
+          <w:szCs w:val="24"/>
+        </w:rPr>
+      </w:pPr>
+      <w:r>
+        <w:rPr>
+          <w:rFonts w:ascii="Arial" w:eastAsia="新細明體" w:hAnsi="Arial" w:cs="Arial"/>
+          <w:b/>
+          <w:bCs/>
+          <w:kern w:val="0"/>
+          <w:szCs w:val="24"/>
+        </w:rPr>
+        <w:t>內距</w:t>
+      </w:r>
+      <w:r>
+        <w:rPr>
+          <w:rFonts w:ascii="Arial" w:eastAsia="新細明體" w:hAnsi="Arial" w:cs="Arial"/>
+          <w:b/>
+          <w:bCs/>
+          <w:kern w:val="0"/>
+          <w:szCs w:val="24"/>
+        </w:rPr>
+        <w:t xml:space="preserve"> (Padding)</w:t>
+      </w:r>
+      <w:r>
+        <w:rPr>
+          <w:rFonts w:ascii="Arial" w:eastAsia="新細明體" w:hAnsi="Arial" w:cs="Arial"/>
+          <w:kern w:val="0"/>
+          <w:szCs w:val="24"/>
+        </w:rPr>
+        <w:t>：</w:t>
+      </w:r>
+    </w:p>
+    <w:p>
+      <w:pPr>
+        <w:widowControl/>
+        <w:numPr>
+          <w:ilvl w:val="1"/>
+          <w:numId w:val="4"/>
+        </w:numPr>
+        <w:ind w:left="0"/>
+        <w:rPr>
+          <w:rFonts w:ascii="Arial" w:eastAsia="新細明體" w:hAnsi="Arial" w:cs="Arial"/>
+          <w:kern w:val="0"/>
+          <w:szCs w:val="24"/>
+        </w:rPr>
+      </w:pPr>
+      <w:r>
+        <w:rPr>
+          <w:rFonts w:ascii="Arial" w:eastAsia="新細明體" w:hAnsi="Arial" w:cs="Arial"/>
+          <w:kern w:val="0"/>
+          <w:szCs w:val="24"/>
+        </w:rPr>
+        <w:t>位於</w:t>
+      </w:r>
+      <w:r>
+        <w:rPr>
+          <w:rFonts w:ascii="Arial" w:eastAsia="新細明體" w:hAnsi="Arial" w:cs="Arial"/>
+          <w:b/>
+          <w:bCs/>
+          <w:kern w:val="0"/>
+          <w:szCs w:val="24"/>
+        </w:rPr>
+        <w:t>內容</w:t>
+      </w:r>
+      <w:r>
+        <w:rPr>
+          <w:rFonts w:ascii="Arial" w:eastAsia="新細明體" w:hAnsi="Arial" w:cs="Arial"/>
+          <w:kern w:val="0"/>
+          <w:szCs w:val="24"/>
+        </w:rPr>
+        <w:t>與</w:t>
+      </w:r>
+      <w:r>
+        <w:rPr>
+          <w:rFonts w:ascii="Arial" w:eastAsia="新細明體" w:hAnsi="Arial" w:cs="Arial"/>
+          <w:b/>
+          <w:bCs/>
+          <w:kern w:val="0"/>
+          <w:szCs w:val="24"/>
+        </w:rPr>
+        <w:t>邊框</w:t>
+      </w:r>
+      <w:r>
+        <w:rPr>
+          <w:rFonts w:ascii="Arial" w:eastAsia="新細明體" w:hAnsi="Arial" w:cs="Arial"/>
+          <w:kern w:val="0"/>
+          <w:szCs w:val="24"/>
+        </w:rPr>
+        <w:t>之間的透明緩衝區。</w:t>
+      </w:r>
+    </w:p>
+    <w:p>
+      <w:pPr>
+        <w:widowControl/>
+        <w:numPr>
+          <w:ilvl w:val="1"/>
+          <w:numId w:val="4"/>
+        </w:numPr>
+        <w:ind w:left="0"/>
+        <w:rPr>
+          <w:rFonts w:ascii="Arial" w:eastAsia="新細明體" w:hAnsi="Arial" w:cs="Arial"/>
+          <w:kern w:val="0"/>
+          <w:szCs w:val="24"/>
+        </w:rPr>
+      </w:pPr>
+      <w:r>
+        <w:rPr>
+          <w:rFonts w:ascii="Arial" w:eastAsia="新細明體" w:hAnsi="Arial" w:cs="Arial"/>
+          <w:kern w:val="0"/>
+          <w:szCs w:val="24"/>
+        </w:rPr>
+        <w:t>當你想增加文字與外框的距離（避免字體貼緊框線），就是調整</w:t>
+      </w:r>
+      <w:r>
+        <w:rPr>
+          <w:rFonts w:ascii="Arial" w:eastAsia="新細明體" w:hAnsi="Arial" w:cs="Arial"/>
+          <w:kern w:val="0"/>
+          <w:szCs w:val="24"/>
+        </w:rPr>
+        <w:t xml:space="preserve"> Padding</w:t>
+      </w:r>
+      <w:r>
+        <w:rPr>
+          <w:rFonts w:ascii="Arial" w:eastAsia="新細明體" w:hAnsi="Arial" w:cs="Arial"/>
+          <w:kern w:val="0"/>
+          <w:szCs w:val="24"/>
+        </w:rPr>
+        <w:t>。</w:t>
+      </w:r>
+    </w:p>
+    <w:p>
+      <w:pPr>
+        <w:widowControl/>
+        <w:numPr>
+          <w:ilvl w:val="0"/>
+          <w:numId w:val="4"/>
+        </w:numPr>
+        <w:ind w:left="0"/>
+        <w:rPr>
+          <w:rFonts w:ascii="Arial" w:eastAsia="新細明體" w:hAnsi="Arial" w:cs="Arial"/>
+          <w:kern w:val="0"/>
+          <w:szCs w:val="24"/>
+        </w:rPr>
+      </w:pPr>
+      <w:r>
+        <w:rPr>
+          <w:rFonts w:ascii="Arial" w:eastAsia="新細明體" w:hAnsi="Arial" w:cs="Arial"/>
+          <w:b/>
+          <w:bCs/>
+          <w:kern w:val="0"/>
+          <w:szCs w:val="24"/>
+        </w:rPr>
+        <w:t>邊框</w:t>
+      </w:r>
+      <w:r>
+        <w:rPr>
+          <w:rFonts w:ascii="Arial" w:eastAsia="新細明體" w:hAnsi="Arial" w:cs="Arial"/>
+          <w:b/>
+          <w:bCs/>
+          <w:kern w:val="0"/>
+          <w:szCs w:val="24"/>
+        </w:rPr>
+        <w:t xml:space="preserve"> (Border)</w:t>
+      </w:r>
+      <w:r>
+        <w:rPr>
+          <w:rFonts w:ascii="Arial" w:eastAsia="新細明體" w:hAnsi="Arial" w:cs="Arial"/>
+          <w:kern w:val="0"/>
+          <w:szCs w:val="24"/>
+        </w:rPr>
+        <w:t>：</w:t>
+      </w:r>
+    </w:p>
+    <w:p>
+      <w:pPr>
+        <w:widowControl/>
+        <w:numPr>
+          <w:ilvl w:val="1"/>
+          <w:numId w:val="4"/>
+        </w:numPr>
+        <w:ind w:left="0"/>
+        <w:rPr>
+          <w:rFonts w:ascii="Arial" w:eastAsia="新細明體" w:hAnsi="Arial" w:cs="Arial"/>
+          <w:kern w:val="0"/>
+          <w:szCs w:val="24"/>
+        </w:rPr>
+      </w:pPr>
+      <w:r>
+        <w:rPr>
+          <w:rFonts w:ascii="Arial" w:eastAsia="新細明體" w:hAnsi="Arial" w:cs="Arial"/>
+          <w:kern w:val="0"/>
+          <w:szCs w:val="24"/>
+        </w:rPr>
+        <w:t>包裹在內距之外的框線。</w:t>
+      </w:r>
+    </w:p>
+    <w:p>
+      <w:pPr>
+        <w:widowControl/>
+        <w:numPr>
+          <w:ilvl w:val="1"/>
+          <w:numId w:val="4"/>
+        </w:numPr>
+        <w:ind w:left="0"/>
+        <w:rPr>
+          <w:rFonts w:ascii="Arial" w:eastAsia="新細明體" w:hAnsi="Arial" w:cs="Arial"/>
+          <w:kern w:val="0"/>
+          <w:szCs w:val="24"/>
+        </w:rPr>
+      </w:pPr>
+      <w:r>
+        <w:rPr>
+          <w:rFonts w:ascii="Arial" w:eastAsia="新細明體" w:hAnsi="Arial" w:cs="Arial"/>
+          <w:kern w:val="0"/>
+          <w:szCs w:val="24"/>
+        </w:rPr>
+        <w:lastRenderedPageBreak/>
+        <w:t>可以設定粗細（</w:t>
+      </w:r>
+      <w:r>
+        <w:rPr>
+          <w:rFonts w:ascii="Courier New" w:eastAsia="細明體" w:hAnsi="Courier New" w:cs="Courier New"/>
+          <w:kern w:val="0"/>
+          <w:sz w:val="21"/>
+          <w:szCs w:val="21"/>
+        </w:rPr>
+        <w:t>border-width</w:t>
+      </w:r>
+      <w:r>
+        <w:rPr>
+          <w:rFonts w:ascii="Arial" w:eastAsia="新細明體" w:hAnsi="Arial" w:cs="Arial"/>
+          <w:kern w:val="0"/>
+          <w:szCs w:val="24"/>
+        </w:rPr>
+        <w:t>）、樣式（如實線</w:t>
+      </w:r>
+      <w:r>
+        <w:rPr>
+          <w:rFonts w:ascii="Arial" w:eastAsia="新細明體" w:hAnsi="Arial" w:cs="Arial"/>
+          <w:kern w:val="0"/>
+          <w:szCs w:val="24"/>
+        </w:rPr>
+        <w:t xml:space="preserve"> </w:t>
+      </w:r>
+      <w:r>
+        <w:rPr>
+          <w:rFonts w:ascii="Courier New" w:eastAsia="細明體" w:hAnsi="Courier New" w:cs="Courier New"/>
+          <w:kern w:val="0"/>
+          <w:sz w:val="21"/>
+          <w:szCs w:val="21"/>
+        </w:rPr>
+        <w:t>solid</w:t>
+      </w:r>
+      <w:r>
+        <w:rPr>
+          <w:rFonts w:ascii="Arial" w:eastAsia="新細明體" w:hAnsi="Arial" w:cs="Arial"/>
+          <w:kern w:val="0"/>
+          <w:szCs w:val="24"/>
+        </w:rPr>
+        <w:t>、虛線</w:t>
+      </w:r>
+      <w:r>
+        <w:rPr>
+          <w:rFonts w:ascii="Arial" w:eastAsia="新細明體" w:hAnsi="Arial" w:cs="Arial"/>
+          <w:kern w:val="0"/>
+          <w:szCs w:val="24"/>
+        </w:rPr>
+        <w:t xml:space="preserve"> </w:t>
+      </w:r>
+      <w:r>
+        <w:rPr>
+          <w:rFonts w:ascii="Courier New" w:eastAsia="細明體" w:hAnsi="Courier New" w:cs="Courier New"/>
+          <w:kern w:val="0"/>
+          <w:sz w:val="21"/>
+          <w:szCs w:val="21"/>
+        </w:rPr>
+        <w:t>dashed</w:t>
+      </w:r>
+      <w:r>
+        <w:rPr>
+          <w:rFonts w:ascii="Arial" w:eastAsia="新細明體" w:hAnsi="Arial" w:cs="Arial"/>
+          <w:kern w:val="0"/>
+          <w:szCs w:val="24"/>
+        </w:rPr>
+        <w:t>）與顏色。</w:t>
+      </w:r>
+    </w:p>
+    <w:p>
+      <w:pPr>
+        <w:widowControl/>
+        <w:numPr>
+          <w:ilvl w:val="0"/>
+          <w:numId w:val="4"/>
+        </w:numPr>
+        <w:ind w:left="0"/>
+        <w:rPr>
+          <w:rFonts w:ascii="Arial" w:eastAsia="新細明體" w:hAnsi="Arial" w:cs="Arial"/>
+          <w:kern w:val="0"/>
+          <w:szCs w:val="24"/>
+        </w:rPr>
+      </w:pPr>
+      <w:proofErr w:type="gramStart"/>
+      <w:r>
+        <w:rPr>
+          <w:rFonts w:ascii="Arial" w:eastAsia="新細明體" w:hAnsi="Arial" w:cs="Arial"/>
+          <w:b/>
+          <w:bCs/>
+          <w:kern w:val="0"/>
+          <w:szCs w:val="24"/>
+        </w:rPr>
+        <w:t>外距</w:t>
+      </w:r>
+      <w:proofErr w:type="gramEnd"/>
+      <w:r>
+        <w:rPr>
+          <w:rFonts w:ascii="Arial" w:eastAsia="新細明體" w:hAnsi="Arial" w:cs="Arial"/>
+          <w:b/>
+          <w:bCs/>
+          <w:kern w:val="0"/>
+          <w:szCs w:val="24"/>
+        </w:rPr>
+        <w:t xml:space="preserve"> (Margin)</w:t>
+      </w:r>
+      <w:r>
+        <w:rPr>
+          <w:rFonts w:ascii="Arial" w:eastAsia="新細明體" w:hAnsi="Arial" w:cs="Arial"/>
+          <w:kern w:val="0"/>
+          <w:szCs w:val="24"/>
+        </w:rPr>
+        <w:t>：</w:t>
+      </w:r>
+    </w:p>
+    <w:p>
+      <w:pPr>
+        <w:widowControl/>
+        <w:numPr>
+          <w:ilvl w:val="1"/>
+          <w:numId w:val="4"/>
+        </w:numPr>
+        <w:ind w:left="0"/>
+        <w:rPr>
+          <w:rFonts w:ascii="Arial" w:eastAsia="新細明體" w:hAnsi="Arial" w:cs="Arial"/>
+          <w:kern w:val="0"/>
+          <w:szCs w:val="24"/>
+        </w:rPr>
+      </w:pPr>
+      <w:r>
+        <w:rPr>
+          <w:rFonts w:ascii="Arial" w:eastAsia="新細明體" w:hAnsi="Arial" w:cs="Arial"/>
+          <w:kern w:val="0"/>
+          <w:szCs w:val="24"/>
+        </w:rPr>
+        <w:t>最外層的透明區域，負責推開</w:t>
+      </w:r>
+      <w:r>
+        <w:rPr>
+          <w:rFonts w:ascii="Arial" w:eastAsia="新細明體" w:hAnsi="Arial" w:cs="Arial"/>
+          <w:b/>
+          <w:bCs/>
+          <w:kern w:val="0"/>
+          <w:szCs w:val="24"/>
+        </w:rPr>
+        <w:t>目前元素與其他鄰近元素</w:t>
+      </w:r>
+      <w:r>
+        <w:rPr>
+          <w:rFonts w:ascii="Arial" w:eastAsia="新細明體" w:hAnsi="Arial" w:cs="Arial"/>
+          <w:kern w:val="0"/>
+          <w:szCs w:val="24"/>
+        </w:rPr>
+        <w:t>之間的物理距離。</w:t>
+      </w:r>
+    </w:p>
+    <w:p>
+      <w:pPr>
+        <w:widowControl/>
+        <w:rPr>
+          <w:rFonts w:ascii="Arial" w:eastAsia="新細明體" w:hAnsi="Arial" w:cs="Arial"/>
+          <w:b/>
+          <w:bCs/>
+          <w:kern w:val="0"/>
+          <w:sz w:val="30"/>
+          <w:szCs w:val="30"/>
+        </w:rPr>
+      </w:pPr>
+      <w:r>
+        <w:rPr>
+          <w:rFonts w:ascii="Segoe UI Symbol" w:eastAsia="新細明體" w:hAnsi="Segoe UI Symbol" w:cs="Segoe UI Symbol"/>
+          <w:b/>
+          <w:bCs/>
+          <w:kern w:val="0"/>
+          <w:sz w:val="30"/>
+          <w:szCs w:val="30"/>
+        </w:rPr>
+        <w:t>💡</w:t>
+      </w:r>
+      <w:r>
+        <w:rPr>
+          <w:rFonts w:ascii="Arial" w:eastAsia="新細明體" w:hAnsi="Arial" w:cs="Arial"/>
+          <w:b/>
+          <w:bCs/>
+          <w:kern w:val="0"/>
+          <w:sz w:val="30"/>
+          <w:szCs w:val="30"/>
+        </w:rPr>
+        <w:t xml:space="preserve"> </w:t>
+      </w:r>
+      <w:r>
+        <w:rPr>
+          <w:rFonts w:ascii="Arial" w:eastAsia="新細明體" w:hAnsi="Arial" w:cs="Arial"/>
+          <w:b/>
+          <w:bCs/>
+          <w:kern w:val="0"/>
+          <w:sz w:val="30"/>
+          <w:szCs w:val="30"/>
+        </w:rPr>
+        <w:t>筆記必記：關鍵屬性</w:t>
+      </w:r>
+      <w:r>
+        <w:rPr>
+          <w:rFonts w:ascii="Arial" w:eastAsia="新細明體" w:hAnsi="Arial" w:cs="Arial"/>
+          <w:b/>
+          <w:bCs/>
+          <w:kern w:val="0"/>
+          <w:sz w:val="30"/>
+          <w:szCs w:val="30"/>
+        </w:rPr>
+        <w:t xml:space="preserve"> </w:t>
+      </w:r>
+      <w:r>
+        <w:rPr>
+          <w:rFonts w:ascii="Courier New" w:eastAsia="細明體" w:hAnsi="Courier New" w:cs="Courier New"/>
+          <w:b/>
+          <w:bCs/>
+          <w:kern w:val="0"/>
+          <w:sz w:val="21"/>
+          <w:szCs w:val="21"/>
+        </w:rPr>
+        <w:t>box-sizing</w:t>
+      </w:r>
+      <w:r>
+        <w:rPr>
+          <w:rFonts w:ascii="Arial" w:eastAsia="新細明體" w:hAnsi="Arial" w:cs="Arial"/>
+          <w:b/>
+          <w:bCs/>
+          <w:kern w:val="0"/>
+          <w:sz w:val="30"/>
+          <w:szCs w:val="30"/>
+        </w:rPr>
+        <w:t xml:space="preserve"> </w:t>
+      </w:r>
+      <w:r>
+        <w:rPr>
+          <w:rFonts w:ascii="Arial" w:eastAsia="新細明體" w:hAnsi="Arial" w:cs="Arial"/>
+          <w:b/>
+          <w:bCs/>
+          <w:kern w:val="0"/>
+          <w:sz w:val="30"/>
+          <w:szCs w:val="30"/>
+        </w:rPr>
+        <w:t>的巨大差別</w:t>
+      </w:r>
+    </w:p>
+    <w:p>
+      <w:pPr>
+        <w:widowControl/>
+        <w:rPr>
+          <w:rFonts w:ascii="Arial" w:eastAsia="新細明體" w:hAnsi="Arial" w:cs="Arial"/>
+          <w:kern w:val="0"/>
+          <w:szCs w:val="24"/>
+        </w:rPr>
+      </w:pPr>
+      <w:r>
+        <w:rPr>
+          <w:rFonts w:ascii="Arial" w:eastAsia="新細明體" w:hAnsi="Arial" w:cs="Arial"/>
+          <w:kern w:val="0"/>
+          <w:szCs w:val="24"/>
+        </w:rPr>
+        <w:t>學習</w:t>
+      </w:r>
+      <w:r>
+        <w:rPr>
+          <w:rFonts w:ascii="Arial" w:eastAsia="新細明體" w:hAnsi="Arial" w:cs="Arial"/>
+          <w:kern w:val="0"/>
+          <w:szCs w:val="24"/>
+        </w:rPr>
+        <w:t xml:space="preserve"> Box Model </w:t>
+      </w:r>
+      <w:r>
+        <w:rPr>
+          <w:rFonts w:ascii="Arial" w:eastAsia="新細明體" w:hAnsi="Arial" w:cs="Arial"/>
+          <w:kern w:val="0"/>
+          <w:szCs w:val="24"/>
+        </w:rPr>
+        <w:t>的過程中，最</w:t>
+      </w:r>
+      <w:proofErr w:type="gramStart"/>
+      <w:r>
+        <w:rPr>
+          <w:rFonts w:ascii="Arial" w:eastAsia="新細明體" w:hAnsi="Arial" w:cs="Arial"/>
+          <w:kern w:val="0"/>
+          <w:szCs w:val="24"/>
+        </w:rPr>
+        <w:t>容易卡關的</w:t>
+      </w:r>
+      <w:proofErr w:type="gramEnd"/>
+      <w:r>
+        <w:rPr>
+          <w:rFonts w:ascii="Arial" w:eastAsia="新細明體" w:hAnsi="Arial" w:cs="Arial"/>
+          <w:kern w:val="0"/>
+          <w:szCs w:val="24"/>
+        </w:rPr>
+        <w:t>就是</w:t>
+      </w:r>
+      <w:r>
+        <w:rPr>
+          <w:rFonts w:ascii="Arial" w:eastAsia="新細明體" w:hAnsi="Arial" w:cs="Arial"/>
+          <w:b/>
+          <w:bCs/>
+          <w:kern w:val="0"/>
+          <w:szCs w:val="24"/>
+        </w:rPr>
+        <w:t>實際寬度的計算方式</w:t>
+      </w:r>
+      <w:r>
+        <w:rPr>
+          <w:rFonts w:ascii="Arial" w:eastAsia="新細明體" w:hAnsi="Arial" w:cs="Arial"/>
+          <w:kern w:val="0"/>
+          <w:szCs w:val="24"/>
+        </w:rPr>
+        <w:t>。這會受到你在前幾題提到的</w:t>
+      </w:r>
+      <w:r>
+        <w:rPr>
+          <w:rFonts w:ascii="Arial" w:eastAsia="新細明體" w:hAnsi="Arial" w:cs="Arial"/>
+          <w:kern w:val="0"/>
+          <w:szCs w:val="24"/>
+        </w:rPr>
+        <w:t xml:space="preserve"> </w:t>
+      </w:r>
+      <w:r>
+        <w:rPr>
+          <w:rFonts w:ascii="Courier New" w:eastAsia="細明體" w:hAnsi="Courier New" w:cs="Courier New"/>
+          <w:kern w:val="0"/>
+          <w:sz w:val="21"/>
+          <w:szCs w:val="21"/>
+        </w:rPr>
+        <w:t>box-sizing</w:t>
+      </w:r>
+      <w:r>
+        <w:rPr>
+          <w:rFonts w:ascii="Arial" w:eastAsia="新細明體" w:hAnsi="Arial" w:cs="Arial"/>
+          <w:kern w:val="0"/>
+          <w:szCs w:val="24"/>
+        </w:rPr>
+        <w:t xml:space="preserve"> </w:t>
+      </w:r>
+      <w:r>
+        <w:rPr>
+          <w:rFonts w:ascii="Arial" w:eastAsia="新細明體" w:hAnsi="Arial" w:cs="Arial"/>
+          <w:kern w:val="0"/>
+          <w:szCs w:val="24"/>
+        </w:rPr>
+        <w:t>屬性影響：</w:t>
+      </w:r>
+    </w:p>
+    <w:p>
+      <w:pPr>
+        <w:widowControl/>
+        <w:numPr>
+          <w:ilvl w:val="0"/>
+          <w:numId w:val="5"/>
+        </w:numPr>
+        <w:ind w:left="0"/>
+        <w:rPr>
+          <w:rFonts w:ascii="Arial" w:eastAsia="新細明體" w:hAnsi="Arial" w:cs="Arial"/>
+          <w:kern w:val="0"/>
+          <w:szCs w:val="24"/>
+        </w:rPr>
+      </w:pPr>
+      <w:r>
+        <w:rPr>
+          <w:rFonts w:ascii="Courier New" w:eastAsia="細明體" w:hAnsi="Courier New" w:cs="Courier New"/>
+          <w:b/>
+          <w:bCs/>
+          <w:kern w:val="0"/>
+          <w:sz w:val="21"/>
+          <w:szCs w:val="21"/>
+        </w:rPr>
+        <w:t>box-sizing: content-box;</w:t>
+      </w:r>
+      <w:r>
+        <w:rPr>
+          <w:rFonts w:ascii="Arial" w:eastAsia="新細明體" w:hAnsi="Arial" w:cs="Arial"/>
+          <w:b/>
+          <w:bCs/>
+          <w:kern w:val="0"/>
+          <w:szCs w:val="24"/>
+        </w:rPr>
+        <w:t>（網頁預設值，又稱標準模型）</w:t>
+      </w:r>
+    </w:p>
+    <w:p>
+      <w:pPr>
+        <w:widowControl/>
+        <w:numPr>
+          <w:ilvl w:val="1"/>
+          <w:numId w:val="5"/>
+        </w:numPr>
+        <w:ind w:left="0"/>
+        <w:rPr>
+          <w:rFonts w:ascii="Arial" w:eastAsia="新細明體" w:hAnsi="Arial" w:cs="Arial"/>
+          <w:kern w:val="0"/>
+          <w:szCs w:val="24"/>
+        </w:rPr>
+      </w:pPr>
+      <w:r>
+        <w:rPr>
+          <w:rFonts w:ascii="Arial" w:eastAsia="新細明體" w:hAnsi="Arial" w:cs="Arial"/>
+          <w:b/>
+          <w:bCs/>
+          <w:kern w:val="0"/>
+          <w:szCs w:val="24"/>
+        </w:rPr>
+        <w:t>公式</w:t>
+      </w:r>
+      <w:r>
+        <w:rPr>
+          <w:rFonts w:ascii="Arial" w:eastAsia="新細明體" w:hAnsi="Arial" w:cs="Arial"/>
+          <w:kern w:val="0"/>
+          <w:szCs w:val="24"/>
+        </w:rPr>
+        <w:t>：</w:t>
+      </w:r>
+      <w:r>
+        <w:rPr>
+          <w:rFonts w:ascii="Courier New" w:eastAsia="細明體" w:hAnsi="Courier New" w:cs="Courier New"/>
+          <w:kern w:val="0"/>
+          <w:sz w:val="21"/>
+          <w:szCs w:val="21"/>
+        </w:rPr>
+        <w:t>實際總寬度</w:t>
+      </w:r>
+      <w:r>
+        <w:rPr>
+          <w:rFonts w:ascii="Courier New" w:eastAsia="細明體" w:hAnsi="Courier New" w:cs="Courier New"/>
+          <w:kern w:val="0"/>
+          <w:sz w:val="21"/>
+          <w:szCs w:val="21"/>
+        </w:rPr>
+        <w:t xml:space="preserve"> = width + </w:t>
+      </w:r>
+      <w:proofErr w:type="gramStart"/>
+      <w:r>
+        <w:rPr>
+          <w:rFonts w:ascii="Courier New" w:eastAsia="細明體" w:hAnsi="Courier New" w:cs="Courier New"/>
+          <w:kern w:val="0"/>
+          <w:sz w:val="21"/>
+          <w:szCs w:val="21"/>
+        </w:rPr>
+        <w:t>左內距</w:t>
+      </w:r>
+      <w:proofErr w:type="gramEnd"/>
+      <w:r>
+        <w:rPr>
+          <w:rFonts w:ascii="Courier New" w:eastAsia="細明體" w:hAnsi="Courier New" w:cs="Courier New"/>
+          <w:kern w:val="0"/>
+          <w:sz w:val="21"/>
+          <w:szCs w:val="21"/>
+        </w:rPr>
+        <w:t xml:space="preserve"> + </w:t>
+      </w:r>
+      <w:proofErr w:type="gramStart"/>
+      <w:r>
+        <w:rPr>
+          <w:rFonts w:ascii="Courier New" w:eastAsia="細明體" w:hAnsi="Courier New" w:cs="Courier New"/>
+          <w:kern w:val="0"/>
+          <w:sz w:val="21"/>
+          <w:szCs w:val="21"/>
+        </w:rPr>
+        <w:t>右內距</w:t>
+      </w:r>
+      <w:proofErr w:type="gramEnd"/>
+      <w:r>
+        <w:rPr>
+          <w:rFonts w:ascii="Courier New" w:eastAsia="細明體" w:hAnsi="Courier New" w:cs="Courier New"/>
+          <w:kern w:val="0"/>
+          <w:sz w:val="21"/>
+          <w:szCs w:val="21"/>
+        </w:rPr>
+        <w:t xml:space="preserve"> + </w:t>
+      </w:r>
+      <w:r>
+        <w:rPr>
+          <w:rFonts w:ascii="Courier New" w:eastAsia="細明體" w:hAnsi="Courier New" w:cs="Courier New"/>
+          <w:kern w:val="0"/>
+          <w:sz w:val="21"/>
+          <w:szCs w:val="21"/>
+        </w:rPr>
+        <w:t>左邊框</w:t>
+      </w:r>
+      <w:r>
+        <w:rPr>
+          <w:rFonts w:ascii="Courier New" w:eastAsia="細明體" w:hAnsi="Courier New" w:cs="Courier New"/>
+          <w:kern w:val="0"/>
+          <w:sz w:val="21"/>
+          <w:szCs w:val="21"/>
+        </w:rPr>
+        <w:t xml:space="preserve"> + </w:t>
+      </w:r>
+      <w:r>
+        <w:rPr>
+          <w:rFonts w:ascii="Courier New" w:eastAsia="細明體" w:hAnsi="Courier New" w:cs="Courier New"/>
+          <w:kern w:val="0"/>
+          <w:sz w:val="21"/>
+          <w:szCs w:val="21"/>
+        </w:rPr>
+        <w:t>右邊框</w:t>
+      </w:r>
+    </w:p>
+    <w:p>
+      <w:pPr>
+        <w:widowControl/>
+        <w:numPr>
+          <w:ilvl w:val="1"/>
+          <w:numId w:val="5"/>
+        </w:numPr>
+        <w:ind w:left="0"/>
+        <w:rPr>
+          <w:rFonts w:ascii="Arial" w:eastAsia="新細明體" w:hAnsi="Arial" w:cs="Arial"/>
+          <w:kern w:val="0"/>
+          <w:szCs w:val="24"/>
+        </w:rPr>
+      </w:pPr>
+      <w:r>
+        <w:rPr>
+          <w:rFonts w:ascii="Arial" w:eastAsia="新細明體" w:hAnsi="Arial" w:cs="Arial"/>
+          <w:b/>
+          <w:bCs/>
+          <w:kern w:val="0"/>
+          <w:szCs w:val="24"/>
+        </w:rPr>
+        <w:t>缺點</w:t>
+      </w:r>
+      <w:r>
+        <w:rPr>
+          <w:rFonts w:ascii="Arial" w:eastAsia="新細明體" w:hAnsi="Arial" w:cs="Arial"/>
+          <w:kern w:val="0"/>
+          <w:szCs w:val="24"/>
+        </w:rPr>
+        <w:t>：如果你設定了</w:t>
+      </w:r>
+      <w:r>
+        <w:rPr>
+          <w:rFonts w:ascii="Arial" w:eastAsia="新細明體" w:hAnsi="Arial" w:cs="Arial"/>
+          <w:kern w:val="0"/>
+          <w:szCs w:val="24"/>
+        </w:rPr>
+        <w:t xml:space="preserve"> </w:t>
+      </w:r>
+      <w:r>
+        <w:rPr>
+          <w:rFonts w:ascii="Courier New" w:eastAsia="細明體" w:hAnsi="Courier New" w:cs="Courier New"/>
+          <w:kern w:val="0"/>
+          <w:sz w:val="21"/>
+          <w:szCs w:val="21"/>
+        </w:rPr>
+        <w:t>width: 200px</w:t>
+      </w:r>
+      <w:r>
+        <w:rPr>
+          <w:rFonts w:ascii="Arial" w:eastAsia="新細明體" w:hAnsi="Arial" w:cs="Arial"/>
+          <w:kern w:val="0"/>
+          <w:szCs w:val="24"/>
+        </w:rPr>
+        <w:t>，又加了</w:t>
+      </w:r>
+      <w:r>
+        <w:rPr>
+          <w:rFonts w:ascii="Arial" w:eastAsia="新細明體" w:hAnsi="Arial" w:cs="Arial"/>
+          <w:kern w:val="0"/>
+          <w:szCs w:val="24"/>
+        </w:rPr>
+        <w:t xml:space="preserve"> </w:t>
+      </w:r>
+      <w:r>
+        <w:rPr>
+          <w:rFonts w:ascii="Courier New" w:eastAsia="細明體" w:hAnsi="Courier New" w:cs="Courier New"/>
+          <w:kern w:val="0"/>
+          <w:sz w:val="21"/>
+          <w:szCs w:val="21"/>
+        </w:rPr>
+        <w:t>padding: 20px</w:t>
+      </w:r>
+      <w:r>
+        <w:rPr>
+          <w:rFonts w:ascii="Arial" w:eastAsia="新細明體" w:hAnsi="Arial" w:cs="Arial"/>
+          <w:kern w:val="0"/>
+          <w:szCs w:val="24"/>
+        </w:rPr>
+        <w:t xml:space="preserve"> </w:t>
+      </w:r>
+      <w:r>
+        <w:rPr>
+          <w:rFonts w:ascii="Arial" w:eastAsia="新細明體" w:hAnsi="Arial" w:cs="Arial"/>
+          <w:kern w:val="0"/>
+          <w:szCs w:val="24"/>
+        </w:rPr>
+        <w:t>和</w:t>
+      </w:r>
+      <w:r>
+        <w:rPr>
+          <w:rFonts w:ascii="Arial" w:eastAsia="新細明體" w:hAnsi="Arial" w:cs="Arial"/>
+          <w:kern w:val="0"/>
+          <w:szCs w:val="24"/>
+        </w:rPr>
+        <w:t xml:space="preserve"> </w:t>
+      </w:r>
+      <w:r>
+        <w:rPr>
+          <w:rFonts w:ascii="Courier New" w:eastAsia="細明體" w:hAnsi="Courier New" w:cs="Courier New"/>
+          <w:kern w:val="0"/>
+          <w:sz w:val="21"/>
+          <w:szCs w:val="21"/>
+        </w:rPr>
+        <w:t>border: 4px</w:t>
+      </w:r>
+      <w:r>
+        <w:rPr>
+          <w:rFonts w:ascii="Arial" w:eastAsia="新細明體" w:hAnsi="Arial" w:cs="Arial"/>
+          <w:kern w:val="0"/>
+          <w:szCs w:val="24"/>
+        </w:rPr>
+        <w:t>，這時元素總寬度會被「撐大」變成</w:t>
+      </w:r>
+      <w:r>
+        <w:rPr>
+          <w:rFonts w:ascii="Arial" w:eastAsia="新細明體" w:hAnsi="Arial" w:cs="Arial"/>
+          <w:kern w:val="0"/>
+          <w:szCs w:val="24"/>
+        </w:rPr>
+        <w:t xml:space="preserve"> 200 + 40 + 8 = 248px</w:t>
+      </w:r>
+      <w:r>
+        <w:rPr>
+          <w:rFonts w:ascii="Arial" w:eastAsia="新細明體" w:hAnsi="Arial" w:cs="Arial"/>
+          <w:kern w:val="0"/>
+          <w:szCs w:val="24"/>
+        </w:rPr>
+        <w:t>，非常容易導致排版破格（跑版）。</w:t>
+      </w:r>
+    </w:p>
+    <w:p>
+      <w:pPr>
+        <w:widowControl/>
+        <w:numPr>
+          <w:ilvl w:val="0"/>
+          <w:numId w:val="5"/>
+        </w:numPr>
+        <w:ind w:left="0"/>
+        <w:rPr>
+          <w:rFonts w:ascii="Arial" w:eastAsia="新細明體" w:hAnsi="Arial" w:cs="Arial"/>
+          <w:kern w:val="0"/>
+          <w:szCs w:val="24"/>
+        </w:rPr>
+      </w:pPr>
+      <w:r>
+        <w:rPr>
+          <w:rFonts w:ascii="Courier New" w:eastAsia="細明體" w:hAnsi="Courier New" w:cs="Courier New"/>
+          <w:b/>
+          <w:bCs/>
+          <w:kern w:val="0"/>
+          <w:sz w:val="21"/>
+          <w:szCs w:val="21"/>
+        </w:rPr>
+        <w:t>box-sizing: border-box;</w:t>
+      </w:r>
+      <w:r>
+        <w:rPr>
+          <w:rFonts w:ascii="Arial" w:eastAsia="新細明體" w:hAnsi="Arial" w:cs="Arial"/>
+          <w:b/>
+          <w:bCs/>
+          <w:kern w:val="0"/>
+          <w:szCs w:val="24"/>
+        </w:rPr>
+        <w:t>（最推薦使用的怪異模型）</w:t>
+      </w:r>
+    </w:p>
+    <w:p>
+      <w:pPr>
+        <w:widowControl/>
+        <w:numPr>
+          <w:ilvl w:val="1"/>
+          <w:numId w:val="5"/>
+        </w:numPr>
+        <w:ind w:left="0"/>
+        <w:rPr>
+          <w:rFonts w:ascii="Arial" w:eastAsia="新細明體" w:hAnsi="Arial" w:cs="Arial"/>
+          <w:kern w:val="0"/>
+          <w:szCs w:val="24"/>
+        </w:rPr>
+      </w:pPr>
+      <w:r>
+        <w:rPr>
+          <w:rFonts w:ascii="Arial" w:eastAsia="新細明體" w:hAnsi="Arial" w:cs="Arial"/>
+          <w:b/>
+          <w:bCs/>
+          <w:kern w:val="0"/>
+          <w:szCs w:val="24"/>
+        </w:rPr>
+        <w:t>公式</w:t>
+      </w:r>
+      <w:r>
+        <w:rPr>
+          <w:rFonts w:ascii="Arial" w:eastAsia="新細明體" w:hAnsi="Arial" w:cs="Arial"/>
+          <w:kern w:val="0"/>
+          <w:szCs w:val="24"/>
+        </w:rPr>
+        <w:t>：</w:t>
+      </w:r>
+      <w:r>
+        <w:rPr>
+          <w:rFonts w:ascii="Courier New" w:eastAsia="細明體" w:hAnsi="Courier New" w:cs="Courier New"/>
+          <w:kern w:val="0"/>
+          <w:sz w:val="21"/>
+          <w:szCs w:val="21"/>
+        </w:rPr>
+        <w:t>實際總寬度</w:t>
+      </w:r>
+      <w:r>
+        <w:rPr>
+          <w:rFonts w:ascii="Courier New" w:eastAsia="細明體" w:hAnsi="Courier New" w:cs="Courier New"/>
+          <w:kern w:val="0"/>
+          <w:sz w:val="21"/>
+          <w:szCs w:val="21"/>
+        </w:rPr>
+        <w:t xml:space="preserve"> = </w:t>
+      </w:r>
+      <w:r>
+        <w:rPr>
+          <w:rFonts w:ascii="Courier New" w:eastAsia="細明體" w:hAnsi="Courier New" w:cs="Courier New"/>
+          <w:kern w:val="0"/>
+          <w:sz w:val="21"/>
+          <w:szCs w:val="21"/>
+        </w:rPr>
+        <w:t>保持在你所設定的</w:t>
+      </w:r>
+      <w:r>
+        <w:rPr>
+          <w:rFonts w:ascii="Courier New" w:eastAsia="細明體" w:hAnsi="Courier New" w:cs="Courier New"/>
+          <w:kern w:val="0"/>
+          <w:sz w:val="21"/>
+          <w:szCs w:val="21"/>
+        </w:rPr>
+        <w:t xml:space="preserve"> width </w:t>
+      </w:r>
+      <w:r>
+        <w:rPr>
+          <w:rFonts w:ascii="Courier New" w:eastAsia="細明體" w:hAnsi="Courier New" w:cs="Courier New"/>
+          <w:kern w:val="0"/>
+          <w:sz w:val="21"/>
+          <w:szCs w:val="21"/>
+        </w:rPr>
+        <w:t>數值內</w:t>
+      </w:r>
+    </w:p>
+    <w:p>
+      <w:pPr>
+        <w:widowControl/>
+        <w:numPr>
+          <w:ilvl w:val="1"/>
+          <w:numId w:val="5"/>
+        </w:numPr>
+        <w:ind w:left="0"/>
+        <w:rPr>
+          <w:rFonts w:ascii="Arial" w:eastAsia="新細明體" w:hAnsi="Arial" w:cs="Arial"/>
+          <w:kern w:val="0"/>
+          <w:szCs w:val="24"/>
+        </w:rPr>
+      </w:pPr>
+      <w:r>
+        <w:rPr>
+          <w:rFonts w:ascii="Arial" w:eastAsia="新細明體" w:hAnsi="Arial" w:cs="Arial"/>
+          <w:b/>
+          <w:bCs/>
+          <w:kern w:val="0"/>
+          <w:szCs w:val="24"/>
+        </w:rPr>
+        <w:t>優點</w:t>
+      </w:r>
+      <w:r>
+        <w:rPr>
+          <w:rFonts w:ascii="Arial" w:eastAsia="新細明體" w:hAnsi="Arial" w:cs="Arial"/>
+          <w:kern w:val="0"/>
+          <w:szCs w:val="24"/>
+        </w:rPr>
+        <w:t>：不論你加了多少</w:t>
+      </w:r>
+      <w:r>
+        <w:rPr>
+          <w:rFonts w:ascii="Arial" w:eastAsia="新細明體" w:hAnsi="Arial" w:cs="Arial"/>
+          <w:kern w:val="0"/>
+          <w:szCs w:val="24"/>
+        </w:rPr>
+        <w:t xml:space="preserve"> </w:t>
+      </w:r>
+      <w:r>
+        <w:rPr>
+          <w:rFonts w:ascii="Courier New" w:eastAsia="細明體" w:hAnsi="Courier New" w:cs="Courier New"/>
+          <w:kern w:val="0"/>
+          <w:sz w:val="21"/>
+          <w:szCs w:val="21"/>
+        </w:rPr>
+        <w:t>padding</w:t>
+      </w:r>
+      <w:r>
+        <w:rPr>
+          <w:rFonts w:ascii="Arial" w:eastAsia="新細明體" w:hAnsi="Arial" w:cs="Arial"/>
+          <w:kern w:val="0"/>
+          <w:szCs w:val="24"/>
+        </w:rPr>
+        <w:t xml:space="preserve"> </w:t>
+      </w:r>
+      <w:r>
+        <w:rPr>
+          <w:rFonts w:ascii="Arial" w:eastAsia="新細明體" w:hAnsi="Arial" w:cs="Arial"/>
+          <w:kern w:val="0"/>
+          <w:szCs w:val="24"/>
+        </w:rPr>
+        <w:t>或</w:t>
+      </w:r>
+      <w:r>
+        <w:rPr>
+          <w:rFonts w:ascii="Arial" w:eastAsia="新細明體" w:hAnsi="Arial" w:cs="Arial"/>
+          <w:kern w:val="0"/>
+          <w:szCs w:val="24"/>
+        </w:rPr>
+        <w:t xml:space="preserve"> </w:t>
+      </w:r>
+      <w:r>
+        <w:rPr>
+          <w:rFonts w:ascii="Courier New" w:eastAsia="細明體" w:hAnsi="Courier New" w:cs="Courier New"/>
+          <w:kern w:val="0"/>
+          <w:sz w:val="21"/>
+          <w:szCs w:val="21"/>
+        </w:rPr>
+        <w:t>border</w:t>
+      </w:r>
+      <w:r>
+        <w:rPr>
+          <w:rFonts w:ascii="Arial" w:eastAsia="新細明體" w:hAnsi="Arial" w:cs="Arial"/>
+          <w:kern w:val="0"/>
+          <w:szCs w:val="24"/>
+        </w:rPr>
+        <w:t>，瀏覽器都會</w:t>
+      </w:r>
+      <w:r>
+        <w:rPr>
+          <w:rFonts w:ascii="Arial" w:eastAsia="新細明體" w:hAnsi="Arial" w:cs="Arial"/>
+          <w:b/>
+          <w:bCs/>
+          <w:kern w:val="0"/>
+          <w:szCs w:val="24"/>
+        </w:rPr>
+        <w:t>自動壓縮內部的內容區</w:t>
+      </w:r>
+      <w:r>
+        <w:rPr>
+          <w:rFonts w:ascii="Arial" w:eastAsia="新細明體" w:hAnsi="Arial" w:cs="Arial"/>
+          <w:kern w:val="0"/>
+          <w:szCs w:val="24"/>
+        </w:rPr>
+        <w:t>，將總寬度</w:t>
+      </w:r>
+      <w:proofErr w:type="gramStart"/>
+      <w:r>
+        <w:rPr>
+          <w:rFonts w:ascii="Arial" w:eastAsia="新細明體" w:hAnsi="Arial" w:cs="Arial"/>
+          <w:kern w:val="0"/>
+          <w:szCs w:val="24"/>
+        </w:rPr>
+        <w:t>死死限製在</w:t>
+      </w:r>
+      <w:proofErr w:type="gramEnd"/>
+      <w:r>
+        <w:rPr>
+          <w:rFonts w:ascii="Arial" w:eastAsia="新細明體" w:hAnsi="Arial" w:cs="Arial"/>
+          <w:kern w:val="0"/>
+          <w:szCs w:val="24"/>
+        </w:rPr>
+        <w:t>你設定的</w:t>
+      </w:r>
+      <w:r>
+        <w:rPr>
+          <w:rFonts w:ascii="Arial" w:eastAsia="新細明體" w:hAnsi="Arial" w:cs="Arial"/>
+          <w:kern w:val="0"/>
+          <w:szCs w:val="24"/>
+        </w:rPr>
+        <w:t xml:space="preserve"> </w:t>
+      </w:r>
+      <w:r>
+        <w:rPr>
+          <w:rFonts w:ascii="Courier New" w:eastAsia="細明體" w:hAnsi="Courier New" w:cs="Courier New"/>
+          <w:kern w:val="0"/>
+          <w:sz w:val="21"/>
+          <w:szCs w:val="21"/>
+        </w:rPr>
+        <w:t>width: 200px</w:t>
+      </w:r>
+      <w:r>
+        <w:rPr>
+          <w:rFonts w:ascii="Arial" w:eastAsia="新細明體" w:hAnsi="Arial" w:cs="Arial"/>
+          <w:kern w:val="0"/>
+          <w:szCs w:val="24"/>
+        </w:rPr>
+        <w:t>。這也是為什麼現代前端開發中，通常會在</w:t>
+      </w:r>
+      <w:r>
+        <w:rPr>
+          <w:rFonts w:ascii="Arial" w:eastAsia="新細明體" w:hAnsi="Arial" w:cs="Arial"/>
+          <w:kern w:val="0"/>
+          <w:szCs w:val="24"/>
+        </w:rPr>
+        <w:t xml:space="preserve"> CSS </w:t>
+      </w:r>
+      <w:r>
+        <w:rPr>
+          <w:rFonts w:ascii="Arial" w:eastAsia="新細明體" w:hAnsi="Arial" w:cs="Arial"/>
+          <w:kern w:val="0"/>
+          <w:szCs w:val="24"/>
+        </w:rPr>
+        <w:t>的開頭使用全域選擇器</w:t>
+      </w:r>
+      <w:r>
+        <w:rPr>
+          <w:rFonts w:ascii="Arial" w:eastAsia="新細明體" w:hAnsi="Arial" w:cs="Arial"/>
+          <w:kern w:val="0"/>
+          <w:szCs w:val="24"/>
+        </w:rPr>
+        <w:t xml:space="preserve"> </w:t>
+      </w:r>
+      <w:r>
+        <w:rPr>
+          <w:rFonts w:ascii="Courier New" w:eastAsia="細明體" w:hAnsi="Courier New" w:cs="Courier New"/>
+          <w:kern w:val="0"/>
+          <w:sz w:val="21"/>
+          <w:szCs w:val="21"/>
+        </w:rPr>
+        <w:t>* { box-sizing: border-box; }</w:t>
+      </w:r>
+      <w:r>
+        <w:rPr>
+          <w:rFonts w:ascii="Arial" w:eastAsia="新細明體" w:hAnsi="Arial" w:cs="Arial"/>
+          <w:kern w:val="0"/>
+          <w:szCs w:val="24"/>
+        </w:rPr>
+        <w:t xml:space="preserve"> </w:t>
+      </w:r>
+      <w:r>
+        <w:rPr>
+          <w:rFonts w:ascii="Arial" w:eastAsia="新細明體" w:hAnsi="Arial" w:cs="Arial"/>
+          <w:kern w:val="0"/>
+          <w:szCs w:val="24"/>
+        </w:rPr>
+        <w:t>來做初始化。</w:t>
+      </w:r>
+    </w:p>
+    <w:p>
+      <w:pPr>
+        <w:widowControl/>
+        <w:rPr>
+          <w:rFonts w:ascii="Arial" w:eastAsia="新細明體" w:hAnsi="Arial" w:cs="Arial"/>
+          <w:kern w:val="0"/>
+          <w:szCs w:val="24"/>
+        </w:rPr>
+      </w:pPr>
+      <w:r>
+        <w:rPr>
+          <w:rFonts w:ascii="Arial" w:eastAsia="新細明體" w:hAnsi="Arial" w:cs="Arial"/>
+          <w:kern w:val="0"/>
+          <w:szCs w:val="24"/>
+        </w:rPr>
+        <w:t>如果你在練習時遇到上下</w:t>
+      </w:r>
+      <w:r>
+        <w:rPr>
+          <w:rFonts w:ascii="Arial" w:eastAsia="新細明體" w:hAnsi="Arial" w:cs="Arial"/>
+          <w:kern w:val="0"/>
+          <w:szCs w:val="24"/>
+        </w:rPr>
+        <w:t xml:space="preserve"> Margin </w:t>
+      </w:r>
+      <w:r>
+        <w:rPr>
+          <w:rFonts w:ascii="Arial" w:eastAsia="新細明體" w:hAnsi="Arial" w:cs="Arial"/>
+          <w:kern w:val="0"/>
+          <w:szCs w:val="24"/>
+        </w:rPr>
+        <w:t>重疊（外距塌陷）或</w:t>
+      </w:r>
+      <w:r>
+        <w:rPr>
+          <w:rFonts w:ascii="Arial" w:eastAsia="新細明體" w:hAnsi="Arial" w:cs="Arial"/>
+          <w:kern w:val="0"/>
+          <w:szCs w:val="24"/>
+        </w:rPr>
+        <w:t xml:space="preserve">Padding </w:t>
+      </w:r>
+      <w:r>
+        <w:rPr>
+          <w:rFonts w:ascii="Arial" w:eastAsia="新細明體" w:hAnsi="Arial" w:cs="Arial"/>
+          <w:kern w:val="0"/>
+          <w:szCs w:val="24"/>
+        </w:rPr>
+        <w:t>沒吃到的情況，請告訴我，我們可以</w:t>
+      </w:r>
+      <w:proofErr w:type="gramStart"/>
+      <w:r>
+        <w:rPr>
+          <w:rFonts w:ascii="Arial" w:eastAsia="新細明體" w:hAnsi="Arial" w:cs="Arial"/>
+          <w:kern w:val="0"/>
+          <w:szCs w:val="24"/>
+        </w:rPr>
+        <w:t>一</w:t>
+      </w:r>
+      <w:proofErr w:type="gramEnd"/>
+      <w:r>
+        <w:rPr>
+          <w:rFonts w:ascii="Arial" w:eastAsia="新細明體" w:hAnsi="Arial" w:cs="Arial"/>
+          <w:kern w:val="0"/>
+          <w:szCs w:val="24"/>
+        </w:rPr>
+        <w:t>起用範例程式碼來除錯！</w:t>
+      </w:r>
+    </w:p>
+    <w:p>
+      <w:pPr>
+        <w:rPr>
+          <w:rFonts w:ascii="微軟正黑體" w:eastAsia="微軟正黑體" w:hAnsi="微軟正黑體" w:hint="eastAsia"/>
+          <w:b/>
+          <w:color w:val="000000" w:themeColor="text1"/>
+          <w:sz w:val="20"/>
+          <w:szCs w:val="20"/>
+        </w:rPr>
+      </w:pPr>
+      <w:r>
+        <w:rPr>
+          <w:rFonts w:ascii="微軟正黑體" w:eastAsia="微軟正黑體" w:hAnsi="微軟正黑體" w:hint="eastAsia"/>
+          <w:b/>
+          <w:color w:val="000000" w:themeColor="text1"/>
+          <w:sz w:val="20"/>
+          <w:szCs w:val="20"/>
+        </w:rPr>
+        <w:pict>
+          <v:shape id="_x0000_i1027" type="#_x0000_t75" style="width:415pt;height:226.35pt">
+            <v:imagedata r:id="rId16" o:title="image_f9346fb5"/>
+          </v:shape>
+        </w:pict>
+      </w:r>
     </w:p>
     <w:sectPr>
       <w:pgSz w:w="11906" w:h="16838"/>
@@ -2273,6 +6057,675 @@
     </w:sectPr>
   </w:body>
 </w:document>
+</file>
+
+<file path=word/numbering.xml><?xml version="1.0" encoding="utf-8"?>
+<w:numbering xmlns:wpc="http://schemas.microsoft.com/office/word/2010/wordprocessingCanvas" xmlns:mc="http://schemas.openxmlformats.org/markup-compatibility/2006" xmlns:o="urn:schemas-microsoft-com:office:office" xmlns:r="http://schemas.openxmlformats.org/officeDocument/2006/relationships" xmlns:m="http://schemas.openxmlformats.org/officeDocument/2006/math" xmlns:v="urn:schemas-microsoft-com:vml" xmlns:wp14="http://schemas.microsoft.com/office/word/2010/wordprocessingDrawing" xmlns:wp="http://schemas.openxmlformats.org/drawingml/2006/wordprocessingDrawing" xmlns:w10="urn:schemas-microsoft-com:office:word" xmlns:w="http://schemas.openxmlformats.org/wordprocessingml/2006/main" xmlns:w14="http://schemas.microsoft.com/office/word/2010/wordml" xmlns:w15="http://schemas.microsoft.com/office/word/2012/wordml" xmlns:wpg="http://schemas.microsoft.com/office/word/2010/wordprocessingGroup" xmlns:wpi="http://schemas.microsoft.com/office/word/2010/wordprocessingInk" xmlns:wne="http://schemas.microsoft.com/office/word/2006/wordml" xmlns:wps="http://schemas.microsoft.com/office/word/2010/wordprocessingShape" mc:Ignorable="w14 w15 wp14">
+  <w:abstractNum w:abstractNumId="0">
+    <w:nsid w:val="108D26FC"/>
+    <w:multiLevelType w:val="multilevel"/>
+    <w:tmpl w:val="79564A7A"/>
+    <w:lvl w:ilvl="0">
+      <w:start w:val="1"/>
+      <w:numFmt w:val="bullet"/>
+      <w:lvlText w:val=""/>
+      <w:lvlJc w:val="left"/>
+      <w:pPr>
+        <w:tabs>
+          <w:tab w:val="num" w:pos="720"/>
+        </w:tabs>
+        <w:ind w:left="720" w:hanging="360"/>
+      </w:pPr>
+      <w:rPr>
+        <w:rFonts w:ascii="Symbol" w:hAnsi="Symbol" w:hint="default"/>
+        <w:sz w:val="20"/>
+      </w:rPr>
+    </w:lvl>
+    <w:lvl w:ilvl="1" w:tentative="1">
+      <w:start w:val="1"/>
+      <w:numFmt w:val="bullet"/>
+      <w:lvlText w:val="o"/>
+      <w:lvlJc w:val="left"/>
+      <w:pPr>
+        <w:tabs>
+          <w:tab w:val="num" w:pos="1440"/>
+        </w:tabs>
+        <w:ind w:left="1440" w:hanging="360"/>
+      </w:pPr>
+      <w:rPr>
+        <w:rFonts w:ascii="Courier New" w:hAnsi="Courier New" w:hint="default"/>
+        <w:sz w:val="20"/>
+      </w:rPr>
+    </w:lvl>
+    <w:lvl w:ilvl="2" w:tentative="1">
+      <w:start w:val="1"/>
+      <w:numFmt w:val="bullet"/>
+      <w:lvlText w:val=""/>
+      <w:lvlJc w:val="left"/>
+      <w:pPr>
+        <w:tabs>
+          <w:tab w:val="num" w:pos="2160"/>
+        </w:tabs>
+        <w:ind w:left="2160" w:hanging="360"/>
+      </w:pPr>
+      <w:rPr>
+        <w:rFonts w:ascii="Wingdings" w:hAnsi="Wingdings" w:hint="default"/>
+        <w:sz w:val="20"/>
+      </w:rPr>
+    </w:lvl>
+    <w:lvl w:ilvl="3" w:tentative="1">
+      <w:start w:val="1"/>
+      <w:numFmt w:val="bullet"/>
+      <w:lvlText w:val=""/>
+      <w:lvlJc w:val="left"/>
+      <w:pPr>
+        <w:tabs>
+          <w:tab w:val="num" w:pos="2880"/>
+        </w:tabs>
+        <w:ind w:left="2880" w:hanging="360"/>
+      </w:pPr>
+      <w:rPr>
+        <w:rFonts w:ascii="Wingdings" w:hAnsi="Wingdings" w:hint="default"/>
+        <w:sz w:val="20"/>
+      </w:rPr>
+    </w:lvl>
+    <w:lvl w:ilvl="4" w:tentative="1">
+      <w:start w:val="1"/>
+      <w:numFmt w:val="bullet"/>
+      <w:lvlText w:val=""/>
+      <w:lvlJc w:val="left"/>
+      <w:pPr>
+        <w:tabs>
+          <w:tab w:val="num" w:pos="3600"/>
+        </w:tabs>
+        <w:ind w:left="3600" w:hanging="360"/>
+      </w:pPr>
+      <w:rPr>
+        <w:rFonts w:ascii="Wingdings" w:hAnsi="Wingdings" w:hint="default"/>
+        <w:sz w:val="20"/>
+      </w:rPr>
+    </w:lvl>
+    <w:lvl w:ilvl="5" w:tentative="1">
+      <w:start w:val="1"/>
+      <w:numFmt w:val="bullet"/>
+      <w:lvlText w:val=""/>
+      <w:lvlJc w:val="left"/>
+      <w:pPr>
+        <w:tabs>
+          <w:tab w:val="num" w:pos="4320"/>
+        </w:tabs>
+        <w:ind w:left="4320" w:hanging="360"/>
+      </w:pPr>
+      <w:rPr>
+        <w:rFonts w:ascii="Wingdings" w:hAnsi="Wingdings" w:hint="default"/>
+        <w:sz w:val="20"/>
+      </w:rPr>
+    </w:lvl>
+    <w:lvl w:ilvl="6" w:tentative="1">
+      <w:start w:val="1"/>
+      <w:numFmt w:val="bullet"/>
+      <w:lvlText w:val=""/>
+      <w:lvlJc w:val="left"/>
+      <w:pPr>
+        <w:tabs>
+          <w:tab w:val="num" w:pos="5040"/>
+        </w:tabs>
+        <w:ind w:left="5040" w:hanging="360"/>
+      </w:pPr>
+      <w:rPr>
+        <w:rFonts w:ascii="Wingdings" w:hAnsi="Wingdings" w:hint="default"/>
+        <w:sz w:val="20"/>
+      </w:rPr>
+    </w:lvl>
+    <w:lvl w:ilvl="7" w:tentative="1">
+      <w:start w:val="1"/>
+      <w:numFmt w:val="bullet"/>
+      <w:lvlText w:val=""/>
+      <w:lvlJc w:val="left"/>
+      <w:pPr>
+        <w:tabs>
+          <w:tab w:val="num" w:pos="5760"/>
+        </w:tabs>
+        <w:ind w:left="5760" w:hanging="360"/>
+      </w:pPr>
+      <w:rPr>
+        <w:rFonts w:ascii="Wingdings" w:hAnsi="Wingdings" w:hint="default"/>
+        <w:sz w:val="20"/>
+      </w:rPr>
+    </w:lvl>
+    <w:lvl w:ilvl="8" w:tentative="1">
+      <w:start w:val="1"/>
+      <w:numFmt w:val="bullet"/>
+      <w:lvlText w:val=""/>
+      <w:lvlJc w:val="left"/>
+      <w:pPr>
+        <w:tabs>
+          <w:tab w:val="num" w:pos="6480"/>
+        </w:tabs>
+        <w:ind w:left="6480" w:hanging="360"/>
+      </w:pPr>
+      <w:rPr>
+        <w:rFonts w:ascii="Wingdings" w:hAnsi="Wingdings" w:hint="default"/>
+        <w:sz w:val="20"/>
+      </w:rPr>
+    </w:lvl>
+  </w:abstractNum>
+  <w:abstractNum w:abstractNumId="1">
+    <w:nsid w:val="4E58461E"/>
+    <w:multiLevelType w:val="multilevel"/>
+    <w:tmpl w:val="70CCBDAC"/>
+    <w:lvl w:ilvl="0">
+      <w:start w:val="1"/>
+      <w:numFmt w:val="bullet"/>
+      <w:lvlText w:val=""/>
+      <w:lvlJc w:val="left"/>
+      <w:pPr>
+        <w:tabs>
+          <w:tab w:val="num" w:pos="720"/>
+        </w:tabs>
+        <w:ind w:left="720" w:hanging="360"/>
+      </w:pPr>
+      <w:rPr>
+        <w:rFonts w:ascii="Symbol" w:hAnsi="Symbol" w:hint="default"/>
+        <w:sz w:val="20"/>
+      </w:rPr>
+    </w:lvl>
+    <w:lvl w:ilvl="1">
+      <w:start w:val="1"/>
+      <w:numFmt w:val="bullet"/>
+      <w:lvlText w:val="o"/>
+      <w:lvlJc w:val="left"/>
+      <w:pPr>
+        <w:tabs>
+          <w:tab w:val="num" w:pos="1440"/>
+        </w:tabs>
+        <w:ind w:left="1440" w:hanging="360"/>
+      </w:pPr>
+      <w:rPr>
+        <w:rFonts w:ascii="Courier New" w:hAnsi="Courier New" w:hint="default"/>
+        <w:sz w:val="20"/>
+      </w:rPr>
+    </w:lvl>
+    <w:lvl w:ilvl="2" w:tentative="1">
+      <w:start w:val="1"/>
+      <w:numFmt w:val="bullet"/>
+      <w:lvlText w:val=""/>
+      <w:lvlJc w:val="left"/>
+      <w:pPr>
+        <w:tabs>
+          <w:tab w:val="num" w:pos="2160"/>
+        </w:tabs>
+        <w:ind w:left="2160" w:hanging="360"/>
+      </w:pPr>
+      <w:rPr>
+        <w:rFonts w:ascii="Wingdings" w:hAnsi="Wingdings" w:hint="default"/>
+        <w:sz w:val="20"/>
+      </w:rPr>
+    </w:lvl>
+    <w:lvl w:ilvl="3" w:tentative="1">
+      <w:start w:val="1"/>
+      <w:numFmt w:val="bullet"/>
+      <w:lvlText w:val=""/>
+      <w:lvlJc w:val="left"/>
+      <w:pPr>
+        <w:tabs>
+          <w:tab w:val="num" w:pos="2880"/>
+        </w:tabs>
+        <w:ind w:left="2880" w:hanging="360"/>
+      </w:pPr>
+      <w:rPr>
+        <w:rFonts w:ascii="Wingdings" w:hAnsi="Wingdings" w:hint="default"/>
+        <w:sz w:val="20"/>
+      </w:rPr>
+    </w:lvl>
+    <w:lvl w:ilvl="4" w:tentative="1">
+      <w:start w:val="1"/>
+      <w:numFmt w:val="bullet"/>
+      <w:lvlText w:val=""/>
+      <w:lvlJc w:val="left"/>
+      <w:pPr>
+        <w:tabs>
+          <w:tab w:val="num" w:pos="3600"/>
+        </w:tabs>
+        <w:ind w:left="3600" w:hanging="360"/>
+      </w:pPr>
+      <w:rPr>
+        <w:rFonts w:ascii="Wingdings" w:hAnsi="Wingdings" w:hint="default"/>
+        <w:sz w:val="20"/>
+      </w:rPr>
+    </w:lvl>
+    <w:lvl w:ilvl="5" w:tentative="1">
+      <w:start w:val="1"/>
+      <w:numFmt w:val="bullet"/>
+      <w:lvlText w:val=""/>
+      <w:lvlJc w:val="left"/>
+      <w:pPr>
+        <w:tabs>
+          <w:tab w:val="num" w:pos="4320"/>
+        </w:tabs>
+        <w:ind w:left="4320" w:hanging="360"/>
+      </w:pPr>
+      <w:rPr>
+        <w:rFonts w:ascii="Wingdings" w:hAnsi="Wingdings" w:hint="default"/>
+        <w:sz w:val="20"/>
+      </w:rPr>
+    </w:lvl>
+    <w:lvl w:ilvl="6" w:tentative="1">
+      <w:start w:val="1"/>
+      <w:numFmt w:val="bullet"/>
+      <w:lvlText w:val=""/>
+      <w:lvlJc w:val="left"/>
+      <w:pPr>
+        <w:tabs>
+          <w:tab w:val="num" w:pos="5040"/>
+        </w:tabs>
+        <w:ind w:left="5040" w:hanging="360"/>
+      </w:pPr>
+      <w:rPr>
+        <w:rFonts w:ascii="Wingdings" w:hAnsi="Wingdings" w:hint="default"/>
+        <w:sz w:val="20"/>
+      </w:rPr>
+    </w:lvl>
+    <w:lvl w:ilvl="7" w:tentative="1">
+      <w:start w:val="1"/>
+      <w:numFmt w:val="bullet"/>
+      <w:lvlText w:val=""/>
+      <w:lvlJc w:val="left"/>
+      <w:pPr>
+        <w:tabs>
+          <w:tab w:val="num" w:pos="5760"/>
+        </w:tabs>
+        <w:ind w:left="5760" w:hanging="360"/>
+      </w:pPr>
+      <w:rPr>
+        <w:rFonts w:ascii="Wingdings" w:hAnsi="Wingdings" w:hint="default"/>
+        <w:sz w:val="20"/>
+      </w:rPr>
+    </w:lvl>
+    <w:lvl w:ilvl="8" w:tentative="1">
+      <w:start w:val="1"/>
+      <w:numFmt w:val="bullet"/>
+      <w:lvlText w:val=""/>
+      <w:lvlJc w:val="left"/>
+      <w:pPr>
+        <w:tabs>
+          <w:tab w:val="num" w:pos="6480"/>
+        </w:tabs>
+        <w:ind w:left="6480" w:hanging="360"/>
+      </w:pPr>
+      <w:rPr>
+        <w:rFonts w:ascii="Wingdings" w:hAnsi="Wingdings" w:hint="default"/>
+        <w:sz w:val="20"/>
+      </w:rPr>
+    </w:lvl>
+  </w:abstractNum>
+  <w:abstractNum w:abstractNumId="2">
+    <w:nsid w:val="4E7C3BAB"/>
+    <w:multiLevelType w:val="multilevel"/>
+    <w:tmpl w:val="BE369196"/>
+    <w:lvl w:ilvl="0">
+      <w:start w:val="1"/>
+      <w:numFmt w:val="decimal"/>
+      <w:lvlText w:val="%1."/>
+      <w:lvlJc w:val="left"/>
+      <w:pPr>
+        <w:tabs>
+          <w:tab w:val="num" w:pos="720"/>
+        </w:tabs>
+        <w:ind w:left="720" w:hanging="360"/>
+      </w:pPr>
+    </w:lvl>
+    <w:lvl w:ilvl="1">
+      <w:start w:val="1"/>
+      <w:numFmt w:val="bullet"/>
+      <w:lvlText w:val="o"/>
+      <w:lvlJc w:val="left"/>
+      <w:pPr>
+        <w:tabs>
+          <w:tab w:val="num" w:pos="1440"/>
+        </w:tabs>
+        <w:ind w:left="1440" w:hanging="360"/>
+      </w:pPr>
+      <w:rPr>
+        <w:rFonts w:ascii="Courier New" w:hAnsi="Courier New" w:hint="default"/>
+        <w:sz w:val="20"/>
+      </w:rPr>
+    </w:lvl>
+    <w:lvl w:ilvl="2" w:tentative="1">
+      <w:start w:val="1"/>
+      <w:numFmt w:val="decimal"/>
+      <w:lvlText w:val="%3."/>
+      <w:lvlJc w:val="left"/>
+      <w:pPr>
+        <w:tabs>
+          <w:tab w:val="num" w:pos="2160"/>
+        </w:tabs>
+        <w:ind w:left="2160" w:hanging="360"/>
+      </w:pPr>
+    </w:lvl>
+    <w:lvl w:ilvl="3" w:tentative="1">
+      <w:start w:val="1"/>
+      <w:numFmt w:val="decimal"/>
+      <w:lvlText w:val="%4."/>
+      <w:lvlJc w:val="left"/>
+      <w:pPr>
+        <w:tabs>
+          <w:tab w:val="num" w:pos="2880"/>
+        </w:tabs>
+        <w:ind w:left="2880" w:hanging="360"/>
+      </w:pPr>
+    </w:lvl>
+    <w:lvl w:ilvl="4" w:tentative="1">
+      <w:start w:val="1"/>
+      <w:numFmt w:val="decimal"/>
+      <w:lvlText w:val="%5."/>
+      <w:lvlJc w:val="left"/>
+      <w:pPr>
+        <w:tabs>
+          <w:tab w:val="num" w:pos="3600"/>
+        </w:tabs>
+        <w:ind w:left="3600" w:hanging="360"/>
+      </w:pPr>
+    </w:lvl>
+    <w:lvl w:ilvl="5" w:tentative="1">
+      <w:start w:val="1"/>
+      <w:numFmt w:val="decimal"/>
+      <w:lvlText w:val="%6."/>
+      <w:lvlJc w:val="left"/>
+      <w:pPr>
+        <w:tabs>
+          <w:tab w:val="num" w:pos="4320"/>
+        </w:tabs>
+        <w:ind w:left="4320" w:hanging="360"/>
+      </w:pPr>
+    </w:lvl>
+    <w:lvl w:ilvl="6" w:tentative="1">
+      <w:start w:val="1"/>
+      <w:numFmt w:val="decimal"/>
+      <w:lvlText w:val="%7."/>
+      <w:lvlJc w:val="left"/>
+      <w:pPr>
+        <w:tabs>
+          <w:tab w:val="num" w:pos="5040"/>
+        </w:tabs>
+        <w:ind w:left="5040" w:hanging="360"/>
+      </w:pPr>
+    </w:lvl>
+    <w:lvl w:ilvl="7" w:tentative="1">
+      <w:start w:val="1"/>
+      <w:numFmt w:val="decimal"/>
+      <w:lvlText w:val="%8."/>
+      <w:lvlJc w:val="left"/>
+      <w:pPr>
+        <w:tabs>
+          <w:tab w:val="num" w:pos="5760"/>
+        </w:tabs>
+        <w:ind w:left="5760" w:hanging="360"/>
+      </w:pPr>
+    </w:lvl>
+    <w:lvl w:ilvl="8" w:tentative="1">
+      <w:start w:val="1"/>
+      <w:numFmt w:val="decimal"/>
+      <w:lvlText w:val="%9."/>
+      <w:lvlJc w:val="left"/>
+      <w:pPr>
+        <w:tabs>
+          <w:tab w:val="num" w:pos="6480"/>
+        </w:tabs>
+        <w:ind w:left="6480" w:hanging="360"/>
+      </w:pPr>
+    </w:lvl>
+  </w:abstractNum>
+  <w:abstractNum w:abstractNumId="3">
+    <w:nsid w:val="52FF3A6B"/>
+    <w:multiLevelType w:val="multilevel"/>
+    <w:tmpl w:val="96AE0064"/>
+    <w:lvl w:ilvl="0">
+      <w:start w:val="1"/>
+      <w:numFmt w:val="decimal"/>
+      <w:lvlText w:val="%1."/>
+      <w:lvlJc w:val="left"/>
+      <w:pPr>
+        <w:tabs>
+          <w:tab w:val="num" w:pos="720"/>
+        </w:tabs>
+        <w:ind w:left="720" w:hanging="360"/>
+      </w:pPr>
+    </w:lvl>
+    <w:lvl w:ilvl="1">
+      <w:start w:val="1"/>
+      <w:numFmt w:val="bullet"/>
+      <w:lvlText w:val="o"/>
+      <w:lvlJc w:val="left"/>
+      <w:pPr>
+        <w:tabs>
+          <w:tab w:val="num" w:pos="1440"/>
+        </w:tabs>
+        <w:ind w:left="1440" w:hanging="360"/>
+      </w:pPr>
+      <w:rPr>
+        <w:rFonts w:ascii="Courier New" w:hAnsi="Courier New" w:hint="default"/>
+        <w:sz w:val="20"/>
+      </w:rPr>
+    </w:lvl>
+    <w:lvl w:ilvl="2" w:tentative="1">
+      <w:start w:val="1"/>
+      <w:numFmt w:val="decimal"/>
+      <w:lvlText w:val="%3."/>
+      <w:lvlJc w:val="left"/>
+      <w:pPr>
+        <w:tabs>
+          <w:tab w:val="num" w:pos="2160"/>
+        </w:tabs>
+        <w:ind w:left="2160" w:hanging="360"/>
+      </w:pPr>
+    </w:lvl>
+    <w:lvl w:ilvl="3" w:tentative="1">
+      <w:start w:val="1"/>
+      <w:numFmt w:val="decimal"/>
+      <w:lvlText w:val="%4."/>
+      <w:lvlJc w:val="left"/>
+      <w:pPr>
+        <w:tabs>
+          <w:tab w:val="num" w:pos="2880"/>
+        </w:tabs>
+        <w:ind w:left="2880" w:hanging="360"/>
+      </w:pPr>
+    </w:lvl>
+    <w:lvl w:ilvl="4" w:tentative="1">
+      <w:start w:val="1"/>
+      <w:numFmt w:val="decimal"/>
+      <w:lvlText w:val="%5."/>
+      <w:lvlJc w:val="left"/>
+      <w:pPr>
+        <w:tabs>
+          <w:tab w:val="num" w:pos="3600"/>
+        </w:tabs>
+        <w:ind w:left="3600" w:hanging="360"/>
+      </w:pPr>
+    </w:lvl>
+    <w:lvl w:ilvl="5" w:tentative="1">
+      <w:start w:val="1"/>
+      <w:numFmt w:val="decimal"/>
+      <w:lvlText w:val="%6."/>
+      <w:lvlJc w:val="left"/>
+      <w:pPr>
+        <w:tabs>
+          <w:tab w:val="num" w:pos="4320"/>
+        </w:tabs>
+        <w:ind w:left="4320" w:hanging="360"/>
+      </w:pPr>
+    </w:lvl>
+    <w:lvl w:ilvl="6" w:tentative="1">
+      <w:start w:val="1"/>
+      <w:numFmt w:val="decimal"/>
+      <w:lvlText w:val="%7."/>
+      <w:lvlJc w:val="left"/>
+      <w:pPr>
+        <w:tabs>
+          <w:tab w:val="num" w:pos="5040"/>
+        </w:tabs>
+        <w:ind w:left="5040" w:hanging="360"/>
+      </w:pPr>
+    </w:lvl>
+    <w:lvl w:ilvl="7" w:tentative="1">
+      <w:start w:val="1"/>
+      <w:numFmt w:val="decimal"/>
+      <w:lvlText w:val="%8."/>
+      <w:lvlJc w:val="left"/>
+      <w:pPr>
+        <w:tabs>
+          <w:tab w:val="num" w:pos="5760"/>
+        </w:tabs>
+        <w:ind w:left="5760" w:hanging="360"/>
+      </w:pPr>
+    </w:lvl>
+    <w:lvl w:ilvl="8" w:tentative="1">
+      <w:start w:val="1"/>
+      <w:numFmt w:val="decimal"/>
+      <w:lvlText w:val="%9."/>
+      <w:lvlJc w:val="left"/>
+      <w:pPr>
+        <w:tabs>
+          <w:tab w:val="num" w:pos="6480"/>
+        </w:tabs>
+        <w:ind w:left="6480" w:hanging="360"/>
+      </w:pPr>
+    </w:lvl>
+  </w:abstractNum>
+  <w:abstractNum w:abstractNumId="4">
+    <w:nsid w:val="6BF30528"/>
+    <w:multiLevelType w:val="multilevel"/>
+    <w:tmpl w:val="10CA8592"/>
+    <w:lvl w:ilvl="0">
+      <w:start w:val="1"/>
+      <w:numFmt w:val="decimal"/>
+      <w:lvlText w:val="%1."/>
+      <w:lvlJc w:val="left"/>
+      <w:pPr>
+        <w:tabs>
+          <w:tab w:val="num" w:pos="720"/>
+        </w:tabs>
+        <w:ind w:left="720" w:hanging="360"/>
+      </w:pPr>
+    </w:lvl>
+    <w:lvl w:ilvl="1">
+      <w:start w:val="1"/>
+      <w:numFmt w:val="bullet"/>
+      <w:lvlText w:val="o"/>
+      <w:lvlJc w:val="left"/>
+      <w:pPr>
+        <w:tabs>
+          <w:tab w:val="num" w:pos="1440"/>
+        </w:tabs>
+        <w:ind w:left="1440" w:hanging="360"/>
+      </w:pPr>
+      <w:rPr>
+        <w:rFonts w:ascii="Courier New" w:hAnsi="Courier New" w:hint="default"/>
+        <w:sz w:val="20"/>
+      </w:rPr>
+    </w:lvl>
+    <w:lvl w:ilvl="2" w:tentative="1">
+      <w:start w:val="1"/>
+      <w:numFmt w:val="decimal"/>
+      <w:lvlText w:val="%3."/>
+      <w:lvlJc w:val="left"/>
+      <w:pPr>
+        <w:tabs>
+          <w:tab w:val="num" w:pos="2160"/>
+        </w:tabs>
+        <w:ind w:left="2160" w:hanging="360"/>
+      </w:pPr>
+    </w:lvl>
+    <w:lvl w:ilvl="3" w:tentative="1">
+      <w:start w:val="1"/>
+      <w:numFmt w:val="decimal"/>
+      <w:lvlText w:val="%4."/>
+      <w:lvlJc w:val="left"/>
+      <w:pPr>
+        <w:tabs>
+          <w:tab w:val="num" w:pos="2880"/>
+        </w:tabs>
+        <w:ind w:left="2880" w:hanging="360"/>
+      </w:pPr>
+    </w:lvl>
+    <w:lvl w:ilvl="4" w:tentative="1">
+      <w:start w:val="1"/>
+      <w:numFmt w:val="decimal"/>
+      <w:lvlText w:val="%5."/>
+      <w:lvlJc w:val="left"/>
+      <w:pPr>
+        <w:tabs>
+          <w:tab w:val="num" w:pos="3600"/>
+        </w:tabs>
+        <w:ind w:left="3600" w:hanging="360"/>
+      </w:pPr>
+    </w:lvl>
+    <w:lvl w:ilvl="5" w:tentative="1">
+      <w:start w:val="1"/>
+      <w:numFmt w:val="decimal"/>
+      <w:lvlText w:val="%6."/>
+      <w:lvlJc w:val="left"/>
+      <w:pPr>
+        <w:tabs>
+          <w:tab w:val="num" w:pos="4320"/>
+        </w:tabs>
+        <w:ind w:left="4320" w:hanging="360"/>
+      </w:pPr>
+    </w:lvl>
+    <w:lvl w:ilvl="6" w:tentative="1">
+      <w:start w:val="1"/>
+      <w:numFmt w:val="decimal"/>
+      <w:lvlText w:val="%7."/>
+      <w:lvlJc w:val="left"/>
+      <w:pPr>
+        <w:tabs>
+          <w:tab w:val="num" w:pos="5040"/>
+        </w:tabs>
+        <w:ind w:left="5040" w:hanging="360"/>
+      </w:pPr>
+    </w:lvl>
+    <w:lvl w:ilvl="7" w:tentative="1">
+      <w:start w:val="1"/>
+      <w:numFmt w:val="decimal"/>
+      <w:lvlText w:val="%8."/>
+      <w:lvlJc w:val="left"/>
+      <w:pPr>
+        <w:tabs>
+          <w:tab w:val="num" w:pos="5760"/>
+        </w:tabs>
+        <w:ind w:left="5760" w:hanging="360"/>
+      </w:pPr>
+    </w:lvl>
+    <w:lvl w:ilvl="8" w:tentative="1">
+      <w:start w:val="1"/>
+      <w:numFmt w:val="decimal"/>
+      <w:lvlText w:val="%9."/>
+      <w:lvlJc w:val="left"/>
+      <w:pPr>
+        <w:tabs>
+          <w:tab w:val="num" w:pos="6480"/>
+        </w:tabs>
+        <w:ind w:left="6480" w:hanging="360"/>
+      </w:pPr>
+    </w:lvl>
+  </w:abstractNum>
+  <w:num w:numId="1">
+    <w:abstractNumId w:val="2"/>
+  </w:num>
+  <w:num w:numId="2">
+    <w:abstractNumId w:val="4"/>
+  </w:num>
+  <w:num w:numId="3">
+    <w:abstractNumId w:val="0"/>
+  </w:num>
+  <w:num w:numId="4">
+    <w:abstractNumId w:val="3"/>
+  </w:num>
+  <w:num w:numId="5">
+    <w:abstractNumId w:val="1"/>
+  </w:num>
+</w:numbering>
 </file>
 
 <file path=word/styles.xml><?xml version="1.0" encoding="utf-8"?>
@@ -2712,6 +7165,98 @@
       <w:szCs w:val="24"/>
     </w:rPr>
   </w:style>
+  <w:style w:type="character" w:styleId="HTML">
+    <w:name w:val="HTML Code"/>
+    <w:basedOn w:val="a0"/>
+    <w:uiPriority w:val="99"/>
+    <w:semiHidden/>
+    <w:unhideWhenUsed/>
+    <w:rsid w:val="0059268A"/>
+    <w:rPr>
+      <w:rFonts w:ascii="細明體" w:eastAsia="細明體" w:hAnsi="細明體" w:cs="細明體"/>
+      <w:sz w:val="24"/>
+      <w:szCs w:val="24"/>
+    </w:rPr>
+  </w:style>
+  <w:style w:type="character" w:customStyle="1" w:styleId="inqyif">
+    <w:name w:val="inqyif"/>
+    <w:basedOn w:val="a0"/>
+    <w:rsid w:val="0059268A"/>
+  </w:style>
+  <w:style w:type="character" w:styleId="a3">
+    <w:name w:val="Strong"/>
+    <w:basedOn w:val="a0"/>
+    <w:uiPriority w:val="22"/>
+    <w:qFormat/>
+    <w:rsid w:val="0059268A"/>
+    <w:rPr>
+      <w:b/>
+      <w:bCs/>
+    </w:rPr>
+  </w:style>
+  <w:style w:type="paragraph" w:styleId="HTML0">
+    <w:name w:val="HTML Preformatted"/>
+    <w:basedOn w:val="a"/>
+    <w:link w:val="HTML1"/>
+    <w:uiPriority w:val="99"/>
+    <w:semiHidden/>
+    <w:unhideWhenUsed/>
+    <w:rsid w:val="0059268A"/>
+    <w:pPr>
+      <w:widowControl/>
+      <w:tabs>
+        <w:tab w:val="left" w:pos="916"/>
+        <w:tab w:val="left" w:pos="1832"/>
+        <w:tab w:val="left" w:pos="2748"/>
+        <w:tab w:val="left" w:pos="3664"/>
+        <w:tab w:val="left" w:pos="4580"/>
+        <w:tab w:val="left" w:pos="5496"/>
+        <w:tab w:val="left" w:pos="6412"/>
+        <w:tab w:val="left" w:pos="7328"/>
+        <w:tab w:val="left" w:pos="8244"/>
+        <w:tab w:val="left" w:pos="9160"/>
+        <w:tab w:val="left" w:pos="10076"/>
+        <w:tab w:val="left" w:pos="10992"/>
+        <w:tab w:val="left" w:pos="11908"/>
+        <w:tab w:val="left" w:pos="12824"/>
+        <w:tab w:val="left" w:pos="13740"/>
+        <w:tab w:val="left" w:pos="14656"/>
+      </w:tabs>
+    </w:pPr>
+    <w:rPr>
+      <w:rFonts w:ascii="細明體" w:eastAsia="細明體" w:hAnsi="細明體" w:cs="細明體"/>
+      <w:kern w:val="0"/>
+      <w:szCs w:val="24"/>
+    </w:rPr>
+  </w:style>
+  <w:style w:type="character" w:customStyle="1" w:styleId="HTML1">
+    <w:name w:val="HTML 預設格式 字元"/>
+    <w:basedOn w:val="a0"/>
+    <w:link w:val="HTML0"/>
+    <w:uiPriority w:val="99"/>
+    <w:semiHidden/>
+    <w:rsid w:val="0059268A"/>
+    <w:rPr>
+      <w:rFonts w:ascii="細明體" w:eastAsia="細明體" w:hAnsi="細明體" w:cs="細明體"/>
+      <w:kern w:val="0"/>
+      <w:szCs w:val="24"/>
+    </w:rPr>
+  </w:style>
+  <w:style w:type="character" w:customStyle="1" w:styleId="undefined">
+    <w:name w:val="undefined"/>
+    <w:basedOn w:val="a0"/>
+    <w:rsid w:val="0059268A"/>
+  </w:style>
+  <w:style w:type="character" w:customStyle="1" w:styleId="mexsqb">
+    <w:name w:val="mexsqb"/>
+    <w:basedOn w:val="a0"/>
+    <w:rsid w:val="0059268A"/>
+  </w:style>
+  <w:style w:type="character" w:customStyle="1" w:styleId="cltqqc">
+    <w:name w:val="cltqqc"/>
+    <w:basedOn w:val="a0"/>
+    <w:rsid w:val="0059268A"/>
+  </w:style>
 </w:styles>
 </file>
 
